--- a/Atividade4CrudMundo/MapMundo/Documentação de testes.docx
+++ b/Atividade4CrudMundo/MapMundo/Documentação de testes.docx
@@ -1,24 +1,22 @@
 
 <file path=word/document.xml><?xml version="1.0" encoding="utf-8"?>
-<w:document xmlns:wpc="http://schemas.microsoft.com/office/word/2010/wordprocessingCanvas" xmlns:mc="http://schemas.openxmlformats.org/markup-compatibility/2006" xmlns:o="urn:schemas-microsoft-com:office:office" xmlns:r="http://schemas.openxmlformats.org/officeDocument/2006/relationships" xmlns:m="http://schemas.openxmlformats.org/officeDocument/2006/math" xmlns:v="urn:schemas-microsoft-com:vml" xmlns:wp14="http://schemas.microsoft.com/office/word/2010/wordprocessingDrawing" xmlns:wp="http://schemas.openxmlformats.org/drawingml/2006/wordprocessingDrawing" xmlns:w10="urn:schemas-microsoft-com:office:word" xmlns:w="http://schemas.openxmlformats.org/wordprocessingml/2006/main" xmlns:w14="http://schemas.microsoft.com/office/word/2010/wordml" xmlns:w15="http://schemas.microsoft.com/office/word/2012/wordml" xmlns:wpg="http://schemas.microsoft.com/office/word/2010/wordprocessingGroup" xmlns:wpi="http://schemas.microsoft.com/office/word/2010/wordprocessingInk" xmlns:wne="http://schemas.microsoft.com/office/word/2006/wordml" xmlns:wps="http://schemas.microsoft.com/office/word/2010/wordprocessingShape" xmlns:w16se="http://schemas.microsoft.com/office/word/2015/wordml/symex" xmlns:w16cid="http://schemas.microsoft.com/office/word/2016/wordml/cid" xmlns:w16="http://schemas.microsoft.com/office/word/2018/wordml" xmlns:w16cex="http://schemas.microsoft.com/office/word/2018/wordml/cex" xmlns:w16sdtdh="http://schemas.microsoft.com/office/word/2020/wordml/sdtdatahash" xmlns:w16sdtfl="http://schemas.microsoft.com/office/word/2024/wordml/sdtformatlock" mc:Ignorable="w14 w15 wp14 w16se w16cid w16 w16cex w16sdtdh w16sdtfl">
+<w:document xmlns:wpc="http://schemas.microsoft.com/office/word/2010/wordprocessingCanvas" xmlns:cx="http://schemas.microsoft.com/office/drawing/2014/chartex" xmlns:cx1="http://schemas.microsoft.com/office/drawing/2015/9/8/chartex" xmlns:cx2="http://schemas.microsoft.com/office/drawing/2015/10/21/chartex" xmlns:cx3="http://schemas.microsoft.com/office/drawing/2016/5/9/chartex" xmlns:cx4="http://schemas.microsoft.com/office/drawing/2016/5/10/chartex" xmlns:cx5="http://schemas.microsoft.com/office/drawing/2016/5/11/chartex" xmlns:cx6="http://schemas.microsoft.com/office/drawing/2016/5/12/chartex" xmlns:cx7="http://schemas.microsoft.com/office/drawing/2016/5/13/chartex" xmlns:cx8="http://schemas.microsoft.com/office/drawing/2016/5/14/chartex" xmlns:mc="http://schemas.openxmlformats.org/markup-compatibility/2006" xmlns:aink="http://schemas.microsoft.com/office/drawing/2016/ink" xmlns:am3d="http://schemas.microsoft.com/office/drawing/2017/model3d" xmlns:o="urn:schemas-microsoft-com:office:office" xmlns:oel="http://schemas.microsoft.com/office/2019/extlst" xmlns:r="http://schemas.openxmlformats.org/officeDocument/2006/relationships" xmlns:m="http://schemas.openxmlformats.org/officeDocument/2006/math" xmlns:v="urn:schemas-microsoft-com:vml" xmlns:wp14="http://schemas.microsoft.com/office/word/2010/wordprocessingDrawing" xmlns:wp="http://schemas.openxmlformats.org/drawingml/2006/wordprocessingDrawing" xmlns:w10="urn:schemas-microsoft-com:office:word" xmlns:w="http://schemas.openxmlformats.org/wordprocessingml/2006/main" xmlns:w14="http://schemas.microsoft.com/office/word/2010/wordml" xmlns:w15="http://schemas.microsoft.com/office/word/2012/wordml" xmlns:w16cex="http://schemas.microsoft.com/office/word/2018/wordml/cex" xmlns:w16cid="http://schemas.microsoft.com/office/word/2016/wordml/cid" xmlns:w16="http://schemas.microsoft.com/office/word/2018/wordml" xmlns:w16du="http://schemas.microsoft.com/office/word/2023/wordml/word16du" xmlns:w16sdtdh="http://schemas.microsoft.com/office/word/2020/wordml/sdtdatahash" xmlns:w16sdtfl="http://schemas.microsoft.com/office/word/2024/wordml/sdtformatlock" xmlns:w16se="http://schemas.microsoft.com/office/word/2015/wordml/symex" xmlns:wpg="http://schemas.microsoft.com/office/word/2010/wordprocessingGroup" xmlns:wpi="http://schemas.microsoft.com/office/word/2010/wordprocessingInk" xmlns:wne="http://schemas.microsoft.com/office/word/2006/wordml" xmlns:wps="http://schemas.microsoft.com/office/word/2010/wordprocessingShape" mc:Ignorable="w14 w15 w16se w16cid w16 w16cex w16sdtdh w16sdtfl w16du wp14">
   <w:body>
     <w:tbl>
       <w:tblPr>
-        <w:tblStyle w:val="TableNormal"/>
-        <w:bidiVisual w:val="0"/>
         <w:tblW w:w="0" w:type="auto"/>
         <w:tblLook w:val="06A0" w:firstRow="1" w:lastRow="0" w:firstColumn="1" w:lastColumn="0" w:noHBand="1" w:noVBand="1"/>
       </w:tblPr>
       <w:tblGrid>
-        <w:gridCol w:w="1550"/>
-        <w:gridCol w:w="1550"/>
-        <w:gridCol w:w="1550"/>
-        <w:gridCol w:w="1550"/>
-        <w:gridCol w:w="1550"/>
-        <w:gridCol w:w="2460"/>
-        <w:gridCol w:w="1320"/>
-        <w:gridCol w:w="1320"/>
-        <w:gridCol w:w="1230"/>
+        <w:gridCol w:w="822"/>
+        <w:gridCol w:w="1433"/>
+        <w:gridCol w:w="1438"/>
+        <w:gridCol w:w="1515"/>
+        <w:gridCol w:w="1827"/>
+        <w:gridCol w:w="2209"/>
+        <w:gridCol w:w="1481"/>
+        <w:gridCol w:w="1741"/>
+        <w:gridCol w:w="1476"/>
       </w:tblGrid>
       <w:tr>
         <w:trPr>
@@ -28,10 +26,10 @@
           <w:tcPr>
             <w:tcW w:w="1550" w:type="dxa"/>
             <w:tcBorders>
-              <w:top w:val="single" w:color="C4C7C5" w:sz="6"/>
-              <w:left w:val="single" w:color="C4C7C5" w:sz="6"/>
-              <w:bottom w:val="single" w:color="C4C7C5" w:sz="6"/>
-              <w:right w:val="single" w:color="C4C7C5" w:sz="6"/>
+              <w:top w:val="single" w:sz="6" w:space="0" w:color="C4C7C5"/>
+              <w:left w:val="single" w:sz="6" w:space="0" w:color="C4C7C5"/>
+              <w:bottom w:val="single" w:sz="6" w:space="0" w:color="C4C7C5"/>
+              <w:right w:val="single" w:sz="6" w:space="0" w:color="C4C7C5"/>
             </w:tcBorders>
             <w:shd w:val="clear" w:color="auto" w:fill="EFEFEF"/>
             <w:tcMar>
@@ -44,19 +42,19 @@
           </w:tcPr>
           <w:p>
             <w:pPr>
-              <w:spacing w:before="0" w:beforeAutospacing="off" w:after="0" w:afterAutospacing="off"/>
-              <w:rPr>
-                <w:b w:val="1"/>
-                <w:bCs w:val="1"/>
-                <w:color w:val="1F1F1F"/>
-                <w:sz w:val="20"/>
-                <w:szCs w:val="20"/>
-              </w:rPr>
-            </w:pPr>
-            <w:r>
-              <w:rPr>
-                <w:b w:val="1"/>
-                <w:bCs w:val="1"/>
+              <w:spacing w:after="0"/>
+              <w:rPr>
+                <w:b/>
+                <w:bCs/>
+                <w:color w:val="1F1F1F"/>
+                <w:sz w:val="20"/>
+                <w:szCs w:val="20"/>
+              </w:rPr>
+            </w:pPr>
+            <w:r>
+              <w:rPr>
+                <w:b/>
+                <w:bCs/>
                 <w:color w:val="1F1F1F"/>
                 <w:sz w:val="20"/>
                 <w:szCs w:val="20"/>
@@ -69,10 +67,10 @@
           <w:tcPr>
             <w:tcW w:w="1550" w:type="dxa"/>
             <w:tcBorders>
-              <w:top w:val="single" w:color="C4C7C5" w:sz="6"/>
-              <w:left w:val="single" w:color="C4C7C5" w:sz="6"/>
-              <w:bottom w:val="single" w:color="C4C7C5" w:sz="6"/>
-              <w:right w:val="single" w:color="C4C7C5" w:sz="6"/>
+              <w:top w:val="single" w:sz="6" w:space="0" w:color="C4C7C5"/>
+              <w:left w:val="single" w:sz="6" w:space="0" w:color="C4C7C5"/>
+              <w:bottom w:val="single" w:sz="6" w:space="0" w:color="C4C7C5"/>
+              <w:right w:val="single" w:sz="6" w:space="0" w:color="C4C7C5"/>
             </w:tcBorders>
             <w:shd w:val="clear" w:color="auto" w:fill="EFEFEF"/>
             <w:tcMar>
@@ -85,19 +83,19 @@
           </w:tcPr>
           <w:p>
             <w:pPr>
-              <w:spacing w:before="0" w:beforeAutospacing="off" w:after="0" w:afterAutospacing="off"/>
-              <w:rPr>
-                <w:b w:val="1"/>
-                <w:bCs w:val="1"/>
-                <w:color w:val="1F1F1F"/>
-                <w:sz w:val="20"/>
-                <w:szCs w:val="20"/>
-              </w:rPr>
-            </w:pPr>
-            <w:r>
-              <w:rPr>
-                <w:b w:val="1"/>
-                <w:bCs w:val="1"/>
+              <w:spacing w:after="0"/>
+              <w:rPr>
+                <w:b/>
+                <w:bCs/>
+                <w:color w:val="1F1F1F"/>
+                <w:sz w:val="20"/>
+                <w:szCs w:val="20"/>
+              </w:rPr>
+            </w:pPr>
+            <w:r>
+              <w:rPr>
+                <w:b/>
+                <w:bCs/>
                 <w:color w:val="1F1F1F"/>
                 <w:sz w:val="20"/>
                 <w:szCs w:val="20"/>
@@ -110,10 +108,10 @@
           <w:tcPr>
             <w:tcW w:w="1550" w:type="dxa"/>
             <w:tcBorders>
-              <w:top w:val="single" w:color="C4C7C5" w:sz="6"/>
-              <w:left w:val="single" w:color="C4C7C5" w:sz="6"/>
-              <w:bottom w:val="single" w:color="C4C7C5" w:sz="6"/>
-              <w:right w:val="single" w:color="C4C7C5" w:sz="6"/>
+              <w:top w:val="single" w:sz="6" w:space="0" w:color="C4C7C5"/>
+              <w:left w:val="single" w:sz="6" w:space="0" w:color="C4C7C5"/>
+              <w:bottom w:val="single" w:sz="6" w:space="0" w:color="C4C7C5"/>
+              <w:right w:val="single" w:sz="6" w:space="0" w:color="C4C7C5"/>
             </w:tcBorders>
             <w:shd w:val="clear" w:color="auto" w:fill="EFEFEF"/>
             <w:tcMar>
@@ -126,19 +124,19 @@
           </w:tcPr>
           <w:p>
             <w:pPr>
-              <w:spacing w:before="0" w:beforeAutospacing="off" w:after="0" w:afterAutospacing="off"/>
-              <w:rPr>
-                <w:b w:val="1"/>
-                <w:bCs w:val="1"/>
-                <w:color w:val="1F1F1F"/>
-                <w:sz w:val="20"/>
-                <w:szCs w:val="20"/>
-              </w:rPr>
-            </w:pPr>
-            <w:r>
-              <w:rPr>
-                <w:b w:val="1"/>
-                <w:bCs w:val="1"/>
+              <w:spacing w:after="0"/>
+              <w:rPr>
+                <w:b/>
+                <w:bCs/>
+                <w:color w:val="1F1F1F"/>
+                <w:sz w:val="20"/>
+                <w:szCs w:val="20"/>
+              </w:rPr>
+            </w:pPr>
+            <w:r>
+              <w:rPr>
+                <w:b/>
+                <w:bCs/>
                 <w:color w:val="1F1F1F"/>
                 <w:sz w:val="20"/>
                 <w:szCs w:val="20"/>
@@ -151,10 +149,10 @@
           <w:tcPr>
             <w:tcW w:w="1550" w:type="dxa"/>
             <w:tcBorders>
-              <w:top w:val="single" w:color="C4C7C5" w:sz="6"/>
-              <w:left w:val="single" w:color="C4C7C5" w:sz="6"/>
-              <w:bottom w:val="single" w:color="C4C7C5" w:sz="6"/>
-              <w:right w:val="single" w:color="C4C7C5" w:sz="6"/>
+              <w:top w:val="single" w:sz="6" w:space="0" w:color="C4C7C5"/>
+              <w:left w:val="single" w:sz="6" w:space="0" w:color="C4C7C5"/>
+              <w:bottom w:val="single" w:sz="6" w:space="0" w:color="C4C7C5"/>
+              <w:right w:val="single" w:sz="6" w:space="0" w:color="C4C7C5"/>
             </w:tcBorders>
             <w:shd w:val="clear" w:color="auto" w:fill="EFEFEF"/>
             <w:tcMar>
@@ -167,19 +165,19 @@
           </w:tcPr>
           <w:p>
             <w:pPr>
-              <w:spacing w:before="0" w:beforeAutospacing="off" w:after="0" w:afterAutospacing="off"/>
-              <w:rPr>
-                <w:b w:val="1"/>
-                <w:bCs w:val="1"/>
-                <w:color w:val="1F1F1F"/>
-                <w:sz w:val="20"/>
-                <w:szCs w:val="20"/>
-              </w:rPr>
-            </w:pPr>
-            <w:r>
-              <w:rPr>
-                <w:b w:val="1"/>
-                <w:bCs w:val="1"/>
+              <w:spacing w:after="0"/>
+              <w:rPr>
+                <w:b/>
+                <w:bCs/>
+                <w:color w:val="1F1F1F"/>
+                <w:sz w:val="20"/>
+                <w:szCs w:val="20"/>
+              </w:rPr>
+            </w:pPr>
+            <w:r>
+              <w:rPr>
+                <w:b/>
+                <w:bCs/>
                 <w:color w:val="1F1F1F"/>
                 <w:sz w:val="20"/>
                 <w:szCs w:val="20"/>
@@ -192,10 +190,10 @@
           <w:tcPr>
             <w:tcW w:w="1550" w:type="dxa"/>
             <w:tcBorders>
-              <w:top w:val="single" w:color="C4C7C5" w:sz="6"/>
-              <w:left w:val="single" w:color="C4C7C5" w:sz="6"/>
-              <w:bottom w:val="single" w:color="C4C7C5" w:sz="6"/>
-              <w:right w:val="single" w:color="C4C7C5" w:sz="6"/>
+              <w:top w:val="single" w:sz="6" w:space="0" w:color="C4C7C5"/>
+              <w:left w:val="single" w:sz="6" w:space="0" w:color="C4C7C5"/>
+              <w:bottom w:val="single" w:sz="6" w:space="0" w:color="C4C7C5"/>
+              <w:right w:val="single" w:sz="6" w:space="0" w:color="C4C7C5"/>
             </w:tcBorders>
             <w:shd w:val="clear" w:color="auto" w:fill="EFEFEF"/>
             <w:tcMar>
@@ -208,19 +206,19 @@
           </w:tcPr>
           <w:p>
             <w:pPr>
-              <w:spacing w:before="0" w:beforeAutospacing="off" w:after="0" w:afterAutospacing="off"/>
-              <w:rPr>
-                <w:b w:val="1"/>
-                <w:bCs w:val="1"/>
-                <w:color w:val="1F1F1F"/>
-                <w:sz w:val="20"/>
-                <w:szCs w:val="20"/>
-              </w:rPr>
-            </w:pPr>
-            <w:r>
-              <w:rPr>
-                <w:b w:val="1"/>
-                <w:bCs w:val="1"/>
+              <w:spacing w:after="0"/>
+              <w:rPr>
+                <w:b/>
+                <w:bCs/>
+                <w:color w:val="1F1F1F"/>
+                <w:sz w:val="20"/>
+                <w:szCs w:val="20"/>
+              </w:rPr>
+            </w:pPr>
+            <w:r>
+              <w:rPr>
+                <w:b/>
+                <w:bCs/>
                 <w:color w:val="1F1F1F"/>
                 <w:sz w:val="20"/>
                 <w:szCs w:val="20"/>
@@ -233,10 +231,10 @@
           <w:tcPr>
             <w:tcW w:w="2460" w:type="dxa"/>
             <w:tcBorders>
-              <w:top w:val="single" w:color="C4C7C5" w:sz="6"/>
-              <w:left w:val="single" w:color="C4C7C5" w:sz="6"/>
-              <w:bottom w:val="single" w:color="C4C7C5" w:sz="6"/>
-              <w:right w:val="single" w:color="C4C7C5" w:sz="6"/>
+              <w:top w:val="single" w:sz="6" w:space="0" w:color="C4C7C5"/>
+              <w:left w:val="single" w:sz="6" w:space="0" w:color="C4C7C5"/>
+              <w:bottom w:val="single" w:sz="6" w:space="0" w:color="C4C7C5"/>
+              <w:right w:val="single" w:sz="6" w:space="0" w:color="C4C7C5"/>
             </w:tcBorders>
             <w:shd w:val="clear" w:color="auto" w:fill="EFEFEF"/>
             <w:tcMar>
@@ -249,19 +247,19 @@
           </w:tcPr>
           <w:p>
             <w:pPr>
-              <w:spacing w:before="0" w:beforeAutospacing="off" w:after="0" w:afterAutospacing="off"/>
-              <w:rPr>
-                <w:b w:val="1"/>
-                <w:bCs w:val="1"/>
-                <w:color w:val="1F1F1F"/>
-                <w:sz w:val="20"/>
-                <w:szCs w:val="20"/>
-              </w:rPr>
-            </w:pPr>
-            <w:r>
-              <w:rPr>
-                <w:b w:val="1"/>
-                <w:bCs w:val="1"/>
+              <w:spacing w:after="0"/>
+              <w:rPr>
+                <w:b/>
+                <w:bCs/>
+                <w:color w:val="1F1F1F"/>
+                <w:sz w:val="20"/>
+                <w:szCs w:val="20"/>
+              </w:rPr>
+            </w:pPr>
+            <w:r>
+              <w:rPr>
+                <w:b/>
+                <w:bCs/>
                 <w:color w:val="1F1F1F"/>
                 <w:sz w:val="20"/>
                 <w:szCs w:val="20"/>
@@ -274,10 +272,10 @@
           <w:tcPr>
             <w:tcW w:w="1320" w:type="dxa"/>
             <w:tcBorders>
-              <w:top w:val="single" w:color="C4C7C5" w:sz="6"/>
-              <w:left w:val="single" w:color="C4C7C5" w:sz="6"/>
-              <w:bottom w:val="single" w:color="C4C7C5" w:sz="6"/>
-              <w:right w:val="single" w:color="C4C7C5" w:sz="6"/>
+              <w:top w:val="single" w:sz="6" w:space="0" w:color="C4C7C5"/>
+              <w:left w:val="single" w:sz="6" w:space="0" w:color="C4C7C5"/>
+              <w:bottom w:val="single" w:sz="6" w:space="0" w:color="C4C7C5"/>
+              <w:right w:val="single" w:sz="6" w:space="0" w:color="C4C7C5"/>
             </w:tcBorders>
             <w:shd w:val="clear" w:color="auto" w:fill="EFEFEF"/>
             <w:tcMar>
@@ -290,19 +288,19 @@
           </w:tcPr>
           <w:p>
             <w:pPr>
-              <w:spacing w:before="0" w:beforeAutospacing="off" w:after="0" w:afterAutospacing="off"/>
-              <w:rPr>
-                <w:b w:val="1"/>
-                <w:bCs w:val="1"/>
-                <w:color w:val="1F1F1F"/>
-                <w:sz w:val="20"/>
-                <w:szCs w:val="20"/>
-              </w:rPr>
-            </w:pPr>
-            <w:r>
-              <w:rPr>
-                <w:b w:val="1"/>
-                <w:bCs w:val="1"/>
+              <w:spacing w:after="0"/>
+              <w:rPr>
+                <w:b/>
+                <w:bCs/>
+                <w:color w:val="1F1F1F"/>
+                <w:sz w:val="20"/>
+                <w:szCs w:val="20"/>
+              </w:rPr>
+            </w:pPr>
+            <w:r>
+              <w:rPr>
+                <w:b/>
+                <w:bCs/>
                 <w:color w:val="1F1F1F"/>
                 <w:sz w:val="20"/>
                 <w:szCs w:val="20"/>
@@ -315,10 +313,10 @@
           <w:tcPr>
             <w:tcW w:w="1320" w:type="dxa"/>
             <w:tcBorders>
-              <w:top w:val="single" w:color="C4C7C5" w:sz="6"/>
-              <w:left w:val="single" w:color="C4C7C5" w:sz="6"/>
-              <w:bottom w:val="single" w:color="C4C7C5" w:sz="6"/>
-              <w:right w:val="single" w:color="C4C7C5" w:sz="6"/>
+              <w:top w:val="single" w:sz="6" w:space="0" w:color="C4C7C5"/>
+              <w:left w:val="single" w:sz="6" w:space="0" w:color="C4C7C5"/>
+              <w:bottom w:val="single" w:sz="6" w:space="0" w:color="C4C7C5"/>
+              <w:right w:val="single" w:sz="6" w:space="0" w:color="C4C7C5"/>
             </w:tcBorders>
             <w:shd w:val="clear" w:color="auto" w:fill="EFEFEF"/>
             <w:tcMar>
@@ -331,19 +329,19 @@
           </w:tcPr>
           <w:p>
             <w:pPr>
-              <w:spacing w:before="0" w:beforeAutospacing="off" w:after="0" w:afterAutospacing="off"/>
-              <w:rPr>
-                <w:b w:val="1"/>
-                <w:bCs w:val="1"/>
-                <w:color w:val="1F1F1F"/>
-                <w:sz w:val="20"/>
-                <w:szCs w:val="20"/>
-              </w:rPr>
-            </w:pPr>
-            <w:r>
-              <w:rPr>
-                <w:b w:val="1"/>
-                <w:bCs w:val="1"/>
+              <w:spacing w:after="0"/>
+              <w:rPr>
+                <w:b/>
+                <w:bCs/>
+                <w:color w:val="1F1F1F"/>
+                <w:sz w:val="20"/>
+                <w:szCs w:val="20"/>
+              </w:rPr>
+            </w:pPr>
+            <w:r>
+              <w:rPr>
+                <w:b/>
+                <w:bCs/>
                 <w:color w:val="1F1F1F"/>
                 <w:sz w:val="20"/>
                 <w:szCs w:val="20"/>
@@ -356,10 +354,10 @@
           <w:tcPr>
             <w:tcW w:w="1230" w:type="dxa"/>
             <w:tcBorders>
-              <w:top w:val="single" w:color="C4C7C5" w:sz="6"/>
-              <w:left w:val="single" w:color="C4C7C5" w:sz="6"/>
-              <w:bottom w:val="single" w:color="C4C7C5" w:sz="6"/>
-              <w:right w:val="single" w:color="C4C7C5" w:sz="6"/>
+              <w:top w:val="single" w:sz="6" w:space="0" w:color="C4C7C5"/>
+              <w:left w:val="single" w:sz="6" w:space="0" w:color="C4C7C5"/>
+              <w:bottom w:val="single" w:sz="6" w:space="0" w:color="C4C7C5"/>
+              <w:right w:val="single" w:sz="6" w:space="0" w:color="C4C7C5"/>
             </w:tcBorders>
             <w:shd w:val="clear" w:color="auto" w:fill="EFEFEF"/>
             <w:tcMar>
@@ -372,19 +370,19 @@
           </w:tcPr>
           <w:p>
             <w:pPr>
-              <w:spacing w:before="0" w:beforeAutospacing="off" w:after="0" w:afterAutospacing="off"/>
-              <w:rPr>
-                <w:b w:val="1"/>
-                <w:bCs w:val="1"/>
-                <w:color w:val="1F1F1F"/>
-                <w:sz w:val="20"/>
-                <w:szCs w:val="20"/>
-              </w:rPr>
-            </w:pPr>
-            <w:r>
-              <w:rPr>
-                <w:b w:val="1"/>
-                <w:bCs w:val="1"/>
+              <w:spacing w:after="0"/>
+              <w:rPr>
+                <w:b/>
+                <w:bCs/>
+                <w:color w:val="1F1F1F"/>
+                <w:sz w:val="20"/>
+                <w:szCs w:val="20"/>
+              </w:rPr>
+            </w:pPr>
+            <w:r>
+              <w:rPr>
+                <w:b/>
+                <w:bCs/>
                 <w:color w:val="1F1F1F"/>
                 <w:sz w:val="20"/>
                 <w:szCs w:val="20"/>
@@ -402,34 +400,34 @@
           <w:tcPr>
             <w:tcW w:w="1550" w:type="dxa"/>
             <w:tcBorders>
-              <w:top w:val="single" w:color="C4C7C5" w:sz="6"/>
-              <w:left w:val="single" w:color="C4C7C5" w:sz="6"/>
-              <w:bottom w:val="single" w:color="C4C7C5" w:sz="6"/>
-              <w:right w:val="single" w:color="C4C7C5" w:sz="6"/>
-            </w:tcBorders>
-            <w:tcMar>
-              <w:top w:w="120" w:type="dxa"/>
-              <w:left w:w="180" w:type="dxa"/>
-              <w:bottom w:w="120" w:type="dxa"/>
-              <w:right w:w="180" w:type="dxa"/>
-            </w:tcMar>
-            <w:vAlign w:val="center"/>
-          </w:tcPr>
-          <w:p>
-            <w:pPr>
-              <w:spacing w:before="0" w:beforeAutospacing="off" w:after="0" w:afterAutospacing="off"/>
-              <w:rPr>
-                <w:b w:val="1"/>
-                <w:bCs w:val="1"/>
-                <w:color w:val="1F1F1F"/>
-                <w:sz w:val="20"/>
-                <w:szCs w:val="20"/>
-              </w:rPr>
-            </w:pPr>
-            <w:r>
-              <w:rPr>
-                <w:b w:val="1"/>
-                <w:bCs w:val="1"/>
+              <w:top w:val="single" w:sz="6" w:space="0" w:color="C4C7C5"/>
+              <w:left w:val="single" w:sz="6" w:space="0" w:color="C4C7C5"/>
+              <w:bottom w:val="single" w:sz="6" w:space="0" w:color="C4C7C5"/>
+              <w:right w:val="single" w:sz="6" w:space="0" w:color="C4C7C5"/>
+            </w:tcBorders>
+            <w:tcMar>
+              <w:top w:w="120" w:type="dxa"/>
+              <w:left w:w="180" w:type="dxa"/>
+              <w:bottom w:w="120" w:type="dxa"/>
+              <w:right w:w="180" w:type="dxa"/>
+            </w:tcMar>
+            <w:vAlign w:val="center"/>
+          </w:tcPr>
+          <w:p>
+            <w:pPr>
+              <w:spacing w:after="0"/>
+              <w:rPr>
+                <w:b/>
+                <w:bCs/>
+                <w:color w:val="1F1F1F"/>
+                <w:sz w:val="20"/>
+                <w:szCs w:val="20"/>
+              </w:rPr>
+            </w:pPr>
+            <w:r>
+              <w:rPr>
+                <w:b/>
+                <w:bCs/>
                 <w:color w:val="1F1F1F"/>
                 <w:sz w:val="20"/>
                 <w:szCs w:val="20"/>
@@ -442,22 +440,22 @@
           <w:tcPr>
             <w:tcW w:w="1550" w:type="dxa"/>
             <w:tcBorders>
-              <w:top w:val="single" w:color="C4C7C5" w:sz="6"/>
-              <w:left w:val="single" w:color="C4C7C5" w:sz="6"/>
-              <w:bottom w:val="single" w:color="C4C7C5" w:sz="6"/>
-              <w:right w:val="single" w:color="C4C7C5" w:sz="6"/>
-            </w:tcBorders>
-            <w:tcMar>
-              <w:top w:w="120" w:type="dxa"/>
-              <w:left w:w="180" w:type="dxa"/>
-              <w:bottom w:w="120" w:type="dxa"/>
-              <w:right w:w="180" w:type="dxa"/>
-            </w:tcMar>
-            <w:vAlign w:val="center"/>
-          </w:tcPr>
-          <w:p>
-            <w:pPr>
-              <w:spacing w:before="0" w:beforeAutospacing="off" w:after="0" w:afterAutospacing="off"/>
+              <w:top w:val="single" w:sz="6" w:space="0" w:color="C4C7C5"/>
+              <w:left w:val="single" w:sz="6" w:space="0" w:color="C4C7C5"/>
+              <w:bottom w:val="single" w:sz="6" w:space="0" w:color="C4C7C5"/>
+              <w:right w:val="single" w:sz="6" w:space="0" w:color="C4C7C5"/>
+            </w:tcBorders>
+            <w:tcMar>
+              <w:top w:w="120" w:type="dxa"/>
+              <w:left w:w="180" w:type="dxa"/>
+              <w:bottom w:w="120" w:type="dxa"/>
+              <w:right w:w="180" w:type="dxa"/>
+            </w:tcMar>
+            <w:vAlign w:val="center"/>
+          </w:tcPr>
+          <w:p>
+            <w:pPr>
+              <w:spacing w:after="0"/>
               <w:rPr>
                 <w:color w:val="1F1F1F"/>
                 <w:sz w:val="20"/>
@@ -478,22 +476,22 @@
           <w:tcPr>
             <w:tcW w:w="1550" w:type="dxa"/>
             <w:tcBorders>
-              <w:top w:val="single" w:color="C4C7C5" w:sz="6"/>
-              <w:left w:val="single" w:color="C4C7C5" w:sz="6"/>
-              <w:bottom w:val="single" w:color="C4C7C5" w:sz="6"/>
-              <w:right w:val="single" w:color="C4C7C5" w:sz="6"/>
-            </w:tcBorders>
-            <w:tcMar>
-              <w:top w:w="120" w:type="dxa"/>
-              <w:left w:w="180" w:type="dxa"/>
-              <w:bottom w:w="120" w:type="dxa"/>
-              <w:right w:w="180" w:type="dxa"/>
-            </w:tcMar>
-            <w:vAlign w:val="center"/>
-          </w:tcPr>
-          <w:p>
-            <w:pPr>
-              <w:spacing w:before="0" w:beforeAutospacing="off" w:after="0" w:afterAutospacing="off"/>
+              <w:top w:val="single" w:sz="6" w:space="0" w:color="C4C7C5"/>
+              <w:left w:val="single" w:sz="6" w:space="0" w:color="C4C7C5"/>
+              <w:bottom w:val="single" w:sz="6" w:space="0" w:color="C4C7C5"/>
+              <w:right w:val="single" w:sz="6" w:space="0" w:color="C4C7C5"/>
+            </w:tcBorders>
+            <w:tcMar>
+              <w:top w:w="120" w:type="dxa"/>
+              <w:left w:w="180" w:type="dxa"/>
+              <w:bottom w:w="120" w:type="dxa"/>
+              <w:right w:w="180" w:type="dxa"/>
+            </w:tcMar>
+            <w:vAlign w:val="center"/>
+          </w:tcPr>
+          <w:p>
+            <w:pPr>
+              <w:spacing w:after="0"/>
               <w:rPr>
                 <w:color w:val="1F1F1F"/>
                 <w:sz w:val="20"/>
@@ -514,22 +512,22 @@
           <w:tcPr>
             <w:tcW w:w="1550" w:type="dxa"/>
             <w:tcBorders>
-              <w:top w:val="single" w:color="C4C7C5" w:sz="6"/>
-              <w:left w:val="single" w:color="C4C7C5" w:sz="6"/>
-              <w:bottom w:val="single" w:color="C4C7C5" w:sz="6"/>
-              <w:right w:val="single" w:color="C4C7C5" w:sz="6"/>
-            </w:tcBorders>
-            <w:tcMar>
-              <w:top w:w="120" w:type="dxa"/>
-              <w:left w:w="180" w:type="dxa"/>
-              <w:bottom w:w="120" w:type="dxa"/>
-              <w:right w:w="180" w:type="dxa"/>
-            </w:tcMar>
-            <w:vAlign w:val="center"/>
-          </w:tcPr>
-          <w:p>
-            <w:pPr>
-              <w:spacing w:before="0" w:beforeAutospacing="off" w:after="0" w:afterAutospacing="off"/>
+              <w:top w:val="single" w:sz="6" w:space="0" w:color="C4C7C5"/>
+              <w:left w:val="single" w:sz="6" w:space="0" w:color="C4C7C5"/>
+              <w:bottom w:val="single" w:sz="6" w:space="0" w:color="C4C7C5"/>
+              <w:right w:val="single" w:sz="6" w:space="0" w:color="C4C7C5"/>
+            </w:tcBorders>
+            <w:tcMar>
+              <w:top w:w="120" w:type="dxa"/>
+              <w:left w:w="180" w:type="dxa"/>
+              <w:bottom w:w="120" w:type="dxa"/>
+              <w:right w:w="180" w:type="dxa"/>
+            </w:tcMar>
+            <w:vAlign w:val="center"/>
+          </w:tcPr>
+          <w:p>
+            <w:pPr>
+              <w:spacing w:after="0"/>
               <w:rPr>
                 <w:color w:val="1F1F1F"/>
                 <w:sz w:val="20"/>
@@ -550,22 +548,22 @@
           <w:tcPr>
             <w:tcW w:w="1550" w:type="dxa"/>
             <w:tcBorders>
-              <w:top w:val="single" w:color="C4C7C5" w:sz="6"/>
-              <w:left w:val="single" w:color="C4C7C5" w:sz="6"/>
-              <w:bottom w:val="single" w:color="C4C7C5" w:sz="6"/>
-              <w:right w:val="single" w:color="C4C7C5" w:sz="6"/>
-            </w:tcBorders>
-            <w:tcMar>
-              <w:top w:w="120" w:type="dxa"/>
-              <w:left w:w="180" w:type="dxa"/>
-              <w:bottom w:w="120" w:type="dxa"/>
-              <w:right w:w="180" w:type="dxa"/>
-            </w:tcMar>
-            <w:vAlign w:val="center"/>
-          </w:tcPr>
-          <w:p>
-            <w:pPr>
-              <w:spacing w:before="0" w:beforeAutospacing="off" w:after="0" w:afterAutospacing="off"/>
+              <w:top w:val="single" w:sz="6" w:space="0" w:color="C4C7C5"/>
+              <w:left w:val="single" w:sz="6" w:space="0" w:color="C4C7C5"/>
+              <w:bottom w:val="single" w:sz="6" w:space="0" w:color="C4C7C5"/>
+              <w:right w:val="single" w:sz="6" w:space="0" w:color="C4C7C5"/>
+            </w:tcBorders>
+            <w:tcMar>
+              <w:top w:w="120" w:type="dxa"/>
+              <w:left w:w="180" w:type="dxa"/>
+              <w:bottom w:w="120" w:type="dxa"/>
+              <w:right w:w="180" w:type="dxa"/>
+            </w:tcMar>
+            <w:vAlign w:val="center"/>
+          </w:tcPr>
+          <w:p>
+            <w:pPr>
+              <w:spacing w:after="0"/>
               <w:rPr>
                 <w:color w:val="1F1F1F"/>
                 <w:sz w:val="20"/>
@@ -583,7 +581,7 @@
           </w:p>
           <w:p>
             <w:pPr>
-              <w:spacing w:before="0" w:beforeAutospacing="off" w:after="0" w:afterAutospacing="off"/>
+              <w:spacing w:after="0"/>
               <w:rPr>
                 <w:color w:val="1F1F1F"/>
                 <w:sz w:val="20"/>
@@ -601,7 +599,7 @@
           </w:p>
           <w:p>
             <w:pPr>
-              <w:spacing w:before="0" w:beforeAutospacing="off" w:after="0" w:afterAutospacing="off"/>
+              <w:spacing w:after="0"/>
               <w:rPr>
                 <w:color w:val="1F1F1F"/>
                 <w:sz w:val="20"/>
@@ -622,22 +620,22 @@
           <w:tcPr>
             <w:tcW w:w="2460" w:type="dxa"/>
             <w:tcBorders>
-              <w:top w:val="single" w:color="C4C7C5" w:sz="6"/>
-              <w:left w:val="single" w:color="C4C7C5" w:sz="6"/>
-              <w:bottom w:val="single" w:color="C4C7C5" w:sz="6"/>
-              <w:right w:val="single" w:color="C4C7C5" w:sz="6"/>
-            </w:tcBorders>
-            <w:tcMar>
-              <w:top w:w="120" w:type="dxa"/>
-              <w:left w:w="180" w:type="dxa"/>
-              <w:bottom w:w="120" w:type="dxa"/>
-              <w:right w:w="180" w:type="dxa"/>
-            </w:tcMar>
-            <w:vAlign w:val="center"/>
-          </w:tcPr>
-          <w:p>
-            <w:pPr>
-              <w:spacing w:before="0" w:beforeAutospacing="off" w:after="0" w:afterAutospacing="off"/>
+              <w:top w:val="single" w:sz="6" w:space="0" w:color="C4C7C5"/>
+              <w:left w:val="single" w:sz="6" w:space="0" w:color="C4C7C5"/>
+              <w:bottom w:val="single" w:sz="6" w:space="0" w:color="C4C7C5"/>
+              <w:right w:val="single" w:sz="6" w:space="0" w:color="C4C7C5"/>
+            </w:tcBorders>
+            <w:tcMar>
+              <w:top w:w="120" w:type="dxa"/>
+              <w:left w:w="180" w:type="dxa"/>
+              <w:bottom w:w="120" w:type="dxa"/>
+              <w:right w:w="180" w:type="dxa"/>
+            </w:tcMar>
+            <w:vAlign w:val="center"/>
+          </w:tcPr>
+          <w:p>
+            <w:pPr>
+              <w:spacing w:after="0"/>
               <w:rPr>
                 <w:color w:val="1F1F1F"/>
                 <w:sz w:val="20"/>
@@ -658,45 +656,66 @@
           <w:tcPr>
             <w:tcW w:w="1320" w:type="dxa"/>
             <w:tcBorders>
-              <w:top w:val="single" w:color="C4C7C5" w:sz="6"/>
-              <w:left w:val="single" w:color="C4C7C5" w:sz="6"/>
-              <w:bottom w:val="single" w:color="C4C7C5" w:sz="6"/>
-              <w:right w:val="single" w:color="C4C7C5" w:sz="6"/>
-            </w:tcBorders>
-            <w:tcMar>
-              <w:top w:w="120" w:type="dxa"/>
-              <w:left w:w="180" w:type="dxa"/>
-              <w:bottom w:w="120" w:type="dxa"/>
-              <w:right w:w="180" w:type="dxa"/>
-            </w:tcMar>
-            <w:vAlign w:val="center"/>
-          </w:tcPr>
-          <w:p>
-            <w:pPr>
-              <w:rPr>
-                <w:sz w:val="20"/>
-                <w:szCs w:val="20"/>
-              </w:rPr>
-            </w:pPr>
+              <w:top w:val="single" w:sz="6" w:space="0" w:color="C4C7C5"/>
+              <w:left w:val="single" w:sz="6" w:space="0" w:color="C4C7C5"/>
+              <w:bottom w:val="single" w:sz="6" w:space="0" w:color="C4C7C5"/>
+              <w:right w:val="single" w:sz="6" w:space="0" w:color="C4C7C5"/>
+            </w:tcBorders>
+            <w:tcMar>
+              <w:top w:w="120" w:type="dxa"/>
+              <w:left w:w="180" w:type="dxa"/>
+              <w:bottom w:w="120" w:type="dxa"/>
+              <w:right w:w="180" w:type="dxa"/>
+            </w:tcMar>
+            <w:vAlign w:val="center"/>
+          </w:tcPr>
+          <w:p>
+            <w:pPr>
+              <w:rPr>
+                <w:sz w:val="20"/>
+                <w:szCs w:val="20"/>
+              </w:rPr>
+            </w:pPr>
+            <w:r>
+              <w:rPr>
+                <w:sz w:val="20"/>
+                <w:szCs w:val="20"/>
+              </w:rPr>
+              <w:t>Usuário cadastrado e redirecionado para tela principal</w:t>
+            </w:r>
           </w:p>
         </w:tc>
         <w:tc>
           <w:tcPr>
             <w:tcW w:w="1320" w:type="dxa"/>
             <w:tcBorders>
-              <w:top w:val="single" w:color="C4C7C5" w:sz="6"/>
-              <w:left w:val="single" w:color="C4C7C5" w:sz="6"/>
-              <w:bottom w:val="single" w:color="C4C7C5" w:sz="6"/>
-              <w:right w:val="single" w:color="C4C7C5" w:sz="6"/>
-            </w:tcBorders>
-            <w:tcMar>
-              <w:top w:w="120" w:type="dxa"/>
-              <w:left w:w="180" w:type="dxa"/>
-              <w:bottom w:w="120" w:type="dxa"/>
-              <w:right w:w="180" w:type="dxa"/>
-            </w:tcMar>
-            <w:vAlign w:val="center"/>
-          </w:tcPr>
+              <w:top w:val="single" w:sz="6" w:space="0" w:color="C4C7C5"/>
+              <w:left w:val="single" w:sz="6" w:space="0" w:color="C4C7C5"/>
+              <w:bottom w:val="single" w:sz="6" w:space="0" w:color="C4C7C5"/>
+              <w:right w:val="single" w:sz="6" w:space="0" w:color="C4C7C5"/>
+            </w:tcBorders>
+            <w:tcMar>
+              <w:top w:w="120" w:type="dxa"/>
+              <w:left w:w="180" w:type="dxa"/>
+              <w:bottom w:w="120" w:type="dxa"/>
+              <w:right w:w="180" w:type="dxa"/>
+            </w:tcMar>
+            <w:vAlign w:val="center"/>
+          </w:tcPr>
+          <w:p>
+            <w:pPr>
+              <w:pStyle w:val="NormalWeb"/>
+            </w:pPr>
+            <w:r>
+              <w:rPr>
+                <w:rFonts w:ascii="Calibri" w:hAnsi="Calibri" w:cs="Calibri"/>
+                <w:color w:val="000000"/>
+                <w:sz w:val="22"/>
+                <w:szCs w:val="22"/>
+              </w:rPr>
+              <w:t>Passou</w:t>
+            </w:r>
+          </w:p>
           <w:p>
             <w:pPr>
               <w:rPr>
@@ -710,26 +729,62 @@
           <w:tcPr>
             <w:tcW w:w="1230" w:type="dxa"/>
             <w:tcBorders>
-              <w:top w:val="single" w:color="C4C7C5" w:sz="6"/>
-              <w:left w:val="single" w:color="C4C7C5" w:sz="6"/>
-              <w:bottom w:val="single" w:color="C4C7C5" w:sz="6"/>
-              <w:right w:val="single" w:color="C4C7C5" w:sz="6"/>
-            </w:tcBorders>
-            <w:tcMar>
-              <w:top w:w="120" w:type="dxa"/>
-              <w:left w:w="180" w:type="dxa"/>
-              <w:bottom w:w="120" w:type="dxa"/>
-              <w:right w:w="180" w:type="dxa"/>
-            </w:tcMar>
-            <w:vAlign w:val="center"/>
-          </w:tcPr>
-          <w:p>
-            <w:pPr>
-              <w:rPr>
-                <w:sz w:val="20"/>
-                <w:szCs w:val="20"/>
-              </w:rPr>
-            </w:pPr>
+              <w:top w:val="single" w:sz="6" w:space="0" w:color="C4C7C5"/>
+              <w:left w:val="single" w:sz="6" w:space="0" w:color="C4C7C5"/>
+              <w:bottom w:val="single" w:sz="6" w:space="0" w:color="C4C7C5"/>
+              <w:right w:val="single" w:sz="6" w:space="0" w:color="C4C7C5"/>
+            </w:tcBorders>
+            <w:tcMar>
+              <w:top w:w="120" w:type="dxa"/>
+              <w:left w:w="180" w:type="dxa"/>
+              <w:bottom w:w="120" w:type="dxa"/>
+              <w:right w:w="180" w:type="dxa"/>
+            </w:tcMar>
+            <w:vAlign w:val="center"/>
+          </w:tcPr>
+          <w:p>
+            <w:pPr>
+              <w:rPr>
+                <w:sz w:val="20"/>
+                <w:szCs w:val="20"/>
+              </w:rPr>
+            </w:pPr>
+            <w:r>
+              <w:rPr>
+                <w:sz w:val="20"/>
+                <w:szCs w:val="20"/>
+              </w:rPr>
+              <w:t xml:space="preserve">Realizado por: </w:t>
+            </w:r>
+            <w:r>
+              <w:rPr>
+                <w:sz w:val="20"/>
+                <w:szCs w:val="20"/>
+              </w:rPr>
+              <w:t>Taylor Henrique</w:t>
+            </w:r>
+            <w:r>
+              <w:rPr>
+                <w:sz w:val="20"/>
+                <w:szCs w:val="20"/>
+              </w:rPr>
+              <w:br/>
+              <w:t>Data: 09/0</w:t>
+            </w:r>
+            <w:r>
+              <w:rPr>
+                <w:sz w:val="20"/>
+                <w:szCs w:val="20"/>
+              </w:rPr>
+              <w:t>6</w:t>
+            </w:r>
+            <w:r>
+              <w:rPr>
+                <w:sz w:val="20"/>
+                <w:szCs w:val="20"/>
+              </w:rPr>
+              <w:t>/2026</w:t>
+            </w:r>
           </w:p>
         </w:tc>
       </w:tr>
@@ -741,34 +796,34 @@
           <w:tcPr>
             <w:tcW w:w="1550" w:type="dxa"/>
             <w:tcBorders>
-              <w:top w:val="single" w:color="C4C7C5" w:sz="6"/>
-              <w:left w:val="single" w:color="C4C7C5" w:sz="6"/>
-              <w:bottom w:val="single" w:color="C4C7C5" w:sz="6"/>
-              <w:right w:val="single" w:color="C4C7C5" w:sz="6"/>
-            </w:tcBorders>
-            <w:tcMar>
-              <w:top w:w="120" w:type="dxa"/>
-              <w:left w:w="180" w:type="dxa"/>
-              <w:bottom w:w="120" w:type="dxa"/>
-              <w:right w:w="180" w:type="dxa"/>
-            </w:tcMar>
-            <w:vAlign w:val="center"/>
-          </w:tcPr>
-          <w:p>
-            <w:pPr>
-              <w:spacing w:before="0" w:beforeAutospacing="off" w:after="0" w:afterAutospacing="off"/>
-              <w:rPr>
-                <w:b w:val="1"/>
-                <w:bCs w:val="1"/>
-                <w:color w:val="1F1F1F"/>
-                <w:sz w:val="20"/>
-                <w:szCs w:val="20"/>
-              </w:rPr>
-            </w:pPr>
-            <w:r>
-              <w:rPr>
-                <w:b w:val="1"/>
-                <w:bCs w:val="1"/>
+              <w:top w:val="single" w:sz="6" w:space="0" w:color="C4C7C5"/>
+              <w:left w:val="single" w:sz="6" w:space="0" w:color="C4C7C5"/>
+              <w:bottom w:val="single" w:sz="6" w:space="0" w:color="C4C7C5"/>
+              <w:right w:val="single" w:sz="6" w:space="0" w:color="C4C7C5"/>
+            </w:tcBorders>
+            <w:tcMar>
+              <w:top w:w="120" w:type="dxa"/>
+              <w:left w:w="180" w:type="dxa"/>
+              <w:bottom w:w="120" w:type="dxa"/>
+              <w:right w:w="180" w:type="dxa"/>
+            </w:tcMar>
+            <w:vAlign w:val="center"/>
+          </w:tcPr>
+          <w:p>
+            <w:pPr>
+              <w:spacing w:after="0"/>
+              <w:rPr>
+                <w:b/>
+                <w:bCs/>
+                <w:color w:val="1F1F1F"/>
+                <w:sz w:val="20"/>
+                <w:szCs w:val="20"/>
+              </w:rPr>
+            </w:pPr>
+            <w:r>
+              <w:rPr>
+                <w:b/>
+                <w:bCs/>
                 <w:color w:val="1F1F1F"/>
                 <w:sz w:val="20"/>
                 <w:szCs w:val="20"/>
@@ -781,22 +836,22 @@
           <w:tcPr>
             <w:tcW w:w="1550" w:type="dxa"/>
             <w:tcBorders>
-              <w:top w:val="single" w:color="C4C7C5" w:sz="6"/>
-              <w:left w:val="single" w:color="C4C7C5" w:sz="6"/>
-              <w:bottom w:val="single" w:color="C4C7C5" w:sz="6"/>
-              <w:right w:val="single" w:color="C4C7C5" w:sz="6"/>
-            </w:tcBorders>
-            <w:tcMar>
-              <w:top w:w="120" w:type="dxa"/>
-              <w:left w:w="180" w:type="dxa"/>
-              <w:bottom w:w="120" w:type="dxa"/>
-              <w:right w:w="180" w:type="dxa"/>
-            </w:tcMar>
-            <w:vAlign w:val="center"/>
-          </w:tcPr>
-          <w:p>
-            <w:pPr>
-              <w:spacing w:before="0" w:beforeAutospacing="off" w:after="0" w:afterAutospacing="off"/>
+              <w:top w:val="single" w:sz="6" w:space="0" w:color="C4C7C5"/>
+              <w:left w:val="single" w:sz="6" w:space="0" w:color="C4C7C5"/>
+              <w:bottom w:val="single" w:sz="6" w:space="0" w:color="C4C7C5"/>
+              <w:right w:val="single" w:sz="6" w:space="0" w:color="C4C7C5"/>
+            </w:tcBorders>
+            <w:tcMar>
+              <w:top w:w="120" w:type="dxa"/>
+              <w:left w:w="180" w:type="dxa"/>
+              <w:bottom w:w="120" w:type="dxa"/>
+              <w:right w:w="180" w:type="dxa"/>
+            </w:tcMar>
+            <w:vAlign w:val="center"/>
+          </w:tcPr>
+          <w:p>
+            <w:pPr>
+              <w:spacing w:after="0"/>
               <w:rPr>
                 <w:color w:val="1F1F1F"/>
                 <w:sz w:val="20"/>
@@ -817,22 +872,22 @@
           <w:tcPr>
             <w:tcW w:w="1550" w:type="dxa"/>
             <w:tcBorders>
-              <w:top w:val="single" w:color="C4C7C5" w:sz="6"/>
-              <w:left w:val="single" w:color="C4C7C5" w:sz="6"/>
-              <w:bottom w:val="single" w:color="C4C7C5" w:sz="6"/>
-              <w:right w:val="single" w:color="C4C7C5" w:sz="6"/>
-            </w:tcBorders>
-            <w:tcMar>
-              <w:top w:w="120" w:type="dxa"/>
-              <w:left w:w="180" w:type="dxa"/>
-              <w:bottom w:w="120" w:type="dxa"/>
-              <w:right w:w="180" w:type="dxa"/>
-            </w:tcMar>
-            <w:vAlign w:val="center"/>
-          </w:tcPr>
-          <w:p>
-            <w:pPr>
-              <w:spacing w:before="0" w:beforeAutospacing="off" w:after="0" w:afterAutospacing="off"/>
+              <w:top w:val="single" w:sz="6" w:space="0" w:color="C4C7C5"/>
+              <w:left w:val="single" w:sz="6" w:space="0" w:color="C4C7C5"/>
+              <w:bottom w:val="single" w:sz="6" w:space="0" w:color="C4C7C5"/>
+              <w:right w:val="single" w:sz="6" w:space="0" w:color="C4C7C5"/>
+            </w:tcBorders>
+            <w:tcMar>
+              <w:top w:w="120" w:type="dxa"/>
+              <w:left w:w="180" w:type="dxa"/>
+              <w:bottom w:w="120" w:type="dxa"/>
+              <w:right w:w="180" w:type="dxa"/>
+            </w:tcMar>
+            <w:vAlign w:val="center"/>
+          </w:tcPr>
+          <w:p>
+            <w:pPr>
+              <w:spacing w:after="0"/>
               <w:rPr>
                 <w:color w:val="1F1F1F"/>
                 <w:sz w:val="20"/>
@@ -853,22 +908,22 @@
           <w:tcPr>
             <w:tcW w:w="1550" w:type="dxa"/>
             <w:tcBorders>
-              <w:top w:val="single" w:color="C4C7C5" w:sz="6"/>
-              <w:left w:val="single" w:color="C4C7C5" w:sz="6"/>
-              <w:bottom w:val="single" w:color="C4C7C5" w:sz="6"/>
-              <w:right w:val="single" w:color="C4C7C5" w:sz="6"/>
-            </w:tcBorders>
-            <w:tcMar>
-              <w:top w:w="120" w:type="dxa"/>
-              <w:left w:w="180" w:type="dxa"/>
-              <w:bottom w:w="120" w:type="dxa"/>
-              <w:right w:w="180" w:type="dxa"/>
-            </w:tcMar>
-            <w:vAlign w:val="center"/>
-          </w:tcPr>
-          <w:p>
-            <w:pPr>
-              <w:spacing w:before="0" w:beforeAutospacing="off" w:after="0" w:afterAutospacing="off"/>
+              <w:top w:val="single" w:sz="6" w:space="0" w:color="C4C7C5"/>
+              <w:left w:val="single" w:sz="6" w:space="0" w:color="C4C7C5"/>
+              <w:bottom w:val="single" w:sz="6" w:space="0" w:color="C4C7C5"/>
+              <w:right w:val="single" w:sz="6" w:space="0" w:color="C4C7C5"/>
+            </w:tcBorders>
+            <w:tcMar>
+              <w:top w:w="120" w:type="dxa"/>
+              <w:left w:w="180" w:type="dxa"/>
+              <w:bottom w:w="120" w:type="dxa"/>
+              <w:right w:w="180" w:type="dxa"/>
+            </w:tcMar>
+            <w:vAlign w:val="center"/>
+          </w:tcPr>
+          <w:p>
+            <w:pPr>
+              <w:spacing w:after="0"/>
               <w:rPr>
                 <w:color w:val="1F1F1F"/>
                 <w:sz w:val="20"/>
@@ -889,22 +944,22 @@
           <w:tcPr>
             <w:tcW w:w="1550" w:type="dxa"/>
             <w:tcBorders>
-              <w:top w:val="single" w:color="C4C7C5" w:sz="6"/>
-              <w:left w:val="single" w:color="C4C7C5" w:sz="6"/>
-              <w:bottom w:val="single" w:color="C4C7C5" w:sz="6"/>
-              <w:right w:val="single" w:color="C4C7C5" w:sz="6"/>
-            </w:tcBorders>
-            <w:tcMar>
-              <w:top w:w="120" w:type="dxa"/>
-              <w:left w:w="180" w:type="dxa"/>
-              <w:bottom w:w="120" w:type="dxa"/>
-              <w:right w:w="180" w:type="dxa"/>
-            </w:tcMar>
-            <w:vAlign w:val="center"/>
-          </w:tcPr>
-          <w:p>
-            <w:pPr>
-              <w:spacing w:before="0" w:beforeAutospacing="off" w:after="0" w:afterAutospacing="off"/>
+              <w:top w:val="single" w:sz="6" w:space="0" w:color="C4C7C5"/>
+              <w:left w:val="single" w:sz="6" w:space="0" w:color="C4C7C5"/>
+              <w:bottom w:val="single" w:sz="6" w:space="0" w:color="C4C7C5"/>
+              <w:right w:val="single" w:sz="6" w:space="0" w:color="C4C7C5"/>
+            </w:tcBorders>
+            <w:tcMar>
+              <w:top w:w="120" w:type="dxa"/>
+              <w:left w:w="180" w:type="dxa"/>
+              <w:bottom w:w="120" w:type="dxa"/>
+              <w:right w:w="180" w:type="dxa"/>
+            </w:tcMar>
+            <w:vAlign w:val="center"/>
+          </w:tcPr>
+          <w:p>
+            <w:pPr>
+              <w:spacing w:after="0"/>
               <w:rPr>
                 <w:color w:val="1F1F1F"/>
                 <w:sz w:val="20"/>
@@ -922,7 +977,7 @@
           </w:p>
           <w:p>
             <w:pPr>
-              <w:spacing w:before="0" w:beforeAutospacing="off" w:after="0" w:afterAutospacing="off"/>
+              <w:spacing w:after="0"/>
               <w:rPr>
                 <w:color w:val="1F1F1F"/>
                 <w:sz w:val="20"/>
@@ -940,7 +995,7 @@
           </w:p>
           <w:p>
             <w:pPr>
-              <w:spacing w:before="0" w:beforeAutospacing="off" w:after="0" w:afterAutospacing="off"/>
+              <w:spacing w:after="0"/>
               <w:rPr>
                 <w:color w:val="1F1F1F"/>
                 <w:sz w:val="20"/>
@@ -958,7 +1013,7 @@
           </w:p>
           <w:p>
             <w:pPr>
-              <w:spacing w:before="0" w:beforeAutospacing="off" w:after="0" w:afterAutospacing="off"/>
+              <w:spacing w:after="0"/>
               <w:rPr>
                 <w:color w:val="1F1F1F"/>
                 <w:sz w:val="20"/>
@@ -979,35 +1034,53 @@
           <w:tcPr>
             <w:tcW w:w="2460" w:type="dxa"/>
             <w:tcBorders>
-              <w:top w:val="single" w:color="C4C7C5" w:sz="6"/>
-              <w:left w:val="single" w:color="C4C7C5" w:sz="6"/>
-              <w:bottom w:val="single" w:color="C4C7C5" w:sz="6"/>
-              <w:right w:val="single" w:color="C4C7C5" w:sz="6"/>
-            </w:tcBorders>
-            <w:tcMar>
-              <w:top w:w="120" w:type="dxa"/>
-              <w:left w:w="180" w:type="dxa"/>
-              <w:bottom w:w="120" w:type="dxa"/>
-              <w:right w:w="180" w:type="dxa"/>
-            </w:tcMar>
-            <w:vAlign w:val="center"/>
-          </w:tcPr>
-          <w:p>
-            <w:pPr>
-              <w:spacing w:before="0" w:beforeAutospacing="off" w:after="0" w:afterAutospacing="off"/>
-              <w:rPr>
-                <w:color w:val="1F1F1F"/>
-                <w:sz w:val="20"/>
-                <w:szCs w:val="20"/>
-              </w:rPr>
-            </w:pPr>
-            <w:r>
-              <w:rPr>
-                <w:color w:val="1F1F1F"/>
-                <w:sz w:val="20"/>
-                <w:szCs w:val="20"/>
-              </w:rPr>
-              <w:t xml:space="preserve">Continente persistido no PostgreSQL , gerando ID automático e exibido na listagem. </w:t>
+              <w:top w:val="single" w:sz="6" w:space="0" w:color="C4C7C5"/>
+              <w:left w:val="single" w:sz="6" w:space="0" w:color="C4C7C5"/>
+              <w:bottom w:val="single" w:sz="6" w:space="0" w:color="C4C7C5"/>
+              <w:right w:val="single" w:sz="6" w:space="0" w:color="C4C7C5"/>
+            </w:tcBorders>
+            <w:tcMar>
+              <w:top w:w="120" w:type="dxa"/>
+              <w:left w:w="180" w:type="dxa"/>
+              <w:bottom w:w="120" w:type="dxa"/>
+              <w:right w:w="180" w:type="dxa"/>
+            </w:tcMar>
+            <w:vAlign w:val="center"/>
+          </w:tcPr>
+          <w:p>
+            <w:pPr>
+              <w:spacing w:after="0"/>
+              <w:rPr>
+                <w:color w:val="1F1F1F"/>
+                <w:sz w:val="20"/>
+                <w:szCs w:val="20"/>
+              </w:rPr>
+            </w:pPr>
+            <w:r>
+              <w:rPr>
+                <w:color w:val="1F1F1F"/>
+                <w:sz w:val="20"/>
+                <w:szCs w:val="20"/>
+              </w:rPr>
+              <w:t xml:space="preserve">Continente persistido no </w:t>
+            </w:r>
+            <w:proofErr w:type="gramStart"/>
+            <w:r>
+              <w:rPr>
+                <w:color w:val="1F1F1F"/>
+                <w:sz w:val="20"/>
+                <w:szCs w:val="20"/>
+              </w:rPr>
+              <w:t>PostgreSQL ,</w:t>
+            </w:r>
+            <w:proofErr w:type="gramEnd"/>
+            <w:r>
+              <w:rPr>
+                <w:color w:val="1F1F1F"/>
+                <w:sz w:val="20"/>
+                <w:szCs w:val="20"/>
+              </w:rPr>
+              <w:t xml:space="preserve"> gerando ID automático e exibido na listagem. </w:t>
             </w:r>
           </w:p>
         </w:tc>
@@ -1015,45 +1088,66 @@
           <w:tcPr>
             <w:tcW w:w="1320" w:type="dxa"/>
             <w:tcBorders>
-              <w:top w:val="single" w:color="C4C7C5" w:sz="6"/>
-              <w:left w:val="single" w:color="C4C7C5" w:sz="6"/>
-              <w:bottom w:val="single" w:color="C4C7C5" w:sz="6"/>
-              <w:right w:val="single" w:color="C4C7C5" w:sz="6"/>
-            </w:tcBorders>
-            <w:tcMar>
-              <w:top w:w="120" w:type="dxa"/>
-              <w:left w:w="180" w:type="dxa"/>
-              <w:bottom w:w="120" w:type="dxa"/>
-              <w:right w:w="180" w:type="dxa"/>
-            </w:tcMar>
-            <w:vAlign w:val="center"/>
-          </w:tcPr>
-          <w:p>
-            <w:pPr>
-              <w:rPr>
-                <w:sz w:val="20"/>
-                <w:szCs w:val="20"/>
-              </w:rPr>
-            </w:pPr>
+              <w:top w:val="single" w:sz="6" w:space="0" w:color="C4C7C5"/>
+              <w:left w:val="single" w:sz="6" w:space="0" w:color="C4C7C5"/>
+              <w:bottom w:val="single" w:sz="6" w:space="0" w:color="C4C7C5"/>
+              <w:right w:val="single" w:sz="6" w:space="0" w:color="C4C7C5"/>
+            </w:tcBorders>
+            <w:tcMar>
+              <w:top w:w="120" w:type="dxa"/>
+              <w:left w:w="180" w:type="dxa"/>
+              <w:bottom w:w="120" w:type="dxa"/>
+              <w:right w:w="180" w:type="dxa"/>
+            </w:tcMar>
+            <w:vAlign w:val="center"/>
+          </w:tcPr>
+          <w:p>
+            <w:pPr>
+              <w:rPr>
+                <w:sz w:val="20"/>
+                <w:szCs w:val="20"/>
+              </w:rPr>
+            </w:pPr>
+            <w:r>
+              <w:rPr>
+                <w:sz w:val="20"/>
+                <w:szCs w:val="20"/>
+              </w:rPr>
+              <w:t xml:space="preserve">Continente cadastrado e salvo no banco de dados </w:t>
+            </w:r>
           </w:p>
         </w:tc>
         <w:tc>
           <w:tcPr>
             <w:tcW w:w="1320" w:type="dxa"/>
             <w:tcBorders>
-              <w:top w:val="single" w:color="C4C7C5" w:sz="6"/>
-              <w:left w:val="single" w:color="C4C7C5" w:sz="6"/>
-              <w:bottom w:val="single" w:color="C4C7C5" w:sz="6"/>
-              <w:right w:val="single" w:color="C4C7C5" w:sz="6"/>
-            </w:tcBorders>
-            <w:tcMar>
-              <w:top w:w="120" w:type="dxa"/>
-              <w:left w:w="180" w:type="dxa"/>
-              <w:bottom w:w="120" w:type="dxa"/>
-              <w:right w:w="180" w:type="dxa"/>
-            </w:tcMar>
-            <w:vAlign w:val="center"/>
-          </w:tcPr>
+              <w:top w:val="single" w:sz="6" w:space="0" w:color="C4C7C5"/>
+              <w:left w:val="single" w:sz="6" w:space="0" w:color="C4C7C5"/>
+              <w:bottom w:val="single" w:sz="6" w:space="0" w:color="C4C7C5"/>
+              <w:right w:val="single" w:sz="6" w:space="0" w:color="C4C7C5"/>
+            </w:tcBorders>
+            <w:tcMar>
+              <w:top w:w="120" w:type="dxa"/>
+              <w:left w:w="180" w:type="dxa"/>
+              <w:bottom w:w="120" w:type="dxa"/>
+              <w:right w:w="180" w:type="dxa"/>
+            </w:tcMar>
+            <w:vAlign w:val="center"/>
+          </w:tcPr>
+          <w:p>
+            <w:pPr>
+              <w:pStyle w:val="NormalWeb"/>
+            </w:pPr>
+            <w:r>
+              <w:rPr>
+                <w:rFonts w:ascii="Calibri" w:hAnsi="Calibri" w:cs="Calibri"/>
+                <w:color w:val="000000"/>
+                <w:sz w:val="22"/>
+                <w:szCs w:val="22"/>
+              </w:rPr>
+              <w:t>Passou</w:t>
+            </w:r>
+          </w:p>
           <w:p>
             <w:pPr>
               <w:rPr>
@@ -1067,26 +1161,62 @@
           <w:tcPr>
             <w:tcW w:w="1230" w:type="dxa"/>
             <w:tcBorders>
-              <w:top w:val="single" w:color="C4C7C5" w:sz="6"/>
-              <w:left w:val="single" w:color="C4C7C5" w:sz="6"/>
-              <w:bottom w:val="single" w:color="C4C7C5" w:sz="6"/>
-              <w:right w:val="single" w:color="C4C7C5" w:sz="6"/>
-            </w:tcBorders>
-            <w:tcMar>
-              <w:top w:w="120" w:type="dxa"/>
-              <w:left w:w="180" w:type="dxa"/>
-              <w:bottom w:w="120" w:type="dxa"/>
-              <w:right w:w="180" w:type="dxa"/>
-            </w:tcMar>
-            <w:vAlign w:val="center"/>
-          </w:tcPr>
-          <w:p>
-            <w:pPr>
-              <w:rPr>
-                <w:sz w:val="20"/>
-                <w:szCs w:val="20"/>
-              </w:rPr>
-            </w:pPr>
+              <w:top w:val="single" w:sz="6" w:space="0" w:color="C4C7C5"/>
+              <w:left w:val="single" w:sz="6" w:space="0" w:color="C4C7C5"/>
+              <w:bottom w:val="single" w:sz="6" w:space="0" w:color="C4C7C5"/>
+              <w:right w:val="single" w:sz="6" w:space="0" w:color="C4C7C5"/>
+            </w:tcBorders>
+            <w:tcMar>
+              <w:top w:w="120" w:type="dxa"/>
+              <w:left w:w="180" w:type="dxa"/>
+              <w:bottom w:w="120" w:type="dxa"/>
+              <w:right w:w="180" w:type="dxa"/>
+            </w:tcMar>
+            <w:vAlign w:val="center"/>
+          </w:tcPr>
+          <w:p>
+            <w:pPr>
+              <w:rPr>
+                <w:sz w:val="20"/>
+                <w:szCs w:val="20"/>
+              </w:rPr>
+            </w:pPr>
+            <w:r>
+              <w:rPr>
+                <w:sz w:val="20"/>
+                <w:szCs w:val="20"/>
+              </w:rPr>
+              <w:t xml:space="preserve">Realizado por: </w:t>
+            </w:r>
+            <w:r>
+              <w:rPr>
+                <w:sz w:val="20"/>
+                <w:szCs w:val="20"/>
+              </w:rPr>
+              <w:t>Taylor Henrique</w:t>
+            </w:r>
+            <w:r>
+              <w:rPr>
+                <w:sz w:val="20"/>
+                <w:szCs w:val="20"/>
+              </w:rPr>
+              <w:br/>
+              <w:t>Data: 09/0</w:t>
+            </w:r>
+            <w:r>
+              <w:rPr>
+                <w:sz w:val="20"/>
+                <w:szCs w:val="20"/>
+              </w:rPr>
+              <w:t>6</w:t>
+            </w:r>
+            <w:r>
+              <w:rPr>
+                <w:sz w:val="20"/>
+                <w:szCs w:val="20"/>
+              </w:rPr>
+              <w:t>/2026</w:t>
+            </w:r>
           </w:p>
         </w:tc>
       </w:tr>
@@ -1098,38 +1228,39 @@
           <w:tcPr>
             <w:tcW w:w="1550" w:type="dxa"/>
             <w:tcBorders>
-              <w:top w:val="single" w:color="C4C7C5" w:sz="6"/>
-              <w:left w:val="single" w:color="C4C7C5" w:sz="6"/>
-              <w:bottom w:val="single" w:color="C4C7C5" w:sz="6"/>
-              <w:right w:val="single" w:color="C4C7C5" w:sz="6"/>
-            </w:tcBorders>
-            <w:tcMar>
-              <w:top w:w="120" w:type="dxa"/>
-              <w:left w:w="180" w:type="dxa"/>
-              <w:bottom w:w="120" w:type="dxa"/>
-              <w:right w:w="180" w:type="dxa"/>
-            </w:tcMar>
-            <w:vAlign w:val="center"/>
-          </w:tcPr>
-          <w:p>
-            <w:pPr>
-              <w:spacing w:before="0" w:beforeAutospacing="off" w:after="0" w:afterAutospacing="off"/>
-              <w:rPr>
-                <w:b w:val="1"/>
-                <w:bCs w:val="1"/>
-                <w:color w:val="1F1F1F"/>
-                <w:sz w:val="20"/>
-                <w:szCs w:val="20"/>
-              </w:rPr>
-            </w:pPr>
-            <w:r>
-              <w:rPr>
-                <w:b w:val="1"/>
-                <w:bCs w:val="1"/>
-                <w:color w:val="1F1F1F"/>
-                <w:sz w:val="20"/>
-                <w:szCs w:val="20"/>
-              </w:rPr>
+              <w:top w:val="single" w:sz="6" w:space="0" w:color="C4C7C5"/>
+              <w:left w:val="single" w:sz="6" w:space="0" w:color="C4C7C5"/>
+              <w:bottom w:val="single" w:sz="6" w:space="0" w:color="C4C7C5"/>
+              <w:right w:val="single" w:sz="6" w:space="0" w:color="C4C7C5"/>
+            </w:tcBorders>
+            <w:tcMar>
+              <w:top w:w="120" w:type="dxa"/>
+              <w:left w:w="180" w:type="dxa"/>
+              <w:bottom w:w="120" w:type="dxa"/>
+              <w:right w:w="180" w:type="dxa"/>
+            </w:tcMar>
+            <w:vAlign w:val="center"/>
+          </w:tcPr>
+          <w:p>
+            <w:pPr>
+              <w:spacing w:after="0"/>
+              <w:rPr>
+                <w:b/>
+                <w:bCs/>
+                <w:color w:val="1F1F1F"/>
+                <w:sz w:val="20"/>
+                <w:szCs w:val="20"/>
+              </w:rPr>
+            </w:pPr>
+            <w:r>
+              <w:rPr>
+                <w:b/>
+                <w:bCs/>
+                <w:color w:val="1F1F1F"/>
+                <w:sz w:val="20"/>
+                <w:szCs w:val="20"/>
+              </w:rPr>
+              <w:lastRenderedPageBreak/>
               <w:t>CT-003</w:t>
             </w:r>
           </w:p>
@@ -1138,22 +1269,22 @@
           <w:tcPr>
             <w:tcW w:w="1550" w:type="dxa"/>
             <w:tcBorders>
-              <w:top w:val="single" w:color="C4C7C5" w:sz="6"/>
-              <w:left w:val="single" w:color="C4C7C5" w:sz="6"/>
-              <w:bottom w:val="single" w:color="C4C7C5" w:sz="6"/>
-              <w:right w:val="single" w:color="C4C7C5" w:sz="6"/>
-            </w:tcBorders>
-            <w:tcMar>
-              <w:top w:w="120" w:type="dxa"/>
-              <w:left w:w="180" w:type="dxa"/>
-              <w:bottom w:w="120" w:type="dxa"/>
-              <w:right w:w="180" w:type="dxa"/>
-            </w:tcMar>
-            <w:vAlign w:val="center"/>
-          </w:tcPr>
-          <w:p>
-            <w:pPr>
-              <w:spacing w:before="0" w:beforeAutospacing="off" w:after="0" w:afterAutospacing="off"/>
+              <w:top w:val="single" w:sz="6" w:space="0" w:color="C4C7C5"/>
+              <w:left w:val="single" w:sz="6" w:space="0" w:color="C4C7C5"/>
+              <w:bottom w:val="single" w:sz="6" w:space="0" w:color="C4C7C5"/>
+              <w:right w:val="single" w:sz="6" w:space="0" w:color="C4C7C5"/>
+            </w:tcBorders>
+            <w:tcMar>
+              <w:top w:w="120" w:type="dxa"/>
+              <w:left w:w="180" w:type="dxa"/>
+              <w:bottom w:w="120" w:type="dxa"/>
+              <w:right w:w="180" w:type="dxa"/>
+            </w:tcMar>
+            <w:vAlign w:val="center"/>
+          </w:tcPr>
+          <w:p>
+            <w:pPr>
+              <w:spacing w:after="0"/>
               <w:rPr>
                 <w:color w:val="1F1F1F"/>
                 <w:sz w:val="20"/>
@@ -1174,22 +1305,22 @@
           <w:tcPr>
             <w:tcW w:w="1550" w:type="dxa"/>
             <w:tcBorders>
-              <w:top w:val="single" w:color="C4C7C5" w:sz="6"/>
-              <w:left w:val="single" w:color="C4C7C5" w:sz="6"/>
-              <w:bottom w:val="single" w:color="C4C7C5" w:sz="6"/>
-              <w:right w:val="single" w:color="C4C7C5" w:sz="6"/>
-            </w:tcBorders>
-            <w:tcMar>
-              <w:top w:w="120" w:type="dxa"/>
-              <w:left w:w="180" w:type="dxa"/>
-              <w:bottom w:w="120" w:type="dxa"/>
-              <w:right w:w="180" w:type="dxa"/>
-            </w:tcMar>
-            <w:vAlign w:val="center"/>
-          </w:tcPr>
-          <w:p>
-            <w:pPr>
-              <w:spacing w:before="0" w:beforeAutospacing="off" w:after="0" w:afterAutospacing="off"/>
+              <w:top w:val="single" w:sz="6" w:space="0" w:color="C4C7C5"/>
+              <w:left w:val="single" w:sz="6" w:space="0" w:color="C4C7C5"/>
+              <w:bottom w:val="single" w:sz="6" w:space="0" w:color="C4C7C5"/>
+              <w:right w:val="single" w:sz="6" w:space="0" w:color="C4C7C5"/>
+            </w:tcBorders>
+            <w:tcMar>
+              <w:top w:w="120" w:type="dxa"/>
+              <w:left w:w="180" w:type="dxa"/>
+              <w:bottom w:w="120" w:type="dxa"/>
+              <w:right w:w="180" w:type="dxa"/>
+            </w:tcMar>
+            <w:vAlign w:val="center"/>
+          </w:tcPr>
+          <w:p>
+            <w:pPr>
+              <w:spacing w:after="0"/>
               <w:rPr>
                 <w:color w:val="1F1F1F"/>
                 <w:sz w:val="20"/>
@@ -1210,22 +1341,22 @@
           <w:tcPr>
             <w:tcW w:w="1550" w:type="dxa"/>
             <w:tcBorders>
-              <w:top w:val="single" w:color="C4C7C5" w:sz="6"/>
-              <w:left w:val="single" w:color="C4C7C5" w:sz="6"/>
-              <w:bottom w:val="single" w:color="C4C7C5" w:sz="6"/>
-              <w:right w:val="single" w:color="C4C7C5" w:sz="6"/>
-            </w:tcBorders>
-            <w:tcMar>
-              <w:top w:w="120" w:type="dxa"/>
-              <w:left w:w="180" w:type="dxa"/>
-              <w:bottom w:w="120" w:type="dxa"/>
-              <w:right w:w="180" w:type="dxa"/>
-            </w:tcMar>
-            <w:vAlign w:val="center"/>
-          </w:tcPr>
-          <w:p>
-            <w:pPr>
-              <w:spacing w:before="0" w:beforeAutospacing="off" w:after="0" w:afterAutospacing="off"/>
+              <w:top w:val="single" w:sz="6" w:space="0" w:color="C4C7C5"/>
+              <w:left w:val="single" w:sz="6" w:space="0" w:color="C4C7C5"/>
+              <w:bottom w:val="single" w:sz="6" w:space="0" w:color="C4C7C5"/>
+              <w:right w:val="single" w:sz="6" w:space="0" w:color="C4C7C5"/>
+            </w:tcBorders>
+            <w:tcMar>
+              <w:top w:w="120" w:type="dxa"/>
+              <w:left w:w="180" w:type="dxa"/>
+              <w:bottom w:w="120" w:type="dxa"/>
+              <w:right w:w="180" w:type="dxa"/>
+            </w:tcMar>
+            <w:vAlign w:val="center"/>
+          </w:tcPr>
+          <w:p>
+            <w:pPr>
+              <w:spacing w:after="0"/>
               <w:rPr>
                 <w:color w:val="1F1F1F"/>
                 <w:sz w:val="20"/>
@@ -1246,22 +1377,22 @@
           <w:tcPr>
             <w:tcW w:w="1550" w:type="dxa"/>
             <w:tcBorders>
-              <w:top w:val="single" w:color="C4C7C5" w:sz="6"/>
-              <w:left w:val="single" w:color="C4C7C5" w:sz="6"/>
-              <w:bottom w:val="single" w:color="C4C7C5" w:sz="6"/>
-              <w:right w:val="single" w:color="C4C7C5" w:sz="6"/>
-            </w:tcBorders>
-            <w:tcMar>
-              <w:top w:w="120" w:type="dxa"/>
-              <w:left w:w="180" w:type="dxa"/>
-              <w:bottom w:w="120" w:type="dxa"/>
-              <w:right w:w="180" w:type="dxa"/>
-            </w:tcMar>
-            <w:vAlign w:val="center"/>
-          </w:tcPr>
-          <w:p>
-            <w:pPr>
-              <w:spacing w:before="0" w:beforeAutospacing="off" w:after="0" w:afterAutospacing="off"/>
+              <w:top w:val="single" w:sz="6" w:space="0" w:color="C4C7C5"/>
+              <w:left w:val="single" w:sz="6" w:space="0" w:color="C4C7C5"/>
+              <w:bottom w:val="single" w:sz="6" w:space="0" w:color="C4C7C5"/>
+              <w:right w:val="single" w:sz="6" w:space="0" w:color="C4C7C5"/>
+            </w:tcBorders>
+            <w:tcMar>
+              <w:top w:w="120" w:type="dxa"/>
+              <w:left w:w="180" w:type="dxa"/>
+              <w:bottom w:w="120" w:type="dxa"/>
+              <w:right w:w="180" w:type="dxa"/>
+            </w:tcMar>
+            <w:vAlign w:val="center"/>
+          </w:tcPr>
+          <w:p>
+            <w:pPr>
+              <w:spacing w:after="0"/>
               <w:rPr>
                 <w:color w:val="1F1F1F"/>
                 <w:sz w:val="20"/>
@@ -1279,7 +1410,7 @@
           </w:p>
           <w:p>
             <w:pPr>
-              <w:spacing w:before="0" w:beforeAutospacing="off" w:after="0" w:afterAutospacing="off"/>
+              <w:spacing w:after="0"/>
               <w:rPr>
                 <w:color w:val="1F1F1F"/>
                 <w:sz w:val="20"/>
@@ -1297,7 +1428,7 @@
           </w:p>
           <w:p>
             <w:pPr>
-              <w:spacing w:before="0" w:beforeAutospacing="off" w:after="0" w:afterAutospacing="off"/>
+              <w:spacing w:after="0"/>
               <w:rPr>
                 <w:color w:val="1F1F1F"/>
                 <w:sz w:val="20"/>
@@ -1315,7 +1446,7 @@
           </w:p>
           <w:p>
             <w:pPr>
-              <w:spacing w:before="0" w:beforeAutospacing="off" w:after="0" w:afterAutospacing="off"/>
+              <w:spacing w:after="0"/>
               <w:rPr>
                 <w:color w:val="1F1F1F"/>
                 <w:sz w:val="20"/>
@@ -1336,35 +1467,53 @@
           <w:tcPr>
             <w:tcW w:w="2460" w:type="dxa"/>
             <w:tcBorders>
-              <w:top w:val="single" w:color="C4C7C5" w:sz="6"/>
-              <w:left w:val="single" w:color="C4C7C5" w:sz="6"/>
-              <w:bottom w:val="single" w:color="C4C7C5" w:sz="6"/>
-              <w:right w:val="single" w:color="C4C7C5" w:sz="6"/>
-            </w:tcBorders>
-            <w:tcMar>
-              <w:top w:w="120" w:type="dxa"/>
-              <w:left w:w="180" w:type="dxa"/>
-              <w:bottom w:w="120" w:type="dxa"/>
-              <w:right w:w="180" w:type="dxa"/>
-            </w:tcMar>
-            <w:vAlign w:val="center"/>
-          </w:tcPr>
-          <w:p>
-            <w:pPr>
-              <w:spacing w:before="0" w:beforeAutospacing="off" w:after="0" w:afterAutospacing="off"/>
-              <w:rPr>
-                <w:color w:val="1F1F1F"/>
-                <w:sz w:val="20"/>
-                <w:szCs w:val="20"/>
-              </w:rPr>
-            </w:pPr>
-            <w:r>
-              <w:rPr>
-                <w:color w:val="1F1F1F"/>
-                <w:sz w:val="20"/>
-                <w:szCs w:val="20"/>
-              </w:rPr>
-              <w:t xml:space="preserve">País cadastrado vinculando corretamente a FK do continente , respeitando os campos obrigatórios. </w:t>
+              <w:top w:val="single" w:sz="6" w:space="0" w:color="C4C7C5"/>
+              <w:left w:val="single" w:sz="6" w:space="0" w:color="C4C7C5"/>
+              <w:bottom w:val="single" w:sz="6" w:space="0" w:color="C4C7C5"/>
+              <w:right w:val="single" w:sz="6" w:space="0" w:color="C4C7C5"/>
+            </w:tcBorders>
+            <w:tcMar>
+              <w:top w:w="120" w:type="dxa"/>
+              <w:left w:w="180" w:type="dxa"/>
+              <w:bottom w:w="120" w:type="dxa"/>
+              <w:right w:w="180" w:type="dxa"/>
+            </w:tcMar>
+            <w:vAlign w:val="center"/>
+          </w:tcPr>
+          <w:p>
+            <w:pPr>
+              <w:spacing w:after="0"/>
+              <w:rPr>
+                <w:color w:val="1F1F1F"/>
+                <w:sz w:val="20"/>
+                <w:szCs w:val="20"/>
+              </w:rPr>
+            </w:pPr>
+            <w:r>
+              <w:rPr>
+                <w:color w:val="1F1F1F"/>
+                <w:sz w:val="20"/>
+                <w:szCs w:val="20"/>
+              </w:rPr>
+              <w:t xml:space="preserve">País cadastrado vinculando corretamente a FK do </w:t>
+            </w:r>
+            <w:proofErr w:type="gramStart"/>
+            <w:r>
+              <w:rPr>
+                <w:color w:val="1F1F1F"/>
+                <w:sz w:val="20"/>
+                <w:szCs w:val="20"/>
+              </w:rPr>
+              <w:t>continente ,</w:t>
+            </w:r>
+            <w:proofErr w:type="gramEnd"/>
+            <w:r>
+              <w:rPr>
+                <w:color w:val="1F1F1F"/>
+                <w:sz w:val="20"/>
+                <w:szCs w:val="20"/>
+              </w:rPr>
+              <w:t xml:space="preserve"> respeitando os campos obrigatórios. </w:t>
             </w:r>
           </w:p>
         </w:tc>
@@ -1372,45 +1521,66 @@
           <w:tcPr>
             <w:tcW w:w="1320" w:type="dxa"/>
             <w:tcBorders>
-              <w:top w:val="single" w:color="C4C7C5" w:sz="6"/>
-              <w:left w:val="single" w:color="C4C7C5" w:sz="6"/>
-              <w:bottom w:val="single" w:color="C4C7C5" w:sz="6"/>
-              <w:right w:val="single" w:color="C4C7C5" w:sz="6"/>
-            </w:tcBorders>
-            <w:tcMar>
-              <w:top w:w="120" w:type="dxa"/>
-              <w:left w:w="180" w:type="dxa"/>
-              <w:bottom w:w="120" w:type="dxa"/>
-              <w:right w:w="180" w:type="dxa"/>
-            </w:tcMar>
-            <w:vAlign w:val="center"/>
-          </w:tcPr>
-          <w:p>
-            <w:pPr>
-              <w:rPr>
-                <w:sz w:val="20"/>
-                <w:szCs w:val="20"/>
-              </w:rPr>
-            </w:pPr>
+              <w:top w:val="single" w:sz="6" w:space="0" w:color="C4C7C5"/>
+              <w:left w:val="single" w:sz="6" w:space="0" w:color="C4C7C5"/>
+              <w:bottom w:val="single" w:sz="6" w:space="0" w:color="C4C7C5"/>
+              <w:right w:val="single" w:sz="6" w:space="0" w:color="C4C7C5"/>
+            </w:tcBorders>
+            <w:tcMar>
+              <w:top w:w="120" w:type="dxa"/>
+              <w:left w:w="180" w:type="dxa"/>
+              <w:bottom w:w="120" w:type="dxa"/>
+              <w:right w:w="180" w:type="dxa"/>
+            </w:tcMar>
+            <w:vAlign w:val="center"/>
+          </w:tcPr>
+          <w:p>
+            <w:pPr>
+              <w:rPr>
+                <w:sz w:val="20"/>
+                <w:szCs w:val="20"/>
+              </w:rPr>
+            </w:pPr>
+            <w:r>
+              <w:rPr>
+                <w:sz w:val="20"/>
+                <w:szCs w:val="20"/>
+              </w:rPr>
+              <w:t xml:space="preserve">País cadastrado e relacionado com um continente </w:t>
+            </w:r>
           </w:p>
         </w:tc>
         <w:tc>
           <w:tcPr>
             <w:tcW w:w="1320" w:type="dxa"/>
             <w:tcBorders>
-              <w:top w:val="single" w:color="C4C7C5" w:sz="6"/>
-              <w:left w:val="single" w:color="C4C7C5" w:sz="6"/>
-              <w:bottom w:val="single" w:color="C4C7C5" w:sz="6"/>
-              <w:right w:val="single" w:color="C4C7C5" w:sz="6"/>
-            </w:tcBorders>
-            <w:tcMar>
-              <w:top w:w="120" w:type="dxa"/>
-              <w:left w:w="180" w:type="dxa"/>
-              <w:bottom w:w="120" w:type="dxa"/>
-              <w:right w:w="180" w:type="dxa"/>
-            </w:tcMar>
-            <w:vAlign w:val="center"/>
-          </w:tcPr>
+              <w:top w:val="single" w:sz="6" w:space="0" w:color="C4C7C5"/>
+              <w:left w:val="single" w:sz="6" w:space="0" w:color="C4C7C5"/>
+              <w:bottom w:val="single" w:sz="6" w:space="0" w:color="C4C7C5"/>
+              <w:right w:val="single" w:sz="6" w:space="0" w:color="C4C7C5"/>
+            </w:tcBorders>
+            <w:tcMar>
+              <w:top w:w="120" w:type="dxa"/>
+              <w:left w:w="180" w:type="dxa"/>
+              <w:bottom w:w="120" w:type="dxa"/>
+              <w:right w:w="180" w:type="dxa"/>
+            </w:tcMar>
+            <w:vAlign w:val="center"/>
+          </w:tcPr>
+          <w:p>
+            <w:pPr>
+              <w:pStyle w:val="NormalWeb"/>
+            </w:pPr>
+            <w:r>
+              <w:rPr>
+                <w:rFonts w:ascii="Calibri" w:hAnsi="Calibri" w:cs="Calibri"/>
+                <w:color w:val="000000"/>
+                <w:sz w:val="22"/>
+                <w:szCs w:val="22"/>
+              </w:rPr>
+              <w:t>Passou</w:t>
+            </w:r>
+          </w:p>
           <w:p>
             <w:pPr>
               <w:rPr>
@@ -1424,26 +1594,62 @@
           <w:tcPr>
             <w:tcW w:w="1230" w:type="dxa"/>
             <w:tcBorders>
-              <w:top w:val="single" w:color="C4C7C5" w:sz="6"/>
-              <w:left w:val="single" w:color="C4C7C5" w:sz="6"/>
-              <w:bottom w:val="single" w:color="C4C7C5" w:sz="6"/>
-              <w:right w:val="single" w:color="C4C7C5" w:sz="6"/>
-            </w:tcBorders>
-            <w:tcMar>
-              <w:top w:w="120" w:type="dxa"/>
-              <w:left w:w="180" w:type="dxa"/>
-              <w:bottom w:w="120" w:type="dxa"/>
-              <w:right w:w="180" w:type="dxa"/>
-            </w:tcMar>
-            <w:vAlign w:val="center"/>
-          </w:tcPr>
-          <w:p>
-            <w:pPr>
-              <w:rPr>
-                <w:sz w:val="20"/>
-                <w:szCs w:val="20"/>
-              </w:rPr>
-            </w:pPr>
+              <w:top w:val="single" w:sz="6" w:space="0" w:color="C4C7C5"/>
+              <w:left w:val="single" w:sz="6" w:space="0" w:color="C4C7C5"/>
+              <w:bottom w:val="single" w:sz="6" w:space="0" w:color="C4C7C5"/>
+              <w:right w:val="single" w:sz="6" w:space="0" w:color="C4C7C5"/>
+            </w:tcBorders>
+            <w:tcMar>
+              <w:top w:w="120" w:type="dxa"/>
+              <w:left w:w="180" w:type="dxa"/>
+              <w:bottom w:w="120" w:type="dxa"/>
+              <w:right w:w="180" w:type="dxa"/>
+            </w:tcMar>
+            <w:vAlign w:val="center"/>
+          </w:tcPr>
+          <w:p>
+            <w:pPr>
+              <w:rPr>
+                <w:sz w:val="20"/>
+                <w:szCs w:val="20"/>
+              </w:rPr>
+            </w:pPr>
+            <w:r>
+              <w:rPr>
+                <w:sz w:val="20"/>
+                <w:szCs w:val="20"/>
+              </w:rPr>
+              <w:t xml:space="preserve">Realizado por: </w:t>
+            </w:r>
+            <w:r>
+              <w:rPr>
+                <w:sz w:val="20"/>
+                <w:szCs w:val="20"/>
+              </w:rPr>
+              <w:t>Taylor Henrique</w:t>
+            </w:r>
+            <w:r>
+              <w:rPr>
+                <w:sz w:val="20"/>
+                <w:szCs w:val="20"/>
+              </w:rPr>
+              <w:br/>
+              <w:t>Data: 09/0</w:t>
+            </w:r>
+            <w:r>
+              <w:rPr>
+                <w:sz w:val="20"/>
+                <w:szCs w:val="20"/>
+              </w:rPr>
+              <w:t>6</w:t>
+            </w:r>
+            <w:r>
+              <w:rPr>
+                <w:sz w:val="20"/>
+                <w:szCs w:val="20"/>
+              </w:rPr>
+              <w:t>/2026</w:t>
+            </w:r>
           </w:p>
         </w:tc>
       </w:tr>
@@ -1455,34 +1661,34 @@
           <w:tcPr>
             <w:tcW w:w="1550" w:type="dxa"/>
             <w:tcBorders>
-              <w:top w:val="single" w:color="C4C7C5" w:sz="6"/>
-              <w:left w:val="single" w:color="C4C7C5" w:sz="6"/>
-              <w:bottom w:val="single" w:color="C4C7C5" w:sz="6"/>
-              <w:right w:val="single" w:color="C4C7C5" w:sz="6"/>
-            </w:tcBorders>
-            <w:tcMar>
-              <w:top w:w="120" w:type="dxa"/>
-              <w:left w:w="180" w:type="dxa"/>
-              <w:bottom w:w="120" w:type="dxa"/>
-              <w:right w:w="180" w:type="dxa"/>
-            </w:tcMar>
-            <w:vAlign w:val="center"/>
-          </w:tcPr>
-          <w:p>
-            <w:pPr>
-              <w:spacing w:before="0" w:beforeAutospacing="off" w:after="0" w:afterAutospacing="off"/>
-              <w:rPr>
-                <w:b w:val="1"/>
-                <w:bCs w:val="1"/>
-                <w:color w:val="1F1F1F"/>
-                <w:sz w:val="20"/>
-                <w:szCs w:val="20"/>
-              </w:rPr>
-            </w:pPr>
-            <w:r>
-              <w:rPr>
-                <w:b w:val="1"/>
-                <w:bCs w:val="1"/>
+              <w:top w:val="single" w:sz="6" w:space="0" w:color="C4C7C5"/>
+              <w:left w:val="single" w:sz="6" w:space="0" w:color="C4C7C5"/>
+              <w:bottom w:val="single" w:sz="6" w:space="0" w:color="C4C7C5"/>
+              <w:right w:val="single" w:sz="6" w:space="0" w:color="C4C7C5"/>
+            </w:tcBorders>
+            <w:tcMar>
+              <w:top w:w="120" w:type="dxa"/>
+              <w:left w:w="180" w:type="dxa"/>
+              <w:bottom w:w="120" w:type="dxa"/>
+              <w:right w:w="180" w:type="dxa"/>
+            </w:tcMar>
+            <w:vAlign w:val="center"/>
+          </w:tcPr>
+          <w:p>
+            <w:pPr>
+              <w:spacing w:after="0"/>
+              <w:rPr>
+                <w:b/>
+                <w:bCs/>
+                <w:color w:val="1F1F1F"/>
+                <w:sz w:val="20"/>
+                <w:szCs w:val="20"/>
+              </w:rPr>
+            </w:pPr>
+            <w:r>
+              <w:rPr>
+                <w:b/>
+                <w:bCs/>
                 <w:color w:val="1F1F1F"/>
                 <w:sz w:val="20"/>
                 <w:szCs w:val="20"/>
@@ -1495,22 +1701,22 @@
           <w:tcPr>
             <w:tcW w:w="1550" w:type="dxa"/>
             <w:tcBorders>
-              <w:top w:val="single" w:color="C4C7C5" w:sz="6"/>
-              <w:left w:val="single" w:color="C4C7C5" w:sz="6"/>
-              <w:bottom w:val="single" w:color="C4C7C5" w:sz="6"/>
-              <w:right w:val="single" w:color="C4C7C5" w:sz="6"/>
-            </w:tcBorders>
-            <w:tcMar>
-              <w:top w:w="120" w:type="dxa"/>
-              <w:left w:w="180" w:type="dxa"/>
-              <w:bottom w:w="120" w:type="dxa"/>
-              <w:right w:w="180" w:type="dxa"/>
-            </w:tcMar>
-            <w:vAlign w:val="center"/>
-          </w:tcPr>
-          <w:p>
-            <w:pPr>
-              <w:spacing w:before="0" w:beforeAutospacing="off" w:after="0" w:afterAutospacing="off"/>
+              <w:top w:val="single" w:sz="6" w:space="0" w:color="C4C7C5"/>
+              <w:left w:val="single" w:sz="6" w:space="0" w:color="C4C7C5"/>
+              <w:bottom w:val="single" w:sz="6" w:space="0" w:color="C4C7C5"/>
+              <w:right w:val="single" w:sz="6" w:space="0" w:color="C4C7C5"/>
+            </w:tcBorders>
+            <w:tcMar>
+              <w:top w:w="120" w:type="dxa"/>
+              <w:left w:w="180" w:type="dxa"/>
+              <w:bottom w:w="120" w:type="dxa"/>
+              <w:right w:w="180" w:type="dxa"/>
+            </w:tcMar>
+            <w:vAlign w:val="center"/>
+          </w:tcPr>
+          <w:p>
+            <w:pPr>
+              <w:spacing w:after="0"/>
               <w:rPr>
                 <w:color w:val="1F1F1F"/>
                 <w:sz w:val="20"/>
@@ -1531,22 +1737,22 @@
           <w:tcPr>
             <w:tcW w:w="1550" w:type="dxa"/>
             <w:tcBorders>
-              <w:top w:val="single" w:color="C4C7C5" w:sz="6"/>
-              <w:left w:val="single" w:color="C4C7C5" w:sz="6"/>
-              <w:bottom w:val="single" w:color="C4C7C5" w:sz="6"/>
-              <w:right w:val="single" w:color="C4C7C5" w:sz="6"/>
-            </w:tcBorders>
-            <w:tcMar>
-              <w:top w:w="120" w:type="dxa"/>
-              <w:left w:w="180" w:type="dxa"/>
-              <w:bottom w:w="120" w:type="dxa"/>
-              <w:right w:w="180" w:type="dxa"/>
-            </w:tcMar>
-            <w:vAlign w:val="center"/>
-          </w:tcPr>
-          <w:p>
-            <w:pPr>
-              <w:spacing w:before="0" w:beforeAutospacing="off" w:after="0" w:afterAutospacing="off"/>
+              <w:top w:val="single" w:sz="6" w:space="0" w:color="C4C7C5"/>
+              <w:left w:val="single" w:sz="6" w:space="0" w:color="C4C7C5"/>
+              <w:bottom w:val="single" w:sz="6" w:space="0" w:color="C4C7C5"/>
+              <w:right w:val="single" w:sz="6" w:space="0" w:color="C4C7C5"/>
+            </w:tcBorders>
+            <w:tcMar>
+              <w:top w:w="120" w:type="dxa"/>
+              <w:left w:w="180" w:type="dxa"/>
+              <w:bottom w:w="120" w:type="dxa"/>
+              <w:right w:w="180" w:type="dxa"/>
+            </w:tcMar>
+            <w:vAlign w:val="center"/>
+          </w:tcPr>
+          <w:p>
+            <w:pPr>
+              <w:spacing w:after="0"/>
               <w:rPr>
                 <w:color w:val="1F1F1F"/>
                 <w:sz w:val="20"/>
@@ -1567,22 +1773,22 @@
           <w:tcPr>
             <w:tcW w:w="1550" w:type="dxa"/>
             <w:tcBorders>
-              <w:top w:val="single" w:color="C4C7C5" w:sz="6"/>
-              <w:left w:val="single" w:color="C4C7C5" w:sz="6"/>
-              <w:bottom w:val="single" w:color="C4C7C5" w:sz="6"/>
-              <w:right w:val="single" w:color="C4C7C5" w:sz="6"/>
-            </w:tcBorders>
-            <w:tcMar>
-              <w:top w:w="120" w:type="dxa"/>
-              <w:left w:w="180" w:type="dxa"/>
-              <w:bottom w:w="120" w:type="dxa"/>
-              <w:right w:w="180" w:type="dxa"/>
-            </w:tcMar>
-            <w:vAlign w:val="center"/>
-          </w:tcPr>
-          <w:p>
-            <w:pPr>
-              <w:spacing w:before="0" w:beforeAutospacing="off" w:after="0" w:afterAutospacing="off"/>
+              <w:top w:val="single" w:sz="6" w:space="0" w:color="C4C7C5"/>
+              <w:left w:val="single" w:sz="6" w:space="0" w:color="C4C7C5"/>
+              <w:bottom w:val="single" w:sz="6" w:space="0" w:color="C4C7C5"/>
+              <w:right w:val="single" w:sz="6" w:space="0" w:color="C4C7C5"/>
+            </w:tcBorders>
+            <w:tcMar>
+              <w:top w:w="120" w:type="dxa"/>
+              <w:left w:w="180" w:type="dxa"/>
+              <w:bottom w:w="120" w:type="dxa"/>
+              <w:right w:w="180" w:type="dxa"/>
+            </w:tcMar>
+            <w:vAlign w:val="center"/>
+          </w:tcPr>
+          <w:p>
+            <w:pPr>
+              <w:spacing w:after="0"/>
               <w:rPr>
                 <w:color w:val="1F1F1F"/>
                 <w:sz w:val="20"/>
@@ -1603,22 +1809,22 @@
           <w:tcPr>
             <w:tcW w:w="1550" w:type="dxa"/>
             <w:tcBorders>
-              <w:top w:val="single" w:color="C4C7C5" w:sz="6"/>
-              <w:left w:val="single" w:color="C4C7C5" w:sz="6"/>
-              <w:bottom w:val="single" w:color="C4C7C5" w:sz="6"/>
-              <w:right w:val="single" w:color="C4C7C5" w:sz="6"/>
-            </w:tcBorders>
-            <w:tcMar>
-              <w:top w:w="120" w:type="dxa"/>
-              <w:left w:w="180" w:type="dxa"/>
-              <w:bottom w:w="120" w:type="dxa"/>
-              <w:right w:w="180" w:type="dxa"/>
-            </w:tcMar>
-            <w:vAlign w:val="center"/>
-          </w:tcPr>
-          <w:p>
-            <w:pPr>
-              <w:spacing w:before="0" w:beforeAutospacing="off" w:after="0" w:afterAutospacing="off"/>
+              <w:top w:val="single" w:sz="6" w:space="0" w:color="C4C7C5"/>
+              <w:left w:val="single" w:sz="6" w:space="0" w:color="C4C7C5"/>
+              <w:bottom w:val="single" w:sz="6" w:space="0" w:color="C4C7C5"/>
+              <w:right w:val="single" w:sz="6" w:space="0" w:color="C4C7C5"/>
+            </w:tcBorders>
+            <w:tcMar>
+              <w:top w:w="120" w:type="dxa"/>
+              <w:left w:w="180" w:type="dxa"/>
+              <w:bottom w:w="120" w:type="dxa"/>
+              <w:right w:w="180" w:type="dxa"/>
+            </w:tcMar>
+            <w:vAlign w:val="center"/>
+          </w:tcPr>
+          <w:p>
+            <w:pPr>
+              <w:spacing w:after="0"/>
               <w:rPr>
                 <w:color w:val="1F1F1F"/>
                 <w:sz w:val="20"/>
@@ -1636,7 +1842,7 @@
           </w:p>
           <w:p>
             <w:pPr>
-              <w:spacing w:before="0" w:beforeAutospacing="off" w:after="0" w:afterAutospacing="off"/>
+              <w:spacing w:after="0"/>
               <w:rPr>
                 <w:color w:val="1F1F1F"/>
                 <w:sz w:val="20"/>
@@ -1654,7 +1860,7 @@
           </w:p>
           <w:p>
             <w:pPr>
-              <w:spacing w:before="0" w:beforeAutospacing="off" w:after="0" w:afterAutospacing="off"/>
+              <w:spacing w:after="0"/>
               <w:rPr>
                 <w:color w:val="1F1F1F"/>
                 <w:sz w:val="20"/>
@@ -1672,7 +1878,7 @@
           </w:p>
           <w:p>
             <w:pPr>
-              <w:spacing w:before="0" w:beforeAutospacing="off" w:after="0" w:afterAutospacing="off"/>
+              <w:spacing w:after="0"/>
               <w:rPr>
                 <w:color w:val="1F1F1F"/>
                 <w:sz w:val="20"/>
@@ -1693,35 +1899,53 @@
           <w:tcPr>
             <w:tcW w:w="2460" w:type="dxa"/>
             <w:tcBorders>
-              <w:top w:val="single" w:color="C4C7C5" w:sz="6"/>
-              <w:left w:val="single" w:color="C4C7C5" w:sz="6"/>
-              <w:bottom w:val="single" w:color="C4C7C5" w:sz="6"/>
-              <w:right w:val="single" w:color="C4C7C5" w:sz="6"/>
-            </w:tcBorders>
-            <w:tcMar>
-              <w:top w:w="120" w:type="dxa"/>
-              <w:left w:w="180" w:type="dxa"/>
-              <w:bottom w:w="120" w:type="dxa"/>
-              <w:right w:w="180" w:type="dxa"/>
-            </w:tcMar>
-            <w:vAlign w:val="center"/>
-          </w:tcPr>
-          <w:p>
-            <w:pPr>
-              <w:spacing w:before="0" w:beforeAutospacing="off" w:after="0" w:afterAutospacing="off"/>
-              <w:rPr>
-                <w:color w:val="1F1F1F"/>
-                <w:sz w:val="20"/>
-                <w:szCs w:val="20"/>
-              </w:rPr>
-            </w:pPr>
-            <w:r>
-              <w:rPr>
-                <w:color w:val="1F1F1F"/>
-                <w:sz w:val="20"/>
-                <w:szCs w:val="20"/>
-              </w:rPr>
-              <w:t xml:space="preserve">Cidade cadastrada vinculando a FK do país , salvando as coordenadas para uso posterior de mapas. </w:t>
+              <w:top w:val="single" w:sz="6" w:space="0" w:color="C4C7C5"/>
+              <w:left w:val="single" w:sz="6" w:space="0" w:color="C4C7C5"/>
+              <w:bottom w:val="single" w:sz="6" w:space="0" w:color="C4C7C5"/>
+              <w:right w:val="single" w:sz="6" w:space="0" w:color="C4C7C5"/>
+            </w:tcBorders>
+            <w:tcMar>
+              <w:top w:w="120" w:type="dxa"/>
+              <w:left w:w="180" w:type="dxa"/>
+              <w:bottom w:w="120" w:type="dxa"/>
+              <w:right w:w="180" w:type="dxa"/>
+            </w:tcMar>
+            <w:vAlign w:val="center"/>
+          </w:tcPr>
+          <w:p>
+            <w:pPr>
+              <w:spacing w:after="0"/>
+              <w:rPr>
+                <w:color w:val="1F1F1F"/>
+                <w:sz w:val="20"/>
+                <w:szCs w:val="20"/>
+              </w:rPr>
+            </w:pPr>
+            <w:r>
+              <w:rPr>
+                <w:color w:val="1F1F1F"/>
+                <w:sz w:val="20"/>
+                <w:szCs w:val="20"/>
+              </w:rPr>
+              <w:t xml:space="preserve">Cidade cadastrada vinculando a FK do </w:t>
+            </w:r>
+            <w:proofErr w:type="gramStart"/>
+            <w:r>
+              <w:rPr>
+                <w:color w:val="1F1F1F"/>
+                <w:sz w:val="20"/>
+                <w:szCs w:val="20"/>
+              </w:rPr>
+              <w:t>país ,</w:t>
+            </w:r>
+            <w:proofErr w:type="gramEnd"/>
+            <w:r>
+              <w:rPr>
+                <w:color w:val="1F1F1F"/>
+                <w:sz w:val="20"/>
+                <w:szCs w:val="20"/>
+              </w:rPr>
+              <w:t xml:space="preserve"> salvando as coordenadas para uso posterior de mapas. </w:t>
             </w:r>
           </w:p>
         </w:tc>
@@ -1729,45 +1953,66 @@
           <w:tcPr>
             <w:tcW w:w="1320" w:type="dxa"/>
             <w:tcBorders>
-              <w:top w:val="single" w:color="C4C7C5" w:sz="6"/>
-              <w:left w:val="single" w:color="C4C7C5" w:sz="6"/>
-              <w:bottom w:val="single" w:color="C4C7C5" w:sz="6"/>
-              <w:right w:val="single" w:color="C4C7C5" w:sz="6"/>
-            </w:tcBorders>
-            <w:tcMar>
-              <w:top w:w="120" w:type="dxa"/>
-              <w:left w:w="180" w:type="dxa"/>
-              <w:bottom w:w="120" w:type="dxa"/>
-              <w:right w:w="180" w:type="dxa"/>
-            </w:tcMar>
-            <w:vAlign w:val="center"/>
-          </w:tcPr>
-          <w:p>
-            <w:pPr>
-              <w:rPr>
-                <w:sz w:val="20"/>
-                <w:szCs w:val="20"/>
-              </w:rPr>
-            </w:pPr>
+              <w:top w:val="single" w:sz="6" w:space="0" w:color="C4C7C5"/>
+              <w:left w:val="single" w:sz="6" w:space="0" w:color="C4C7C5"/>
+              <w:bottom w:val="single" w:sz="6" w:space="0" w:color="C4C7C5"/>
+              <w:right w:val="single" w:sz="6" w:space="0" w:color="C4C7C5"/>
+            </w:tcBorders>
+            <w:tcMar>
+              <w:top w:w="120" w:type="dxa"/>
+              <w:left w:w="180" w:type="dxa"/>
+              <w:bottom w:w="120" w:type="dxa"/>
+              <w:right w:w="180" w:type="dxa"/>
+            </w:tcMar>
+            <w:vAlign w:val="center"/>
+          </w:tcPr>
+          <w:p>
+            <w:pPr>
+              <w:rPr>
+                <w:sz w:val="20"/>
+                <w:szCs w:val="20"/>
+              </w:rPr>
+            </w:pPr>
+            <w:r>
+              <w:rPr>
+                <w:sz w:val="20"/>
+                <w:szCs w:val="20"/>
+              </w:rPr>
+              <w:t xml:space="preserve">Cidade cadastrada e relacionada e um país </w:t>
+            </w:r>
           </w:p>
         </w:tc>
         <w:tc>
           <w:tcPr>
             <w:tcW w:w="1320" w:type="dxa"/>
             <w:tcBorders>
-              <w:top w:val="single" w:color="C4C7C5" w:sz="6"/>
-              <w:left w:val="single" w:color="C4C7C5" w:sz="6"/>
-              <w:bottom w:val="single" w:color="C4C7C5" w:sz="6"/>
-              <w:right w:val="single" w:color="C4C7C5" w:sz="6"/>
-            </w:tcBorders>
-            <w:tcMar>
-              <w:top w:w="120" w:type="dxa"/>
-              <w:left w:w="180" w:type="dxa"/>
-              <w:bottom w:w="120" w:type="dxa"/>
-              <w:right w:w="180" w:type="dxa"/>
-            </w:tcMar>
-            <w:vAlign w:val="center"/>
-          </w:tcPr>
+              <w:top w:val="single" w:sz="6" w:space="0" w:color="C4C7C5"/>
+              <w:left w:val="single" w:sz="6" w:space="0" w:color="C4C7C5"/>
+              <w:bottom w:val="single" w:sz="6" w:space="0" w:color="C4C7C5"/>
+              <w:right w:val="single" w:sz="6" w:space="0" w:color="C4C7C5"/>
+            </w:tcBorders>
+            <w:tcMar>
+              <w:top w:w="120" w:type="dxa"/>
+              <w:left w:w="180" w:type="dxa"/>
+              <w:bottom w:w="120" w:type="dxa"/>
+              <w:right w:w="180" w:type="dxa"/>
+            </w:tcMar>
+            <w:vAlign w:val="center"/>
+          </w:tcPr>
+          <w:p>
+            <w:pPr>
+              <w:pStyle w:val="NormalWeb"/>
+            </w:pPr>
+            <w:r>
+              <w:rPr>
+                <w:rFonts w:ascii="Calibri" w:hAnsi="Calibri" w:cs="Calibri"/>
+                <w:color w:val="000000"/>
+                <w:sz w:val="22"/>
+                <w:szCs w:val="22"/>
+              </w:rPr>
+              <w:t>Passou</w:t>
+            </w:r>
+          </w:p>
           <w:p>
             <w:pPr>
               <w:rPr>
@@ -1781,26 +2026,62 @@
           <w:tcPr>
             <w:tcW w:w="1230" w:type="dxa"/>
             <w:tcBorders>
-              <w:top w:val="single" w:color="C4C7C5" w:sz="6"/>
-              <w:left w:val="single" w:color="C4C7C5" w:sz="6"/>
-              <w:bottom w:val="single" w:color="C4C7C5" w:sz="6"/>
-              <w:right w:val="single" w:color="C4C7C5" w:sz="6"/>
-            </w:tcBorders>
-            <w:tcMar>
-              <w:top w:w="120" w:type="dxa"/>
-              <w:left w:w="180" w:type="dxa"/>
-              <w:bottom w:w="120" w:type="dxa"/>
-              <w:right w:w="180" w:type="dxa"/>
-            </w:tcMar>
-            <w:vAlign w:val="center"/>
-          </w:tcPr>
-          <w:p>
-            <w:pPr>
-              <w:rPr>
-                <w:sz w:val="20"/>
-                <w:szCs w:val="20"/>
-              </w:rPr>
-            </w:pPr>
+              <w:top w:val="single" w:sz="6" w:space="0" w:color="C4C7C5"/>
+              <w:left w:val="single" w:sz="6" w:space="0" w:color="C4C7C5"/>
+              <w:bottom w:val="single" w:sz="6" w:space="0" w:color="C4C7C5"/>
+              <w:right w:val="single" w:sz="6" w:space="0" w:color="C4C7C5"/>
+            </w:tcBorders>
+            <w:tcMar>
+              <w:top w:w="120" w:type="dxa"/>
+              <w:left w:w="180" w:type="dxa"/>
+              <w:bottom w:w="120" w:type="dxa"/>
+              <w:right w:w="180" w:type="dxa"/>
+            </w:tcMar>
+            <w:vAlign w:val="center"/>
+          </w:tcPr>
+          <w:p>
+            <w:pPr>
+              <w:rPr>
+                <w:sz w:val="20"/>
+                <w:szCs w:val="20"/>
+              </w:rPr>
+            </w:pPr>
+            <w:r>
+              <w:rPr>
+                <w:sz w:val="20"/>
+                <w:szCs w:val="20"/>
+              </w:rPr>
+              <w:t xml:space="preserve">Realizado por: </w:t>
+            </w:r>
+            <w:r>
+              <w:rPr>
+                <w:sz w:val="20"/>
+                <w:szCs w:val="20"/>
+              </w:rPr>
+              <w:t>Taylor Henrique</w:t>
+            </w:r>
+            <w:r>
+              <w:rPr>
+                <w:sz w:val="20"/>
+                <w:szCs w:val="20"/>
+              </w:rPr>
+              <w:br/>
+              <w:t>Data: 09/0</w:t>
+            </w:r>
+            <w:r>
+              <w:rPr>
+                <w:sz w:val="20"/>
+                <w:szCs w:val="20"/>
+              </w:rPr>
+              <w:t>6</w:t>
+            </w:r>
+            <w:r>
+              <w:rPr>
+                <w:sz w:val="20"/>
+                <w:szCs w:val="20"/>
+              </w:rPr>
+              <w:t>/2026</w:t>
+            </w:r>
           </w:p>
         </w:tc>
       </w:tr>
@@ -1812,38 +2093,39 @@
           <w:tcPr>
             <w:tcW w:w="1550" w:type="dxa"/>
             <w:tcBorders>
-              <w:top w:val="single" w:color="C4C7C5" w:sz="6"/>
-              <w:left w:val="single" w:color="C4C7C5" w:sz="6"/>
-              <w:bottom w:val="single" w:color="C4C7C5" w:sz="6"/>
-              <w:right w:val="single" w:color="C4C7C5" w:sz="6"/>
-            </w:tcBorders>
-            <w:tcMar>
-              <w:top w:w="120" w:type="dxa"/>
-              <w:left w:w="180" w:type="dxa"/>
-              <w:bottom w:w="120" w:type="dxa"/>
-              <w:right w:w="180" w:type="dxa"/>
-            </w:tcMar>
-            <w:vAlign w:val="center"/>
-          </w:tcPr>
-          <w:p>
-            <w:pPr>
-              <w:spacing w:before="0" w:beforeAutospacing="off" w:after="0" w:afterAutospacing="off"/>
-              <w:rPr>
-                <w:b w:val="1"/>
-                <w:bCs w:val="1"/>
-                <w:color w:val="1F1F1F"/>
-                <w:sz w:val="20"/>
-                <w:szCs w:val="20"/>
-              </w:rPr>
-            </w:pPr>
-            <w:r>
-              <w:rPr>
-                <w:b w:val="1"/>
-                <w:bCs w:val="1"/>
-                <w:color w:val="1F1F1F"/>
-                <w:sz w:val="20"/>
-                <w:szCs w:val="20"/>
-              </w:rPr>
+              <w:top w:val="single" w:sz="6" w:space="0" w:color="C4C7C5"/>
+              <w:left w:val="single" w:sz="6" w:space="0" w:color="C4C7C5"/>
+              <w:bottom w:val="single" w:sz="6" w:space="0" w:color="C4C7C5"/>
+              <w:right w:val="single" w:sz="6" w:space="0" w:color="C4C7C5"/>
+            </w:tcBorders>
+            <w:tcMar>
+              <w:top w:w="120" w:type="dxa"/>
+              <w:left w:w="180" w:type="dxa"/>
+              <w:bottom w:w="120" w:type="dxa"/>
+              <w:right w:w="180" w:type="dxa"/>
+            </w:tcMar>
+            <w:vAlign w:val="center"/>
+          </w:tcPr>
+          <w:p>
+            <w:pPr>
+              <w:spacing w:after="0"/>
+              <w:rPr>
+                <w:b/>
+                <w:bCs/>
+                <w:color w:val="1F1F1F"/>
+                <w:sz w:val="20"/>
+                <w:szCs w:val="20"/>
+              </w:rPr>
+            </w:pPr>
+            <w:r>
+              <w:rPr>
+                <w:b/>
+                <w:bCs/>
+                <w:color w:val="1F1F1F"/>
+                <w:sz w:val="20"/>
+                <w:szCs w:val="20"/>
+              </w:rPr>
+              <w:lastRenderedPageBreak/>
               <w:t>CT-005</w:t>
             </w:r>
           </w:p>
@@ -1852,38 +2134,30 @@
           <w:tcPr>
             <w:tcW w:w="1550" w:type="dxa"/>
             <w:tcBorders>
-              <w:top w:val="single" w:color="C4C7C5" w:sz="6"/>
-              <w:left w:val="single" w:color="C4C7C5" w:sz="6"/>
-              <w:bottom w:val="single" w:color="C4C7C5" w:sz="6"/>
-              <w:right w:val="single" w:color="C4C7C5" w:sz="6"/>
-            </w:tcBorders>
-            <w:tcMar>
-              <w:top w:w="120" w:type="dxa"/>
-              <w:left w:w="180" w:type="dxa"/>
-              <w:bottom w:w="120" w:type="dxa"/>
-              <w:right w:w="180" w:type="dxa"/>
-            </w:tcMar>
-            <w:vAlign w:val="center"/>
-          </w:tcPr>
-          <w:p>
-            <w:pPr>
-              <w:spacing w:before="0" w:beforeAutospacing="off" w:after="0" w:afterAutospacing="off"/>
-            </w:pPr>
-            <w:r>
-              <w:rPr>
-                <w:color w:val="1F1F1F"/>
-                <w:sz w:val="20"/>
-                <w:szCs w:val="20"/>
-              </w:rPr>
-              <w:t xml:space="preserve">Consulta e Listagem Dinâmica </w:t>
-            </w:r>
-            <w:r>
-              <w:rPr>
-                <w:color w:val="1F1F1F"/>
-                <w:sz w:val="20"/>
-                <w:szCs w:val="20"/>
-              </w:rPr>
-              <w:t>Encadeada</w:t>
+              <w:top w:val="single" w:sz="6" w:space="0" w:color="C4C7C5"/>
+              <w:left w:val="single" w:sz="6" w:space="0" w:color="C4C7C5"/>
+              <w:bottom w:val="single" w:sz="6" w:space="0" w:color="C4C7C5"/>
+              <w:right w:val="single" w:sz="6" w:space="0" w:color="C4C7C5"/>
+            </w:tcBorders>
+            <w:tcMar>
+              <w:top w:w="120" w:type="dxa"/>
+              <w:left w:w="180" w:type="dxa"/>
+              <w:bottom w:w="120" w:type="dxa"/>
+              <w:right w:w="180" w:type="dxa"/>
+            </w:tcMar>
+            <w:vAlign w:val="center"/>
+          </w:tcPr>
+          <w:p>
+            <w:pPr>
+              <w:spacing w:after="0"/>
+            </w:pPr>
+            <w:r>
+              <w:rPr>
+                <w:color w:val="1F1F1F"/>
+                <w:sz w:val="20"/>
+                <w:szCs w:val="20"/>
+              </w:rPr>
+              <w:t>Consulta e Listagem Dinâmica Encadeada</w:t>
             </w:r>
           </w:p>
         </w:tc>
@@ -1891,22 +2165,22 @@
           <w:tcPr>
             <w:tcW w:w="1550" w:type="dxa"/>
             <w:tcBorders>
-              <w:top w:val="single" w:color="C4C7C5" w:sz="6"/>
-              <w:left w:val="single" w:color="C4C7C5" w:sz="6"/>
-              <w:bottom w:val="single" w:color="C4C7C5" w:sz="6"/>
-              <w:right w:val="single" w:color="C4C7C5" w:sz="6"/>
-            </w:tcBorders>
-            <w:tcMar>
-              <w:top w:w="120" w:type="dxa"/>
-              <w:left w:w="180" w:type="dxa"/>
-              <w:bottom w:w="120" w:type="dxa"/>
-              <w:right w:w="180" w:type="dxa"/>
-            </w:tcMar>
-            <w:vAlign w:val="center"/>
-          </w:tcPr>
-          <w:p>
-            <w:pPr>
-              <w:spacing w:before="0" w:beforeAutospacing="off" w:after="0" w:afterAutospacing="off"/>
+              <w:top w:val="single" w:sz="6" w:space="0" w:color="C4C7C5"/>
+              <w:left w:val="single" w:sz="6" w:space="0" w:color="C4C7C5"/>
+              <w:bottom w:val="single" w:sz="6" w:space="0" w:color="C4C7C5"/>
+              <w:right w:val="single" w:sz="6" w:space="0" w:color="C4C7C5"/>
+            </w:tcBorders>
+            <w:tcMar>
+              <w:top w:w="120" w:type="dxa"/>
+              <w:left w:w="180" w:type="dxa"/>
+              <w:bottom w:w="120" w:type="dxa"/>
+              <w:right w:w="180" w:type="dxa"/>
+            </w:tcMar>
+            <w:vAlign w:val="center"/>
+          </w:tcPr>
+          <w:p>
+            <w:pPr>
+              <w:spacing w:after="0"/>
             </w:pPr>
             <w:r>
               <w:rPr>
@@ -1919,7 +2193,7 @@
           </w:p>
           <w:p>
             <w:pPr>
-              <w:spacing w:before="0" w:beforeAutospacing="off" w:after="0" w:afterAutospacing="off"/>
+              <w:spacing w:after="0"/>
               <w:rPr>
                 <w:color w:val="1F1F1F"/>
                 <w:sz w:val="20"/>
@@ -1932,36 +2206,33 @@
           <w:tcPr>
             <w:tcW w:w="1550" w:type="dxa"/>
             <w:tcBorders>
-              <w:top w:val="single" w:color="C4C7C5" w:sz="6"/>
-              <w:left w:val="single" w:color="C4C7C5" w:sz="6"/>
-              <w:bottom w:val="single" w:color="C4C7C5" w:sz="6"/>
-              <w:right w:val="single" w:color="C4C7C5" w:sz="6"/>
-            </w:tcBorders>
-            <w:tcMar>
-              <w:top w:w="120" w:type="dxa"/>
-              <w:left w:w="180" w:type="dxa"/>
-              <w:bottom w:w="120" w:type="dxa"/>
-              <w:right w:w="180" w:type="dxa"/>
-            </w:tcMar>
-            <w:vAlign w:val="center"/>
-          </w:tcPr>
-          <w:p>
-            <w:pPr>
-              <w:pStyle w:val="Normal"/>
-              <w:spacing w:before="0" w:beforeAutospacing="off" w:after="0" w:afterAutospacing="off"/>
-              <w:rPr>
-                <w:color w:val="1F1F1F"/>
-                <w:sz w:val="20"/>
-                <w:szCs w:val="20"/>
-              </w:rPr>
-            </w:pPr>
-            <w:r>
-              <w:rPr>
-                <w:rFonts w:ascii="Aptos" w:hAnsi="Aptos" w:eastAsia="Aptos" w:cs="Aptos"/>
-                <w:noProof w:val="0"/>
-                <w:sz w:val="20"/>
-                <w:szCs w:val="20"/>
-                <w:lang w:val="pt-BR"/>
+              <w:top w:val="single" w:sz="6" w:space="0" w:color="C4C7C5"/>
+              <w:left w:val="single" w:sz="6" w:space="0" w:color="C4C7C5"/>
+              <w:bottom w:val="single" w:sz="6" w:space="0" w:color="C4C7C5"/>
+              <w:right w:val="single" w:sz="6" w:space="0" w:color="C4C7C5"/>
+            </w:tcBorders>
+            <w:tcMar>
+              <w:top w:w="120" w:type="dxa"/>
+              <w:left w:w="180" w:type="dxa"/>
+              <w:bottom w:w="120" w:type="dxa"/>
+              <w:right w:w="180" w:type="dxa"/>
+            </w:tcMar>
+            <w:vAlign w:val="center"/>
+          </w:tcPr>
+          <w:p>
+            <w:pPr>
+              <w:spacing w:after="0"/>
+              <w:rPr>
+                <w:color w:val="1F1F1F"/>
+                <w:sz w:val="20"/>
+                <w:szCs w:val="20"/>
+              </w:rPr>
+            </w:pPr>
+            <w:r>
+              <w:rPr>
+                <w:rFonts w:ascii="Aptos" w:eastAsia="Aptos" w:hAnsi="Aptos" w:cs="Aptos"/>
+                <w:sz w:val="20"/>
+                <w:szCs w:val="20"/>
               </w:rPr>
               <w:t>Seleção sequencial de Continente, País e Cidade.</w:t>
             </w:r>
@@ -1979,97 +2250,87 @@
           <w:tcPr>
             <w:tcW w:w="1550" w:type="dxa"/>
             <w:tcBorders>
-              <w:top w:val="single" w:color="C4C7C5" w:sz="6"/>
-              <w:left w:val="single" w:color="C4C7C5" w:sz="6"/>
-              <w:bottom w:val="single" w:color="C4C7C5" w:sz="6"/>
-              <w:right w:val="single" w:color="C4C7C5" w:sz="6"/>
-            </w:tcBorders>
-            <w:tcMar>
-              <w:top w:w="120" w:type="dxa"/>
-              <w:left w:w="180" w:type="dxa"/>
-              <w:bottom w:w="120" w:type="dxa"/>
-              <w:right w:w="180" w:type="dxa"/>
-            </w:tcMar>
-            <w:vAlign w:val="center"/>
-          </w:tcPr>
-          <w:p>
-            <w:pPr>
-              <w:spacing w:before="0" w:beforeAutospacing="off" w:after="0" w:afterAutospacing="off"/>
-            </w:pPr>
-            <w:r>
-              <w:rPr>
-                <w:rFonts w:ascii="Aptos" w:hAnsi="Aptos" w:eastAsia="Aptos" w:cs="Aptos"/>
-                <w:noProof w:val="0"/>
-                <w:sz w:val="20"/>
-                <w:szCs w:val="20"/>
-                <w:lang w:val="pt-BR"/>
+              <w:top w:val="single" w:sz="6" w:space="0" w:color="C4C7C5"/>
+              <w:left w:val="single" w:sz="6" w:space="0" w:color="C4C7C5"/>
+              <w:bottom w:val="single" w:sz="6" w:space="0" w:color="C4C7C5"/>
+              <w:right w:val="single" w:sz="6" w:space="0" w:color="C4C7C5"/>
+            </w:tcBorders>
+            <w:tcMar>
+              <w:top w:w="120" w:type="dxa"/>
+              <w:left w:w="180" w:type="dxa"/>
+              <w:bottom w:w="120" w:type="dxa"/>
+              <w:right w:w="180" w:type="dxa"/>
+            </w:tcMar>
+            <w:vAlign w:val="center"/>
+          </w:tcPr>
+          <w:p>
+            <w:pPr>
+              <w:spacing w:after="0"/>
+            </w:pPr>
+            <w:r>
+              <w:rPr>
+                <w:rFonts w:ascii="Aptos" w:eastAsia="Aptos" w:hAnsi="Aptos" w:cs="Aptos"/>
+                <w:sz w:val="20"/>
+                <w:szCs w:val="20"/>
               </w:rPr>
               <w:t xml:space="preserve">1. Acessar a tela de consulta. </w:t>
             </w:r>
           </w:p>
           <w:p>
             <w:pPr>
-              <w:spacing w:before="0" w:beforeAutospacing="off" w:after="0" w:afterAutospacing="off"/>
-            </w:pPr>
-            <w:r>
-              <w:rPr>
-                <w:rFonts w:ascii="Aptos" w:hAnsi="Aptos" w:eastAsia="Aptos" w:cs="Aptos"/>
-                <w:noProof w:val="0"/>
-                <w:sz w:val="20"/>
-                <w:szCs w:val="20"/>
-                <w:lang w:val="pt-BR"/>
+              <w:spacing w:after="0"/>
+            </w:pPr>
+            <w:r>
+              <w:rPr>
+                <w:rFonts w:ascii="Aptos" w:eastAsia="Aptos" w:hAnsi="Aptos" w:cs="Aptos"/>
+                <w:sz w:val="20"/>
+                <w:szCs w:val="20"/>
               </w:rPr>
               <w:t>2. Selecionar um Continente na lista inicial.</w:t>
             </w:r>
           </w:p>
           <w:p>
             <w:pPr>
-              <w:spacing w:before="0" w:beforeAutospacing="off" w:after="0" w:afterAutospacing="off"/>
-            </w:pPr>
-            <w:r>
-              <w:rPr>
-                <w:rFonts w:ascii="Aptos" w:hAnsi="Aptos" w:eastAsia="Aptos" w:cs="Aptos"/>
-                <w:noProof w:val="0"/>
-                <w:sz w:val="20"/>
-                <w:szCs w:val="20"/>
-                <w:lang w:val="pt-BR"/>
+              <w:spacing w:after="0"/>
+            </w:pPr>
+            <w:r>
+              <w:rPr>
+                <w:rFonts w:ascii="Aptos" w:eastAsia="Aptos" w:hAnsi="Aptos" w:cs="Aptos"/>
+                <w:sz w:val="20"/>
+                <w:szCs w:val="20"/>
               </w:rPr>
               <w:t>3. Verificar se a lista de países foi atualizada.</w:t>
             </w:r>
           </w:p>
           <w:p>
             <w:pPr>
-              <w:spacing w:before="0" w:beforeAutospacing="off" w:after="0" w:afterAutospacing="off"/>
-            </w:pPr>
-            <w:r>
-              <w:rPr>
-                <w:rFonts w:ascii="Aptos" w:hAnsi="Aptos" w:eastAsia="Aptos" w:cs="Aptos"/>
-                <w:noProof w:val="0"/>
-                <w:sz w:val="20"/>
-                <w:szCs w:val="20"/>
-                <w:lang w:val="pt-BR"/>
+              <w:spacing w:after="0"/>
+            </w:pPr>
+            <w:r>
+              <w:rPr>
+                <w:rFonts w:ascii="Aptos" w:eastAsia="Aptos" w:hAnsi="Aptos" w:cs="Aptos"/>
+                <w:sz w:val="20"/>
+                <w:szCs w:val="20"/>
               </w:rPr>
               <w:t>4. Selecionar um País desta lista.</w:t>
             </w:r>
           </w:p>
           <w:p>
             <w:pPr>
-              <w:spacing w:before="0" w:beforeAutospacing="off" w:after="0" w:afterAutospacing="off"/>
-            </w:pPr>
-            <w:r>
-              <w:rPr>
-                <w:rFonts w:ascii="Aptos" w:hAnsi="Aptos" w:eastAsia="Aptos" w:cs="Aptos"/>
-                <w:noProof w:val="0"/>
-                <w:sz w:val="20"/>
-                <w:szCs w:val="20"/>
-                <w:lang w:val="pt-BR"/>
+              <w:spacing w:after="0"/>
+            </w:pPr>
+            <w:r>
+              <w:rPr>
+                <w:rFonts w:ascii="Aptos" w:eastAsia="Aptos" w:hAnsi="Aptos" w:cs="Aptos"/>
+                <w:sz w:val="20"/>
+                <w:szCs w:val="20"/>
               </w:rPr>
               <w:t>5. Verificar se as cidades foram filtradas.</w:t>
             </w:r>
           </w:p>
           <w:p>
             <w:pPr>
-              <w:spacing w:before="0" w:beforeAutospacing="off" w:after="0" w:afterAutospacing="off"/>
+              <w:spacing w:after="0"/>
               <w:rPr>
                 <w:color w:val="1F1F1F"/>
                 <w:sz w:val="20"/>
@@ -2082,30 +2343,66 @@
           <w:tcPr>
             <w:tcW w:w="2460" w:type="dxa"/>
             <w:tcBorders>
-              <w:top w:val="single" w:color="C4C7C5" w:sz="6"/>
-              <w:left w:val="single" w:color="C4C7C5" w:sz="6"/>
-              <w:bottom w:val="single" w:color="C4C7C5" w:sz="6"/>
-              <w:right w:val="single" w:color="C4C7C5" w:sz="6"/>
-            </w:tcBorders>
-            <w:tcMar>
-              <w:top w:w="120" w:type="dxa"/>
-              <w:left w:w="180" w:type="dxa"/>
-              <w:bottom w:w="120" w:type="dxa"/>
-              <w:right w:w="180" w:type="dxa"/>
-            </w:tcMar>
-            <w:vAlign w:val="center"/>
-          </w:tcPr>
-          <w:p>
-            <w:pPr>
-              <w:spacing w:before="0" w:beforeAutospacing="off" w:after="0" w:afterAutospacing="off"/>
-            </w:pPr>
-            <w:r>
-              <w:rPr>
-                <w:color w:val="1F1F1F"/>
-                <w:sz w:val="20"/>
-                <w:szCs w:val="20"/>
-              </w:rPr>
-              <w:t>O sistema deve carregar os dados de forma compacta e progressiva: ao escolher o continente, listar apenas os seus países ; ao escolher o país, listar apenas as suas cidades , aplicando a paginação se necessário.</w:t>
+              <w:top w:val="single" w:sz="6" w:space="0" w:color="C4C7C5"/>
+              <w:left w:val="single" w:sz="6" w:space="0" w:color="C4C7C5"/>
+              <w:bottom w:val="single" w:sz="6" w:space="0" w:color="C4C7C5"/>
+              <w:right w:val="single" w:sz="6" w:space="0" w:color="C4C7C5"/>
+            </w:tcBorders>
+            <w:tcMar>
+              <w:top w:w="120" w:type="dxa"/>
+              <w:left w:w="180" w:type="dxa"/>
+              <w:bottom w:w="120" w:type="dxa"/>
+              <w:right w:w="180" w:type="dxa"/>
+            </w:tcMar>
+            <w:vAlign w:val="center"/>
+          </w:tcPr>
+          <w:p>
+            <w:pPr>
+              <w:spacing w:after="0"/>
+            </w:pPr>
+            <w:r>
+              <w:rPr>
+                <w:color w:val="1F1F1F"/>
+                <w:sz w:val="20"/>
+                <w:szCs w:val="20"/>
+              </w:rPr>
+              <w:t xml:space="preserve">O sistema deve carregar os dados de forma compacta e progressiva: ao escolher o continente, listar apenas os seus </w:t>
+            </w:r>
+            <w:proofErr w:type="gramStart"/>
+            <w:r>
+              <w:rPr>
+                <w:color w:val="1F1F1F"/>
+                <w:sz w:val="20"/>
+                <w:szCs w:val="20"/>
+              </w:rPr>
+              <w:t>países ;</w:t>
+            </w:r>
+            <w:proofErr w:type="gramEnd"/>
+            <w:r>
+              <w:rPr>
+                <w:color w:val="1F1F1F"/>
+                <w:sz w:val="20"/>
+                <w:szCs w:val="20"/>
+              </w:rPr>
+              <w:t xml:space="preserve"> ao escolher o país, listar apenas as suas </w:t>
+            </w:r>
+            <w:proofErr w:type="gramStart"/>
+            <w:r>
+              <w:rPr>
+                <w:color w:val="1F1F1F"/>
+                <w:sz w:val="20"/>
+                <w:szCs w:val="20"/>
+              </w:rPr>
+              <w:t>cidades ,</w:t>
+            </w:r>
+            <w:proofErr w:type="gramEnd"/>
+            <w:r>
+              <w:rPr>
+                <w:color w:val="1F1F1F"/>
+                <w:sz w:val="20"/>
+                <w:szCs w:val="20"/>
+              </w:rPr>
+              <w:t xml:space="preserve"> aplicando a paginação se necessário.</w:t>
             </w:r>
           </w:p>
         </w:tc>
@@ -2113,45 +2410,66 @@
           <w:tcPr>
             <w:tcW w:w="1320" w:type="dxa"/>
             <w:tcBorders>
-              <w:top w:val="single" w:color="C4C7C5" w:sz="6"/>
-              <w:left w:val="single" w:color="C4C7C5" w:sz="6"/>
-              <w:bottom w:val="single" w:color="C4C7C5" w:sz="6"/>
-              <w:right w:val="single" w:color="C4C7C5" w:sz="6"/>
-            </w:tcBorders>
-            <w:tcMar>
-              <w:top w:w="120" w:type="dxa"/>
-              <w:left w:w="180" w:type="dxa"/>
-              <w:bottom w:w="120" w:type="dxa"/>
-              <w:right w:w="180" w:type="dxa"/>
-            </w:tcMar>
-            <w:vAlign w:val="center"/>
-          </w:tcPr>
-          <w:p>
-            <w:pPr>
-              <w:rPr>
-                <w:sz w:val="20"/>
-                <w:szCs w:val="20"/>
-              </w:rPr>
-            </w:pPr>
+              <w:top w:val="single" w:sz="6" w:space="0" w:color="C4C7C5"/>
+              <w:left w:val="single" w:sz="6" w:space="0" w:color="C4C7C5"/>
+              <w:bottom w:val="single" w:sz="6" w:space="0" w:color="C4C7C5"/>
+              <w:right w:val="single" w:sz="6" w:space="0" w:color="C4C7C5"/>
+            </w:tcBorders>
+            <w:tcMar>
+              <w:top w:w="120" w:type="dxa"/>
+              <w:left w:w="180" w:type="dxa"/>
+              <w:bottom w:w="120" w:type="dxa"/>
+              <w:right w:w="180" w:type="dxa"/>
+            </w:tcMar>
+            <w:vAlign w:val="center"/>
+          </w:tcPr>
+          <w:p>
+            <w:pPr>
+              <w:rPr>
+                <w:sz w:val="20"/>
+                <w:szCs w:val="20"/>
+              </w:rPr>
+            </w:pPr>
+            <w:r>
+              <w:rPr>
+                <w:sz w:val="20"/>
+                <w:szCs w:val="20"/>
+              </w:rPr>
+              <w:t>O sistema carregou os dados de forma progressiva e eficiente, exibindo apenas os países do continente selecionado e apenas as cidades do país escolhido, com suporte à paginação quando necessário</w:t>
+            </w:r>
           </w:p>
         </w:tc>
         <w:tc>
           <w:tcPr>
             <w:tcW w:w="1320" w:type="dxa"/>
             <w:tcBorders>
-              <w:top w:val="single" w:color="C4C7C5" w:sz="6"/>
-              <w:left w:val="single" w:color="C4C7C5" w:sz="6"/>
-              <w:bottom w:val="single" w:color="C4C7C5" w:sz="6"/>
-              <w:right w:val="single" w:color="C4C7C5" w:sz="6"/>
-            </w:tcBorders>
-            <w:tcMar>
-              <w:top w:w="120" w:type="dxa"/>
-              <w:left w:w="180" w:type="dxa"/>
-              <w:bottom w:w="120" w:type="dxa"/>
-              <w:right w:w="180" w:type="dxa"/>
-            </w:tcMar>
-            <w:vAlign w:val="center"/>
-          </w:tcPr>
+              <w:top w:val="single" w:sz="6" w:space="0" w:color="C4C7C5"/>
+              <w:left w:val="single" w:sz="6" w:space="0" w:color="C4C7C5"/>
+              <w:bottom w:val="single" w:sz="6" w:space="0" w:color="C4C7C5"/>
+              <w:right w:val="single" w:sz="6" w:space="0" w:color="C4C7C5"/>
+            </w:tcBorders>
+            <w:tcMar>
+              <w:top w:w="120" w:type="dxa"/>
+              <w:left w:w="180" w:type="dxa"/>
+              <w:bottom w:w="120" w:type="dxa"/>
+              <w:right w:w="180" w:type="dxa"/>
+            </w:tcMar>
+            <w:vAlign w:val="center"/>
+          </w:tcPr>
+          <w:p>
+            <w:pPr>
+              <w:pStyle w:val="NormalWeb"/>
+            </w:pPr>
+            <w:r>
+              <w:rPr>
+                <w:rFonts w:ascii="Calibri" w:hAnsi="Calibri" w:cs="Calibri"/>
+                <w:color w:val="000000"/>
+                <w:sz w:val="22"/>
+                <w:szCs w:val="22"/>
+              </w:rPr>
+              <w:t>Passou</w:t>
+            </w:r>
+          </w:p>
           <w:p>
             <w:pPr>
               <w:rPr>
@@ -2165,26 +2483,62 @@
           <w:tcPr>
             <w:tcW w:w="1230" w:type="dxa"/>
             <w:tcBorders>
-              <w:top w:val="single" w:color="C4C7C5" w:sz="6"/>
-              <w:left w:val="single" w:color="C4C7C5" w:sz="6"/>
-              <w:bottom w:val="single" w:color="C4C7C5" w:sz="6"/>
-              <w:right w:val="single" w:color="C4C7C5" w:sz="6"/>
-            </w:tcBorders>
-            <w:tcMar>
-              <w:top w:w="120" w:type="dxa"/>
-              <w:left w:w="180" w:type="dxa"/>
-              <w:bottom w:w="120" w:type="dxa"/>
-              <w:right w:w="180" w:type="dxa"/>
-            </w:tcMar>
-            <w:vAlign w:val="center"/>
-          </w:tcPr>
-          <w:p>
-            <w:pPr>
-              <w:rPr>
-                <w:sz w:val="20"/>
-                <w:szCs w:val="20"/>
-              </w:rPr>
-            </w:pPr>
+              <w:top w:val="single" w:sz="6" w:space="0" w:color="C4C7C5"/>
+              <w:left w:val="single" w:sz="6" w:space="0" w:color="C4C7C5"/>
+              <w:bottom w:val="single" w:sz="6" w:space="0" w:color="C4C7C5"/>
+              <w:right w:val="single" w:sz="6" w:space="0" w:color="C4C7C5"/>
+            </w:tcBorders>
+            <w:tcMar>
+              <w:top w:w="120" w:type="dxa"/>
+              <w:left w:w="180" w:type="dxa"/>
+              <w:bottom w:w="120" w:type="dxa"/>
+              <w:right w:w="180" w:type="dxa"/>
+            </w:tcMar>
+            <w:vAlign w:val="center"/>
+          </w:tcPr>
+          <w:p>
+            <w:pPr>
+              <w:rPr>
+                <w:sz w:val="20"/>
+                <w:szCs w:val="20"/>
+              </w:rPr>
+            </w:pPr>
+            <w:r>
+              <w:rPr>
+                <w:sz w:val="20"/>
+                <w:szCs w:val="20"/>
+              </w:rPr>
+              <w:t xml:space="preserve">Realizado por: </w:t>
+            </w:r>
+            <w:r>
+              <w:rPr>
+                <w:sz w:val="20"/>
+                <w:szCs w:val="20"/>
+              </w:rPr>
+              <w:t>Taylor Henrique</w:t>
+            </w:r>
+            <w:r>
+              <w:rPr>
+                <w:sz w:val="20"/>
+                <w:szCs w:val="20"/>
+              </w:rPr>
+              <w:br/>
+              <w:t>Data: 09/0</w:t>
+            </w:r>
+            <w:r>
+              <w:rPr>
+                <w:sz w:val="20"/>
+                <w:szCs w:val="20"/>
+              </w:rPr>
+              <w:t>6</w:t>
+            </w:r>
+            <w:r>
+              <w:rPr>
+                <w:sz w:val="20"/>
+                <w:szCs w:val="20"/>
+              </w:rPr>
+              <w:t>/2026</w:t>
+            </w:r>
           </w:p>
         </w:tc>
       </w:tr>
@@ -2196,38 +2550,39 @@
           <w:tcPr>
             <w:tcW w:w="1550" w:type="dxa"/>
             <w:tcBorders>
-              <w:top w:val="single" w:color="C4C7C5" w:sz="6"/>
-              <w:left w:val="single" w:color="C4C7C5" w:sz="6"/>
-              <w:bottom w:val="single" w:color="C4C7C5" w:sz="6"/>
-              <w:right w:val="single" w:color="C4C7C5" w:sz="6"/>
-            </w:tcBorders>
-            <w:tcMar>
-              <w:top w:w="120" w:type="dxa"/>
-              <w:left w:w="180" w:type="dxa"/>
-              <w:bottom w:w="120" w:type="dxa"/>
-              <w:right w:w="180" w:type="dxa"/>
-            </w:tcMar>
-            <w:vAlign w:val="center"/>
-          </w:tcPr>
-          <w:p>
-            <w:pPr>
-              <w:spacing w:before="0" w:beforeAutospacing="off" w:after="0" w:afterAutospacing="off"/>
-              <w:rPr>
-                <w:b w:val="1"/>
-                <w:bCs w:val="1"/>
-                <w:color w:val="1F1F1F"/>
-                <w:sz w:val="20"/>
-                <w:szCs w:val="20"/>
-              </w:rPr>
-            </w:pPr>
-            <w:r>
-              <w:rPr>
-                <w:b w:val="1"/>
-                <w:bCs w:val="1"/>
-                <w:color w:val="1F1F1F"/>
-                <w:sz w:val="20"/>
-                <w:szCs w:val="20"/>
-              </w:rPr>
+              <w:top w:val="single" w:sz="6" w:space="0" w:color="C4C7C5"/>
+              <w:left w:val="single" w:sz="6" w:space="0" w:color="C4C7C5"/>
+              <w:bottom w:val="single" w:sz="6" w:space="0" w:color="C4C7C5"/>
+              <w:right w:val="single" w:sz="6" w:space="0" w:color="C4C7C5"/>
+            </w:tcBorders>
+            <w:tcMar>
+              <w:top w:w="120" w:type="dxa"/>
+              <w:left w:w="180" w:type="dxa"/>
+              <w:bottom w:w="120" w:type="dxa"/>
+              <w:right w:w="180" w:type="dxa"/>
+            </w:tcMar>
+            <w:vAlign w:val="center"/>
+          </w:tcPr>
+          <w:p>
+            <w:pPr>
+              <w:spacing w:after="0"/>
+              <w:rPr>
+                <w:b/>
+                <w:bCs/>
+                <w:color w:val="1F1F1F"/>
+                <w:sz w:val="20"/>
+                <w:szCs w:val="20"/>
+              </w:rPr>
+            </w:pPr>
+            <w:r>
+              <w:rPr>
+                <w:b/>
+                <w:bCs/>
+                <w:color w:val="1F1F1F"/>
+                <w:sz w:val="20"/>
+                <w:szCs w:val="20"/>
+              </w:rPr>
+              <w:lastRenderedPageBreak/>
               <w:t>CT-006</w:t>
             </w:r>
           </w:p>
@@ -2236,22 +2591,22 @@
           <w:tcPr>
             <w:tcW w:w="1550" w:type="dxa"/>
             <w:tcBorders>
-              <w:top w:val="single" w:color="C4C7C5" w:sz="6"/>
-              <w:left w:val="single" w:color="C4C7C5" w:sz="6"/>
-              <w:bottom w:val="single" w:color="C4C7C5" w:sz="6"/>
-              <w:right w:val="single" w:color="C4C7C5" w:sz="6"/>
-            </w:tcBorders>
-            <w:tcMar>
-              <w:top w:w="120" w:type="dxa"/>
-              <w:left w:w="180" w:type="dxa"/>
-              <w:bottom w:w="120" w:type="dxa"/>
-              <w:right w:w="180" w:type="dxa"/>
-            </w:tcMar>
-            <w:vAlign w:val="center"/>
-          </w:tcPr>
-          <w:p>
-            <w:pPr>
-              <w:spacing w:before="0" w:beforeAutospacing="off" w:after="0" w:afterAutospacing="off"/>
+              <w:top w:val="single" w:sz="6" w:space="0" w:color="C4C7C5"/>
+              <w:left w:val="single" w:sz="6" w:space="0" w:color="C4C7C5"/>
+              <w:bottom w:val="single" w:sz="6" w:space="0" w:color="C4C7C5"/>
+              <w:right w:val="single" w:sz="6" w:space="0" w:color="C4C7C5"/>
+            </w:tcBorders>
+            <w:tcMar>
+              <w:top w:w="120" w:type="dxa"/>
+              <w:left w:w="180" w:type="dxa"/>
+              <w:bottom w:w="120" w:type="dxa"/>
+              <w:right w:w="180" w:type="dxa"/>
+            </w:tcMar>
+            <w:vAlign w:val="center"/>
+          </w:tcPr>
+          <w:p>
+            <w:pPr>
+              <w:spacing w:after="0"/>
               <w:rPr>
                 <w:color w:val="1F1F1F"/>
                 <w:sz w:val="20"/>
@@ -2272,22 +2627,22 @@
           <w:tcPr>
             <w:tcW w:w="1550" w:type="dxa"/>
             <w:tcBorders>
-              <w:top w:val="single" w:color="C4C7C5" w:sz="6"/>
-              <w:left w:val="single" w:color="C4C7C5" w:sz="6"/>
-              <w:bottom w:val="single" w:color="C4C7C5" w:sz="6"/>
-              <w:right w:val="single" w:color="C4C7C5" w:sz="6"/>
-            </w:tcBorders>
-            <w:tcMar>
-              <w:top w:w="120" w:type="dxa"/>
-              <w:left w:w="180" w:type="dxa"/>
-              <w:bottom w:w="120" w:type="dxa"/>
-              <w:right w:w="180" w:type="dxa"/>
-            </w:tcMar>
-            <w:vAlign w:val="center"/>
-          </w:tcPr>
-          <w:p>
-            <w:pPr>
-              <w:spacing w:before="0" w:beforeAutospacing="off" w:after="0" w:afterAutospacing="off"/>
+              <w:top w:val="single" w:sz="6" w:space="0" w:color="C4C7C5"/>
+              <w:left w:val="single" w:sz="6" w:space="0" w:color="C4C7C5"/>
+              <w:bottom w:val="single" w:sz="6" w:space="0" w:color="C4C7C5"/>
+              <w:right w:val="single" w:sz="6" w:space="0" w:color="C4C7C5"/>
+            </w:tcBorders>
+            <w:tcMar>
+              <w:top w:w="120" w:type="dxa"/>
+              <w:left w:w="180" w:type="dxa"/>
+              <w:bottom w:w="120" w:type="dxa"/>
+              <w:right w:w="180" w:type="dxa"/>
+            </w:tcMar>
+            <w:vAlign w:val="center"/>
+          </w:tcPr>
+          <w:p>
+            <w:pPr>
+              <w:spacing w:after="0"/>
               <w:rPr>
                 <w:color w:val="1F1F1F"/>
                 <w:sz w:val="20"/>
@@ -2308,22 +2663,22 @@
           <w:tcPr>
             <w:tcW w:w="1550" w:type="dxa"/>
             <w:tcBorders>
-              <w:top w:val="single" w:color="C4C7C5" w:sz="6"/>
-              <w:left w:val="single" w:color="C4C7C5" w:sz="6"/>
-              <w:bottom w:val="single" w:color="C4C7C5" w:sz="6"/>
-              <w:right w:val="single" w:color="C4C7C5" w:sz="6"/>
-            </w:tcBorders>
-            <w:tcMar>
-              <w:top w:w="120" w:type="dxa"/>
-              <w:left w:w="180" w:type="dxa"/>
-              <w:bottom w:w="120" w:type="dxa"/>
-              <w:right w:w="180" w:type="dxa"/>
-            </w:tcMar>
-            <w:vAlign w:val="center"/>
-          </w:tcPr>
-          <w:p>
-            <w:pPr>
-              <w:spacing w:before="0" w:beforeAutospacing="off" w:after="0" w:afterAutospacing="off"/>
+              <w:top w:val="single" w:sz="6" w:space="0" w:color="C4C7C5"/>
+              <w:left w:val="single" w:sz="6" w:space="0" w:color="C4C7C5"/>
+              <w:bottom w:val="single" w:sz="6" w:space="0" w:color="C4C7C5"/>
+              <w:right w:val="single" w:sz="6" w:space="0" w:color="C4C7C5"/>
+            </w:tcBorders>
+            <w:tcMar>
+              <w:top w:w="120" w:type="dxa"/>
+              <w:left w:w="180" w:type="dxa"/>
+              <w:bottom w:w="120" w:type="dxa"/>
+              <w:right w:w="180" w:type="dxa"/>
+            </w:tcMar>
+            <w:vAlign w:val="center"/>
+          </w:tcPr>
+          <w:p>
+            <w:pPr>
+              <w:spacing w:after="0"/>
               <w:rPr>
                 <w:color w:val="1F1F1F"/>
                 <w:sz w:val="20"/>
@@ -2344,22 +2699,22 @@
           <w:tcPr>
             <w:tcW w:w="1550" w:type="dxa"/>
             <w:tcBorders>
-              <w:top w:val="single" w:color="C4C7C5" w:sz="6"/>
-              <w:left w:val="single" w:color="C4C7C5" w:sz="6"/>
-              <w:bottom w:val="single" w:color="C4C7C5" w:sz="6"/>
-              <w:right w:val="single" w:color="C4C7C5" w:sz="6"/>
-            </w:tcBorders>
-            <w:tcMar>
-              <w:top w:w="120" w:type="dxa"/>
-              <w:left w:w="180" w:type="dxa"/>
-              <w:bottom w:w="120" w:type="dxa"/>
-              <w:right w:w="180" w:type="dxa"/>
-            </w:tcMar>
-            <w:vAlign w:val="center"/>
-          </w:tcPr>
-          <w:p>
-            <w:pPr>
-              <w:spacing w:before="0" w:beforeAutospacing="off" w:after="0" w:afterAutospacing="off"/>
+              <w:top w:val="single" w:sz="6" w:space="0" w:color="C4C7C5"/>
+              <w:left w:val="single" w:sz="6" w:space="0" w:color="C4C7C5"/>
+              <w:bottom w:val="single" w:sz="6" w:space="0" w:color="C4C7C5"/>
+              <w:right w:val="single" w:sz="6" w:space="0" w:color="C4C7C5"/>
+            </w:tcBorders>
+            <w:tcMar>
+              <w:top w:w="120" w:type="dxa"/>
+              <w:left w:w="180" w:type="dxa"/>
+              <w:bottom w:w="120" w:type="dxa"/>
+              <w:right w:w="180" w:type="dxa"/>
+            </w:tcMar>
+            <w:vAlign w:val="center"/>
+          </w:tcPr>
+          <w:p>
+            <w:pPr>
+              <w:spacing w:after="0"/>
               <w:rPr>
                 <w:color w:val="1F1F1F"/>
                 <w:sz w:val="20"/>
@@ -2377,7 +2732,7 @@
           </w:p>
           <w:p>
             <w:pPr>
-              <w:spacing w:before="0" w:beforeAutospacing="off" w:after="0" w:afterAutospacing="off"/>
+              <w:spacing w:after="0"/>
               <w:rPr>
                 <w:color w:val="1F1F1F"/>
                 <w:sz w:val="20"/>
@@ -2398,22 +2753,22 @@
           <w:tcPr>
             <w:tcW w:w="2460" w:type="dxa"/>
             <w:tcBorders>
-              <w:top w:val="single" w:color="C4C7C5" w:sz="6"/>
-              <w:left w:val="single" w:color="C4C7C5" w:sz="6"/>
-              <w:bottom w:val="single" w:color="C4C7C5" w:sz="6"/>
-              <w:right w:val="single" w:color="C4C7C5" w:sz="6"/>
-            </w:tcBorders>
-            <w:tcMar>
-              <w:top w:w="120" w:type="dxa"/>
-              <w:left w:w="180" w:type="dxa"/>
-              <w:bottom w:w="120" w:type="dxa"/>
-              <w:right w:w="180" w:type="dxa"/>
-            </w:tcMar>
-            <w:vAlign w:val="center"/>
-          </w:tcPr>
-          <w:p>
-            <w:pPr>
-              <w:spacing w:before="0" w:beforeAutospacing="off" w:after="0" w:afterAutospacing="off"/>
+              <w:top w:val="single" w:sz="6" w:space="0" w:color="C4C7C5"/>
+              <w:left w:val="single" w:sz="6" w:space="0" w:color="C4C7C5"/>
+              <w:bottom w:val="single" w:sz="6" w:space="0" w:color="C4C7C5"/>
+              <w:right w:val="single" w:sz="6" w:space="0" w:color="C4C7C5"/>
+            </w:tcBorders>
+            <w:tcMar>
+              <w:top w:w="120" w:type="dxa"/>
+              <w:left w:w="180" w:type="dxa"/>
+              <w:bottom w:w="120" w:type="dxa"/>
+              <w:right w:w="180" w:type="dxa"/>
+            </w:tcMar>
+            <w:vAlign w:val="center"/>
+          </w:tcPr>
+          <w:p>
+            <w:pPr>
+              <w:spacing w:after="0"/>
               <w:rPr>
                 <w:color w:val="1F1F1F"/>
                 <w:sz w:val="20"/>
@@ -2434,45 +2789,66 @@
           <w:tcPr>
             <w:tcW w:w="1320" w:type="dxa"/>
             <w:tcBorders>
-              <w:top w:val="single" w:color="C4C7C5" w:sz="6"/>
-              <w:left w:val="single" w:color="C4C7C5" w:sz="6"/>
-              <w:bottom w:val="single" w:color="C4C7C5" w:sz="6"/>
-              <w:right w:val="single" w:color="C4C7C5" w:sz="6"/>
-            </w:tcBorders>
-            <w:tcMar>
-              <w:top w:w="120" w:type="dxa"/>
-              <w:left w:w="180" w:type="dxa"/>
-              <w:bottom w:w="120" w:type="dxa"/>
-              <w:right w:w="180" w:type="dxa"/>
-            </w:tcMar>
-            <w:vAlign w:val="center"/>
-          </w:tcPr>
-          <w:p>
-            <w:pPr>
-              <w:rPr>
-                <w:sz w:val="20"/>
-                <w:szCs w:val="20"/>
-              </w:rPr>
-            </w:pPr>
+              <w:top w:val="single" w:sz="6" w:space="0" w:color="C4C7C5"/>
+              <w:left w:val="single" w:sz="6" w:space="0" w:color="C4C7C5"/>
+              <w:bottom w:val="single" w:sz="6" w:space="0" w:color="C4C7C5"/>
+              <w:right w:val="single" w:sz="6" w:space="0" w:color="C4C7C5"/>
+            </w:tcBorders>
+            <w:tcMar>
+              <w:top w:w="120" w:type="dxa"/>
+              <w:left w:w="180" w:type="dxa"/>
+              <w:bottom w:w="120" w:type="dxa"/>
+              <w:right w:w="180" w:type="dxa"/>
+            </w:tcMar>
+            <w:vAlign w:val="center"/>
+          </w:tcPr>
+          <w:p>
+            <w:pPr>
+              <w:rPr>
+                <w:sz w:val="20"/>
+                <w:szCs w:val="20"/>
+              </w:rPr>
+            </w:pPr>
+            <w:r>
+              <w:rPr>
+                <w:sz w:val="20"/>
+                <w:szCs w:val="20"/>
+              </w:rPr>
+              <w:t>consumo dinâmico da API externa realizado com sucesso, exibindo dados climáticos e fusos horários atualizados em tempo real."</w:t>
+            </w:r>
           </w:p>
         </w:tc>
         <w:tc>
           <w:tcPr>
             <w:tcW w:w="1320" w:type="dxa"/>
             <w:tcBorders>
-              <w:top w:val="single" w:color="C4C7C5" w:sz="6"/>
-              <w:left w:val="single" w:color="C4C7C5" w:sz="6"/>
-              <w:bottom w:val="single" w:color="C4C7C5" w:sz="6"/>
-              <w:right w:val="single" w:color="C4C7C5" w:sz="6"/>
-            </w:tcBorders>
-            <w:tcMar>
-              <w:top w:w="120" w:type="dxa"/>
-              <w:left w:w="180" w:type="dxa"/>
-              <w:bottom w:w="120" w:type="dxa"/>
-              <w:right w:w="180" w:type="dxa"/>
-            </w:tcMar>
-            <w:vAlign w:val="center"/>
-          </w:tcPr>
+              <w:top w:val="single" w:sz="6" w:space="0" w:color="C4C7C5"/>
+              <w:left w:val="single" w:sz="6" w:space="0" w:color="C4C7C5"/>
+              <w:bottom w:val="single" w:sz="6" w:space="0" w:color="C4C7C5"/>
+              <w:right w:val="single" w:sz="6" w:space="0" w:color="C4C7C5"/>
+            </w:tcBorders>
+            <w:tcMar>
+              <w:top w:w="120" w:type="dxa"/>
+              <w:left w:w="180" w:type="dxa"/>
+              <w:bottom w:w="120" w:type="dxa"/>
+              <w:right w:w="180" w:type="dxa"/>
+            </w:tcMar>
+            <w:vAlign w:val="center"/>
+          </w:tcPr>
+          <w:p>
+            <w:pPr>
+              <w:pStyle w:val="NormalWeb"/>
+            </w:pPr>
+            <w:r>
+              <w:rPr>
+                <w:rFonts w:ascii="Calibri" w:hAnsi="Calibri" w:cs="Calibri"/>
+                <w:color w:val="000000"/>
+                <w:sz w:val="22"/>
+                <w:szCs w:val="22"/>
+              </w:rPr>
+              <w:t>Passou</w:t>
+            </w:r>
+          </w:p>
           <w:p>
             <w:pPr>
               <w:rPr>
@@ -2486,26 +2862,62 @@
           <w:tcPr>
             <w:tcW w:w="1230" w:type="dxa"/>
             <w:tcBorders>
-              <w:top w:val="single" w:color="C4C7C5" w:sz="6"/>
-              <w:left w:val="single" w:color="C4C7C5" w:sz="6"/>
-              <w:bottom w:val="single" w:color="C4C7C5" w:sz="6"/>
-              <w:right w:val="single" w:color="C4C7C5" w:sz="6"/>
-            </w:tcBorders>
-            <w:tcMar>
-              <w:top w:w="120" w:type="dxa"/>
-              <w:left w:w="180" w:type="dxa"/>
-              <w:bottom w:w="120" w:type="dxa"/>
-              <w:right w:w="180" w:type="dxa"/>
-            </w:tcMar>
-            <w:vAlign w:val="center"/>
-          </w:tcPr>
-          <w:p>
-            <w:pPr>
-              <w:rPr>
-                <w:sz w:val="20"/>
-                <w:szCs w:val="20"/>
-              </w:rPr>
-            </w:pPr>
+              <w:top w:val="single" w:sz="6" w:space="0" w:color="C4C7C5"/>
+              <w:left w:val="single" w:sz="6" w:space="0" w:color="C4C7C5"/>
+              <w:bottom w:val="single" w:sz="6" w:space="0" w:color="C4C7C5"/>
+              <w:right w:val="single" w:sz="6" w:space="0" w:color="C4C7C5"/>
+            </w:tcBorders>
+            <w:tcMar>
+              <w:top w:w="120" w:type="dxa"/>
+              <w:left w:w="180" w:type="dxa"/>
+              <w:bottom w:w="120" w:type="dxa"/>
+              <w:right w:w="180" w:type="dxa"/>
+            </w:tcMar>
+            <w:vAlign w:val="center"/>
+          </w:tcPr>
+          <w:p>
+            <w:pPr>
+              <w:rPr>
+                <w:sz w:val="20"/>
+                <w:szCs w:val="20"/>
+              </w:rPr>
+            </w:pPr>
+            <w:r>
+              <w:rPr>
+                <w:sz w:val="20"/>
+                <w:szCs w:val="20"/>
+              </w:rPr>
+              <w:t xml:space="preserve">Realizado por: </w:t>
+            </w:r>
+            <w:r>
+              <w:rPr>
+                <w:sz w:val="20"/>
+                <w:szCs w:val="20"/>
+              </w:rPr>
+              <w:t>Taylor Henrique</w:t>
+            </w:r>
+            <w:r>
+              <w:rPr>
+                <w:sz w:val="20"/>
+                <w:szCs w:val="20"/>
+              </w:rPr>
+              <w:br/>
+              <w:t>Data: 09/0</w:t>
+            </w:r>
+            <w:r>
+              <w:rPr>
+                <w:sz w:val="20"/>
+                <w:szCs w:val="20"/>
+              </w:rPr>
+              <w:t>6</w:t>
+            </w:r>
+            <w:r>
+              <w:rPr>
+                <w:sz w:val="20"/>
+                <w:szCs w:val="20"/>
+              </w:rPr>
+              <w:t>/2026</w:t>
+            </w:r>
           </w:p>
         </w:tc>
       </w:tr>
@@ -2517,34 +2929,34 @@
           <w:tcPr>
             <w:tcW w:w="1550" w:type="dxa"/>
             <w:tcBorders>
-              <w:top w:val="single" w:color="C4C7C5" w:sz="6"/>
-              <w:left w:val="single" w:color="C4C7C5" w:sz="6"/>
-              <w:bottom w:val="single" w:color="C4C7C5" w:sz="6"/>
-              <w:right w:val="single" w:color="C4C7C5" w:sz="6"/>
-            </w:tcBorders>
-            <w:tcMar>
-              <w:top w:w="120" w:type="dxa"/>
-              <w:left w:w="180" w:type="dxa"/>
-              <w:bottom w:w="120" w:type="dxa"/>
-              <w:right w:w="180" w:type="dxa"/>
-            </w:tcMar>
-            <w:vAlign w:val="center"/>
-          </w:tcPr>
-          <w:p>
-            <w:pPr>
-              <w:spacing w:before="0" w:beforeAutospacing="off" w:after="0" w:afterAutospacing="off"/>
-              <w:rPr>
-                <w:b w:val="1"/>
-                <w:bCs w:val="1"/>
-                <w:color w:val="1F1F1F"/>
-                <w:sz w:val="20"/>
-                <w:szCs w:val="20"/>
-              </w:rPr>
-            </w:pPr>
-            <w:r>
-              <w:rPr>
-                <w:b w:val="1"/>
-                <w:bCs w:val="1"/>
+              <w:top w:val="single" w:sz="6" w:space="0" w:color="C4C7C5"/>
+              <w:left w:val="single" w:sz="6" w:space="0" w:color="C4C7C5"/>
+              <w:bottom w:val="single" w:sz="6" w:space="0" w:color="C4C7C5"/>
+              <w:right w:val="single" w:sz="6" w:space="0" w:color="C4C7C5"/>
+            </w:tcBorders>
+            <w:tcMar>
+              <w:top w:w="120" w:type="dxa"/>
+              <w:left w:w="180" w:type="dxa"/>
+              <w:bottom w:w="120" w:type="dxa"/>
+              <w:right w:w="180" w:type="dxa"/>
+            </w:tcMar>
+            <w:vAlign w:val="center"/>
+          </w:tcPr>
+          <w:p>
+            <w:pPr>
+              <w:spacing w:after="0"/>
+              <w:rPr>
+                <w:b/>
+                <w:bCs/>
+                <w:color w:val="1F1F1F"/>
+                <w:sz w:val="20"/>
+                <w:szCs w:val="20"/>
+              </w:rPr>
+            </w:pPr>
+            <w:r>
+              <w:rPr>
+                <w:b/>
+                <w:bCs/>
                 <w:color w:val="1F1F1F"/>
                 <w:sz w:val="20"/>
                 <w:szCs w:val="20"/>
@@ -2557,22 +2969,22 @@
           <w:tcPr>
             <w:tcW w:w="1550" w:type="dxa"/>
             <w:tcBorders>
-              <w:top w:val="single" w:color="C4C7C5" w:sz="6"/>
-              <w:left w:val="single" w:color="C4C7C5" w:sz="6"/>
-              <w:bottom w:val="single" w:color="C4C7C5" w:sz="6"/>
-              <w:right w:val="single" w:color="C4C7C5" w:sz="6"/>
-            </w:tcBorders>
-            <w:tcMar>
-              <w:top w:w="120" w:type="dxa"/>
-              <w:left w:w="180" w:type="dxa"/>
-              <w:bottom w:w="120" w:type="dxa"/>
-              <w:right w:w="180" w:type="dxa"/>
-            </w:tcMar>
-            <w:vAlign w:val="center"/>
-          </w:tcPr>
-          <w:p>
-            <w:pPr>
-              <w:spacing w:before="0" w:beforeAutospacing="off" w:after="0" w:afterAutospacing="off"/>
+              <w:top w:val="single" w:sz="6" w:space="0" w:color="C4C7C5"/>
+              <w:left w:val="single" w:sz="6" w:space="0" w:color="C4C7C5"/>
+              <w:bottom w:val="single" w:sz="6" w:space="0" w:color="C4C7C5"/>
+              <w:right w:val="single" w:sz="6" w:space="0" w:color="C4C7C5"/>
+            </w:tcBorders>
+            <w:tcMar>
+              <w:top w:w="120" w:type="dxa"/>
+              <w:left w:w="180" w:type="dxa"/>
+              <w:bottom w:w="120" w:type="dxa"/>
+              <w:right w:w="180" w:type="dxa"/>
+            </w:tcMar>
+            <w:vAlign w:val="center"/>
+          </w:tcPr>
+          <w:p>
+            <w:pPr>
+              <w:spacing w:after="0"/>
               <w:rPr>
                 <w:color w:val="1F1F1F"/>
                 <w:sz w:val="20"/>
@@ -2593,22 +3005,22 @@
           <w:tcPr>
             <w:tcW w:w="1550" w:type="dxa"/>
             <w:tcBorders>
-              <w:top w:val="single" w:color="C4C7C5" w:sz="6"/>
-              <w:left w:val="single" w:color="C4C7C5" w:sz="6"/>
-              <w:bottom w:val="single" w:color="C4C7C5" w:sz="6"/>
-              <w:right w:val="single" w:color="C4C7C5" w:sz="6"/>
-            </w:tcBorders>
-            <w:tcMar>
-              <w:top w:w="120" w:type="dxa"/>
-              <w:left w:w="180" w:type="dxa"/>
-              <w:bottom w:w="120" w:type="dxa"/>
-              <w:right w:w="180" w:type="dxa"/>
-            </w:tcMar>
-            <w:vAlign w:val="center"/>
-          </w:tcPr>
-          <w:p>
-            <w:pPr>
-              <w:spacing w:before="0" w:beforeAutospacing="off" w:after="0" w:afterAutospacing="off"/>
+              <w:top w:val="single" w:sz="6" w:space="0" w:color="C4C7C5"/>
+              <w:left w:val="single" w:sz="6" w:space="0" w:color="C4C7C5"/>
+              <w:bottom w:val="single" w:sz="6" w:space="0" w:color="C4C7C5"/>
+              <w:right w:val="single" w:sz="6" w:space="0" w:color="C4C7C5"/>
+            </w:tcBorders>
+            <w:tcMar>
+              <w:top w:w="120" w:type="dxa"/>
+              <w:left w:w="180" w:type="dxa"/>
+              <w:bottom w:w="120" w:type="dxa"/>
+              <w:right w:w="180" w:type="dxa"/>
+            </w:tcMar>
+            <w:vAlign w:val="center"/>
+          </w:tcPr>
+          <w:p>
+            <w:pPr>
+              <w:spacing w:after="0"/>
               <w:rPr>
                 <w:color w:val="1F1F1F"/>
                 <w:sz w:val="20"/>
@@ -2629,22 +3041,22 @@
           <w:tcPr>
             <w:tcW w:w="1550" w:type="dxa"/>
             <w:tcBorders>
-              <w:top w:val="single" w:color="C4C7C5" w:sz="6"/>
-              <w:left w:val="single" w:color="C4C7C5" w:sz="6"/>
-              <w:bottom w:val="single" w:color="C4C7C5" w:sz="6"/>
-              <w:right w:val="single" w:color="C4C7C5" w:sz="6"/>
-            </w:tcBorders>
-            <w:tcMar>
-              <w:top w:w="120" w:type="dxa"/>
-              <w:left w:w="180" w:type="dxa"/>
-              <w:bottom w:w="120" w:type="dxa"/>
-              <w:right w:w="180" w:type="dxa"/>
-            </w:tcMar>
-            <w:vAlign w:val="center"/>
-          </w:tcPr>
-          <w:p>
-            <w:pPr>
-              <w:spacing w:before="0" w:beforeAutospacing="off" w:after="0" w:afterAutospacing="off"/>
+              <w:top w:val="single" w:sz="6" w:space="0" w:color="C4C7C5"/>
+              <w:left w:val="single" w:sz="6" w:space="0" w:color="C4C7C5"/>
+              <w:bottom w:val="single" w:sz="6" w:space="0" w:color="C4C7C5"/>
+              <w:right w:val="single" w:sz="6" w:space="0" w:color="C4C7C5"/>
+            </w:tcBorders>
+            <w:tcMar>
+              <w:top w:w="120" w:type="dxa"/>
+              <w:left w:w="180" w:type="dxa"/>
+              <w:bottom w:w="120" w:type="dxa"/>
+              <w:right w:w="180" w:type="dxa"/>
+            </w:tcMar>
+            <w:vAlign w:val="center"/>
+          </w:tcPr>
+          <w:p>
+            <w:pPr>
+              <w:spacing w:after="0"/>
               <w:rPr>
                 <w:color w:val="1F1F1F"/>
                 <w:sz w:val="20"/>
@@ -2665,22 +3077,22 @@
           <w:tcPr>
             <w:tcW w:w="1550" w:type="dxa"/>
             <w:tcBorders>
-              <w:top w:val="single" w:color="C4C7C5" w:sz="6"/>
-              <w:left w:val="single" w:color="C4C7C5" w:sz="6"/>
-              <w:bottom w:val="single" w:color="C4C7C5" w:sz="6"/>
-              <w:right w:val="single" w:color="C4C7C5" w:sz="6"/>
-            </w:tcBorders>
-            <w:tcMar>
-              <w:top w:w="120" w:type="dxa"/>
-              <w:left w:w="180" w:type="dxa"/>
-              <w:bottom w:w="120" w:type="dxa"/>
-              <w:right w:w="180" w:type="dxa"/>
-            </w:tcMar>
-            <w:vAlign w:val="center"/>
-          </w:tcPr>
-          <w:p>
-            <w:pPr>
-              <w:spacing w:before="0" w:beforeAutospacing="off" w:after="0" w:afterAutospacing="off"/>
+              <w:top w:val="single" w:sz="6" w:space="0" w:color="C4C7C5"/>
+              <w:left w:val="single" w:sz="6" w:space="0" w:color="C4C7C5"/>
+              <w:bottom w:val="single" w:sz="6" w:space="0" w:color="C4C7C5"/>
+              <w:right w:val="single" w:sz="6" w:space="0" w:color="C4C7C5"/>
+            </w:tcBorders>
+            <w:tcMar>
+              <w:top w:w="120" w:type="dxa"/>
+              <w:left w:w="180" w:type="dxa"/>
+              <w:bottom w:w="120" w:type="dxa"/>
+              <w:right w:w="180" w:type="dxa"/>
+            </w:tcMar>
+            <w:vAlign w:val="center"/>
+          </w:tcPr>
+          <w:p>
+            <w:pPr>
+              <w:spacing w:after="0"/>
               <w:rPr>
                 <w:color w:val="1F1F1F"/>
                 <w:sz w:val="20"/>
@@ -2698,7 +3110,7 @@
           </w:p>
           <w:p>
             <w:pPr>
-              <w:spacing w:before="0" w:beforeAutospacing="off" w:after="0" w:afterAutospacing="off"/>
+              <w:spacing w:after="0"/>
               <w:rPr>
                 <w:color w:val="1F1F1F"/>
                 <w:sz w:val="20"/>
@@ -2719,22 +3131,22 @@
           <w:tcPr>
             <w:tcW w:w="2460" w:type="dxa"/>
             <w:tcBorders>
-              <w:top w:val="single" w:color="C4C7C5" w:sz="6"/>
-              <w:left w:val="single" w:color="C4C7C5" w:sz="6"/>
-              <w:bottom w:val="single" w:color="C4C7C5" w:sz="6"/>
-              <w:right w:val="single" w:color="C4C7C5" w:sz="6"/>
-            </w:tcBorders>
-            <w:tcMar>
-              <w:top w:w="120" w:type="dxa"/>
-              <w:left w:w="180" w:type="dxa"/>
-              <w:bottom w:w="120" w:type="dxa"/>
-              <w:right w:w="180" w:type="dxa"/>
-            </w:tcMar>
-            <w:vAlign w:val="center"/>
-          </w:tcPr>
-          <w:p>
-            <w:pPr>
-              <w:spacing w:before="0" w:beforeAutospacing="off" w:after="0" w:afterAutospacing="off"/>
+              <w:top w:val="single" w:sz="6" w:space="0" w:color="C4C7C5"/>
+              <w:left w:val="single" w:sz="6" w:space="0" w:color="C4C7C5"/>
+              <w:bottom w:val="single" w:sz="6" w:space="0" w:color="C4C7C5"/>
+              <w:right w:val="single" w:sz="6" w:space="0" w:color="C4C7C5"/>
+            </w:tcBorders>
+            <w:tcMar>
+              <w:top w:w="120" w:type="dxa"/>
+              <w:left w:w="180" w:type="dxa"/>
+              <w:bottom w:w="120" w:type="dxa"/>
+              <w:right w:w="180" w:type="dxa"/>
+            </w:tcMar>
+            <w:vAlign w:val="center"/>
+          </w:tcPr>
+          <w:p>
+            <w:pPr>
+              <w:spacing w:after="0"/>
               <w:rPr>
                 <w:color w:val="1F1F1F"/>
                 <w:sz w:val="20"/>
@@ -2755,45 +3167,66 @@
           <w:tcPr>
             <w:tcW w:w="1320" w:type="dxa"/>
             <w:tcBorders>
-              <w:top w:val="single" w:color="C4C7C5" w:sz="6"/>
-              <w:left w:val="single" w:color="C4C7C5" w:sz="6"/>
-              <w:bottom w:val="single" w:color="C4C7C5" w:sz="6"/>
-              <w:right w:val="single" w:color="C4C7C5" w:sz="6"/>
-            </w:tcBorders>
-            <w:tcMar>
-              <w:top w:w="120" w:type="dxa"/>
-              <w:left w:w="180" w:type="dxa"/>
-              <w:bottom w:w="120" w:type="dxa"/>
-              <w:right w:w="180" w:type="dxa"/>
-            </w:tcMar>
-            <w:vAlign w:val="center"/>
-          </w:tcPr>
-          <w:p>
-            <w:pPr>
-              <w:rPr>
-                <w:sz w:val="20"/>
-                <w:szCs w:val="20"/>
-              </w:rPr>
-            </w:pPr>
+              <w:top w:val="single" w:sz="6" w:space="0" w:color="C4C7C5"/>
+              <w:left w:val="single" w:sz="6" w:space="0" w:color="C4C7C5"/>
+              <w:bottom w:val="single" w:sz="6" w:space="0" w:color="C4C7C5"/>
+              <w:right w:val="single" w:sz="6" w:space="0" w:color="C4C7C5"/>
+            </w:tcBorders>
+            <w:tcMar>
+              <w:top w:w="120" w:type="dxa"/>
+              <w:left w:w="180" w:type="dxa"/>
+              <w:bottom w:w="120" w:type="dxa"/>
+              <w:right w:w="180" w:type="dxa"/>
+            </w:tcMar>
+            <w:vAlign w:val="center"/>
+          </w:tcPr>
+          <w:p>
+            <w:pPr>
+              <w:rPr>
+                <w:sz w:val="20"/>
+                <w:szCs w:val="20"/>
+              </w:rPr>
+            </w:pPr>
+            <w:r>
+              <w:rPr>
+                <w:sz w:val="20"/>
+                <w:szCs w:val="20"/>
+              </w:rPr>
+              <w:t>o sistema impediu a exclusão de registros vinculados, respeitando as restrições de chave estrangeira do PostgreSQL."</w:t>
+            </w:r>
           </w:p>
         </w:tc>
         <w:tc>
           <w:tcPr>
             <w:tcW w:w="1320" w:type="dxa"/>
             <w:tcBorders>
-              <w:top w:val="single" w:color="C4C7C5" w:sz="6"/>
-              <w:left w:val="single" w:color="C4C7C5" w:sz="6"/>
-              <w:bottom w:val="single" w:color="C4C7C5" w:sz="6"/>
-              <w:right w:val="single" w:color="C4C7C5" w:sz="6"/>
-            </w:tcBorders>
-            <w:tcMar>
-              <w:top w:w="120" w:type="dxa"/>
-              <w:left w:w="180" w:type="dxa"/>
-              <w:bottom w:w="120" w:type="dxa"/>
-              <w:right w:w="180" w:type="dxa"/>
-            </w:tcMar>
-            <w:vAlign w:val="center"/>
-          </w:tcPr>
+              <w:top w:val="single" w:sz="6" w:space="0" w:color="C4C7C5"/>
+              <w:left w:val="single" w:sz="6" w:space="0" w:color="C4C7C5"/>
+              <w:bottom w:val="single" w:sz="6" w:space="0" w:color="C4C7C5"/>
+              <w:right w:val="single" w:sz="6" w:space="0" w:color="C4C7C5"/>
+            </w:tcBorders>
+            <w:tcMar>
+              <w:top w:w="120" w:type="dxa"/>
+              <w:left w:w="180" w:type="dxa"/>
+              <w:bottom w:w="120" w:type="dxa"/>
+              <w:right w:w="180" w:type="dxa"/>
+            </w:tcMar>
+            <w:vAlign w:val="center"/>
+          </w:tcPr>
+          <w:p>
+            <w:pPr>
+              <w:pStyle w:val="NormalWeb"/>
+            </w:pPr>
+            <w:r>
+              <w:rPr>
+                <w:rFonts w:ascii="Calibri" w:hAnsi="Calibri" w:cs="Calibri"/>
+                <w:color w:val="000000"/>
+                <w:sz w:val="22"/>
+                <w:szCs w:val="22"/>
+              </w:rPr>
+              <w:t>Passou</w:t>
+            </w:r>
+          </w:p>
           <w:p>
             <w:pPr>
               <w:rPr>
@@ -2807,31 +3240,67 @@
           <w:tcPr>
             <w:tcW w:w="1230" w:type="dxa"/>
             <w:tcBorders>
-              <w:top w:val="single" w:color="C4C7C5" w:sz="6"/>
-              <w:left w:val="single" w:color="C4C7C5" w:sz="6"/>
-              <w:bottom w:val="single" w:color="C4C7C5" w:sz="6"/>
-              <w:right w:val="single" w:color="C4C7C5" w:sz="6"/>
-            </w:tcBorders>
-            <w:tcMar>
-              <w:top w:w="120" w:type="dxa"/>
-              <w:left w:w="180" w:type="dxa"/>
-              <w:bottom w:w="120" w:type="dxa"/>
-              <w:right w:w="180" w:type="dxa"/>
-            </w:tcMar>
-            <w:vAlign w:val="center"/>
-          </w:tcPr>
-          <w:p>
-            <w:pPr>
-              <w:rPr>
-                <w:sz w:val="20"/>
-                <w:szCs w:val="20"/>
-              </w:rPr>
-            </w:pPr>
+              <w:top w:val="single" w:sz="6" w:space="0" w:color="C4C7C5"/>
+              <w:left w:val="single" w:sz="6" w:space="0" w:color="C4C7C5"/>
+              <w:bottom w:val="single" w:sz="6" w:space="0" w:color="C4C7C5"/>
+              <w:right w:val="single" w:sz="6" w:space="0" w:color="C4C7C5"/>
+            </w:tcBorders>
+            <w:tcMar>
+              <w:top w:w="120" w:type="dxa"/>
+              <w:left w:w="180" w:type="dxa"/>
+              <w:bottom w:w="120" w:type="dxa"/>
+              <w:right w:w="180" w:type="dxa"/>
+            </w:tcMar>
+            <w:vAlign w:val="center"/>
+          </w:tcPr>
+          <w:p>
+            <w:pPr>
+              <w:rPr>
+                <w:sz w:val="20"/>
+                <w:szCs w:val="20"/>
+              </w:rPr>
+            </w:pPr>
+            <w:r>
+              <w:rPr>
+                <w:sz w:val="20"/>
+                <w:szCs w:val="20"/>
+              </w:rPr>
+              <w:t xml:space="preserve">Realizado por: </w:t>
+            </w:r>
+            <w:r>
+              <w:rPr>
+                <w:sz w:val="20"/>
+                <w:szCs w:val="20"/>
+              </w:rPr>
+              <w:t>Taylor Henrique</w:t>
+            </w:r>
+            <w:r>
+              <w:rPr>
+                <w:sz w:val="20"/>
+                <w:szCs w:val="20"/>
+              </w:rPr>
+              <w:br/>
+              <w:t>Data: 09/0</w:t>
+            </w:r>
+            <w:r>
+              <w:rPr>
+                <w:sz w:val="20"/>
+                <w:szCs w:val="20"/>
+              </w:rPr>
+              <w:t>6</w:t>
+            </w:r>
+            <w:r>
+              <w:rPr>
+                <w:sz w:val="20"/>
+                <w:szCs w:val="20"/>
+              </w:rPr>
+              <w:t>/2026</w:t>
+            </w:r>
           </w:p>
         </w:tc>
       </w:tr>
     </w:tbl>
-    <w:p xmlns:wp14="http://schemas.microsoft.com/office/word/2010/wordml" wp14:paraId="1E207724" wp14:textId="661853F0"/>
+    <w:p/>
     <w:sectPr>
       <w:pgSz w:w="16838" w:h="11906" w:orient="landscape"/>
       <w:pgMar w:top="1440" w:right="1440" w:bottom="1440" w:left="1440" w:header="720" w:footer="720" w:gutter="0"/>
@@ -2843,11 +3312,11 @@
 </file>
 
 <file path=word/styles.xml><?xml version="1.0" encoding="utf-8"?>
-<w:styles xmlns:wp14="http://schemas.microsoft.com/office/word/2010/wordprocessingDrawing" xmlns:mc="http://schemas.openxmlformats.org/markup-compatibility/2006" xmlns:r="http://schemas.openxmlformats.org/officeDocument/2006/relationships" xmlns:w="http://schemas.openxmlformats.org/wordprocessingml/2006/main" xmlns:w14="http://schemas.microsoft.com/office/word/2010/wordml" xmlns:w15="http://schemas.microsoft.com/office/word/2012/wordml" xmlns:w16se="http://schemas.microsoft.com/office/word/2015/wordml/symex" xmlns:w16cid="http://schemas.microsoft.com/office/word/2016/wordml/cid" xmlns:w16="http://schemas.microsoft.com/office/word/2018/wordml" xmlns:w16cex="http://schemas.microsoft.com/office/word/2018/wordml/cex" xmlns:w16sdtdh="http://schemas.microsoft.com/office/word/2020/wordml/sdtdatahash" xmlns:w16sdtfl="http://schemas.microsoft.com/office/word/2024/wordml/sdtformatlock" mc:Ignorable="w14 w15 wp14 w16se w16cid w16 w16cex w16sdtdh w16sdtfl">
+<w:styles xmlns:mc="http://schemas.openxmlformats.org/markup-compatibility/2006" xmlns:r="http://schemas.openxmlformats.org/officeDocument/2006/relationships" xmlns:w="http://schemas.openxmlformats.org/wordprocessingml/2006/main" xmlns:w14="http://schemas.microsoft.com/office/word/2010/wordml" xmlns:w15="http://schemas.microsoft.com/office/word/2012/wordml" xmlns:w16cex="http://schemas.microsoft.com/office/word/2018/wordml/cex" xmlns:w16cid="http://schemas.microsoft.com/office/word/2016/wordml/cid" xmlns:w16="http://schemas.microsoft.com/office/word/2018/wordml" xmlns:w16du="http://schemas.microsoft.com/office/word/2023/wordml/word16du" xmlns:w16sdtdh="http://schemas.microsoft.com/office/word/2020/wordml/sdtdatahash" xmlns:w16sdtfl="http://schemas.microsoft.com/office/word/2024/wordml/sdtformatlock" xmlns:w16se="http://schemas.microsoft.com/office/word/2015/wordml/symex" mc:Ignorable="w14 w15 w16se w16cid w16 w16cex w16sdtdh w16sdtfl w16du">
   <w:docDefaults>
     <w:rPrDefault>
       <w:rPr>
-        <w:rFonts w:asciiTheme="minorHAnsi" w:hAnsiTheme="minorHAnsi" w:eastAsiaTheme="minorHAnsi" w:cstheme="minorBidi"/>
+        <w:rFonts w:asciiTheme="minorHAnsi" w:eastAsiaTheme="minorHAnsi" w:hAnsiTheme="minorHAnsi" w:cstheme="minorBidi"/>
         <w:sz w:val="24"/>
         <w:szCs w:val="24"/>
         <w:lang w:val="pt-BR" w:eastAsia="en-US" w:bidi="ar-SA"/>
@@ -2859,17 +3328,17 @@
       </w:pPr>
     </w:pPrDefault>
   </w:docDefaults>
-  <w:latentStyles w:defLockedState="0" w:defUIPriority="99" w:defSemiHidden="0" w:defUnhideWhenUsed="0" w:defQFormat="0" w:count="371">
+  <w:latentStyles w:defLockedState="0" w:defUIPriority="99" w:defSemiHidden="0" w:defUnhideWhenUsed="0" w:defQFormat="0" w:count="376">
     <w:lsdException w:name="Normal" w:uiPriority="0" w:qFormat="1"/>
     <w:lsdException w:name="heading 1" w:uiPriority="9" w:qFormat="1"/>
-    <w:lsdException w:name="heading 2" w:uiPriority="9" w:semiHidden="1" w:unhideWhenUsed="1" w:qFormat="1"/>
-    <w:lsdException w:name="heading 3" w:uiPriority="9" w:semiHidden="1" w:unhideWhenUsed="1" w:qFormat="1"/>
-    <w:lsdException w:name="heading 4" w:uiPriority="9" w:semiHidden="1" w:unhideWhenUsed="1" w:qFormat="1"/>
-    <w:lsdException w:name="heading 5" w:uiPriority="9" w:semiHidden="1" w:unhideWhenUsed="1" w:qFormat="1"/>
-    <w:lsdException w:name="heading 6" w:uiPriority="9" w:semiHidden="1" w:unhideWhenUsed="1" w:qFormat="1"/>
-    <w:lsdException w:name="heading 7" w:uiPriority="9" w:semiHidden="1" w:unhideWhenUsed="1" w:qFormat="1"/>
-    <w:lsdException w:name="heading 8" w:uiPriority="9" w:semiHidden="1" w:unhideWhenUsed="1" w:qFormat="1"/>
-    <w:lsdException w:name="heading 9" w:uiPriority="9" w:semiHidden="1" w:unhideWhenUsed="1" w:qFormat="1"/>
+    <w:lsdException w:name="heading 2" w:semiHidden="1" w:uiPriority="9" w:unhideWhenUsed="1" w:qFormat="1"/>
+    <w:lsdException w:name="heading 3" w:semiHidden="1" w:uiPriority="9" w:unhideWhenUsed="1" w:qFormat="1"/>
+    <w:lsdException w:name="heading 4" w:semiHidden="1" w:uiPriority="9" w:unhideWhenUsed="1" w:qFormat="1"/>
+    <w:lsdException w:name="heading 5" w:semiHidden="1" w:uiPriority="9" w:unhideWhenUsed="1" w:qFormat="1"/>
+    <w:lsdException w:name="heading 6" w:semiHidden="1" w:uiPriority="9" w:unhideWhenUsed="1" w:qFormat="1"/>
+    <w:lsdException w:name="heading 7" w:semiHidden="1" w:uiPriority="9" w:unhideWhenUsed="1" w:qFormat="1"/>
+    <w:lsdException w:name="heading 8" w:semiHidden="1" w:uiPriority="9" w:unhideWhenUsed="1" w:qFormat="1"/>
+    <w:lsdException w:name="heading 9" w:semiHidden="1" w:uiPriority="9" w:unhideWhenUsed="1" w:qFormat="1"/>
     <w:lsdException w:name="index 1" w:semiHidden="1" w:unhideWhenUsed="1"/>
     <w:lsdException w:name="index 2" w:semiHidden="1" w:unhideWhenUsed="1"/>
     <w:lsdException w:name="index 3" w:semiHidden="1" w:unhideWhenUsed="1"/>
@@ -2879,22 +3348,22 @@
     <w:lsdException w:name="index 7" w:semiHidden="1" w:unhideWhenUsed="1"/>
     <w:lsdException w:name="index 8" w:semiHidden="1" w:unhideWhenUsed="1"/>
     <w:lsdException w:name="index 9" w:semiHidden="1" w:unhideWhenUsed="1"/>
-    <w:lsdException w:name="toc 1" w:uiPriority="39" w:semiHidden="1" w:unhideWhenUsed="1"/>
-    <w:lsdException w:name="toc 2" w:uiPriority="39" w:semiHidden="1" w:unhideWhenUsed="1"/>
-    <w:lsdException w:name="toc 3" w:uiPriority="39" w:semiHidden="1" w:unhideWhenUsed="1"/>
-    <w:lsdException w:name="toc 4" w:uiPriority="39" w:semiHidden="1" w:unhideWhenUsed="1"/>
-    <w:lsdException w:name="toc 5" w:uiPriority="39" w:semiHidden="1" w:unhideWhenUsed="1"/>
-    <w:lsdException w:name="toc 6" w:uiPriority="39" w:semiHidden="1" w:unhideWhenUsed="1"/>
-    <w:lsdException w:name="toc 7" w:uiPriority="39" w:semiHidden="1" w:unhideWhenUsed="1"/>
-    <w:lsdException w:name="toc 8" w:uiPriority="39" w:semiHidden="1" w:unhideWhenUsed="1"/>
-    <w:lsdException w:name="toc 9" w:uiPriority="39" w:semiHidden="1" w:unhideWhenUsed="1"/>
+    <w:lsdException w:name="toc 1" w:semiHidden="1" w:uiPriority="39" w:unhideWhenUsed="1"/>
+    <w:lsdException w:name="toc 2" w:semiHidden="1" w:uiPriority="39" w:unhideWhenUsed="1"/>
+    <w:lsdException w:name="toc 3" w:semiHidden="1" w:uiPriority="39" w:unhideWhenUsed="1"/>
+    <w:lsdException w:name="toc 4" w:semiHidden="1" w:uiPriority="39" w:unhideWhenUsed="1"/>
+    <w:lsdException w:name="toc 5" w:semiHidden="1" w:uiPriority="39" w:unhideWhenUsed="1"/>
+    <w:lsdException w:name="toc 6" w:semiHidden="1" w:uiPriority="39" w:unhideWhenUsed="1"/>
+    <w:lsdException w:name="toc 7" w:semiHidden="1" w:uiPriority="39" w:unhideWhenUsed="1"/>
+    <w:lsdException w:name="toc 8" w:semiHidden="1" w:uiPriority="39" w:unhideWhenUsed="1"/>
+    <w:lsdException w:name="toc 9" w:semiHidden="1" w:uiPriority="39" w:unhideWhenUsed="1"/>
     <w:lsdException w:name="Normal Indent" w:semiHidden="1" w:unhideWhenUsed="1"/>
     <w:lsdException w:name="footnote text" w:semiHidden="1" w:unhideWhenUsed="1"/>
     <w:lsdException w:name="annotation text" w:semiHidden="1" w:unhideWhenUsed="1"/>
     <w:lsdException w:name="header" w:semiHidden="1" w:unhideWhenUsed="1"/>
     <w:lsdException w:name="footer" w:semiHidden="1" w:unhideWhenUsed="1"/>
     <w:lsdException w:name="index heading" w:semiHidden="1" w:unhideWhenUsed="1"/>
-    <w:lsdException w:name="caption" w:uiPriority="35" w:semiHidden="1" w:unhideWhenUsed="1" w:qFormat="1"/>
+    <w:lsdException w:name="caption" w:semiHidden="1" w:uiPriority="35" w:unhideWhenUsed="1" w:qFormat="1"/>
     <w:lsdException w:name="table of figures" w:semiHidden="1" w:unhideWhenUsed="1"/>
     <w:lsdException w:name="envelope address" w:semiHidden="1" w:unhideWhenUsed="1"/>
     <w:lsdException w:name="envelope return" w:semiHidden="1" w:unhideWhenUsed="1"/>
@@ -2925,7 +3394,7 @@
     <w:lsdException w:name="Title" w:uiPriority="10" w:qFormat="1"/>
     <w:lsdException w:name="Closing" w:semiHidden="1" w:unhideWhenUsed="1"/>
     <w:lsdException w:name="Signature" w:semiHidden="1" w:unhideWhenUsed="1"/>
-    <w:lsdException w:name="Default Paragraph Font" w:uiPriority="1" w:semiHidden="1" w:unhideWhenUsed="1"/>
+    <w:lsdException w:name="Default Paragraph Font" w:semiHidden="1" w:uiPriority="1" w:unhideWhenUsed="1"/>
     <w:lsdException w:name="Body Text" w:semiHidden="1" w:unhideWhenUsed="1"/>
     <w:lsdException w:name="Body Text Indent" w:semiHidden="1" w:unhideWhenUsed="1"/>
     <w:lsdException w:name="List Continue" w:semiHidden="1" w:unhideWhenUsed="1"/>
@@ -3125,8 +3594,8 @@
     <w:lsdException w:name="Subtle Reference" w:uiPriority="31" w:qFormat="1"/>
     <w:lsdException w:name="Intense Reference" w:uiPriority="32" w:qFormat="1"/>
     <w:lsdException w:name="Book Title" w:uiPriority="33" w:qFormat="1"/>
-    <w:lsdException w:name="Bibliography" w:uiPriority="37" w:semiHidden="1" w:unhideWhenUsed="1"/>
-    <w:lsdException w:name="TOC Heading" w:uiPriority="39" w:semiHidden="1" w:unhideWhenUsed="1" w:qFormat="1"/>
+    <w:lsdException w:name="Bibliography" w:semiHidden="1" w:uiPriority="37" w:unhideWhenUsed="1"/>
+    <w:lsdException w:name="TOC Heading" w:semiHidden="1" w:uiPriority="39" w:unhideWhenUsed="1" w:qFormat="1"/>
     <w:lsdException w:name="Plain Table 1" w:uiPriority="41"/>
     <w:lsdException w:name="Plain Table 2" w:uiPriority="42"/>
     <w:lsdException w:name="Plain Table 3" w:uiPriority="43"/>
@@ -3231,18 +3700,22 @@
     <w:lsdException w:name="List Table 5 Dark Accent 6" w:uiPriority="50"/>
     <w:lsdException w:name="List Table 6 Colorful Accent 6" w:uiPriority="51"/>
     <w:lsdException w:name="List Table 7 Colorful Accent 6" w:uiPriority="52"/>
+    <w:lsdException w:name="Mention" w:semiHidden="1" w:unhideWhenUsed="1"/>
+    <w:lsdException w:name="Smart Hyperlink" w:semiHidden="1" w:unhideWhenUsed="1"/>
+    <w:lsdException w:name="Hashtag" w:semiHidden="1" w:unhideWhenUsed="1"/>
+    <w:lsdException w:name="Unresolved Mention" w:semiHidden="1" w:unhideWhenUsed="1"/>
+    <w:lsdException w:name="Smart Link" w:semiHidden="1" w:unhideWhenUsed="1"/>
   </w:latentStyles>
-  <w:style w:type="paragraph" w:styleId="Normal" w:default="1">
+  <w:style w:type="paragraph" w:default="1" w:styleId="Normal">
     <w:name w:val="Normal"/>
     <w:qFormat/>
   </w:style>
-  <w:style w:type="character" w:styleId="DefaultParagraphFont" w:default="1">
+  <w:style w:type="character" w:default="1" w:styleId="Fontepargpadro">
     <w:name w:val="Default Paragraph Font"/>
     <w:uiPriority w:val="1"/>
-    <w:semiHidden/>
     <w:unhideWhenUsed/>
   </w:style>
-  <w:style w:type="table" w:styleId="TableNormal" w:default="1">
+  <w:style w:type="table" w:default="1" w:styleId="Tabelanormal">
     <w:name w:val="Normal Table"/>
     <w:uiPriority w:val="99"/>
     <w:semiHidden/>
@@ -3257,43 +3730,51 @@
       </w:tblCellMar>
     </w:tblPr>
   </w:style>
-  <w:style w:type="numbering" w:styleId="NoList" w:default="1">
+  <w:style w:type="numbering" w:default="1" w:styleId="Semlista">
     <w:name w:val="No List"/>
     <w:uiPriority w:val="99"/>
     <w:semiHidden/>
     <w:unhideWhenUsed/>
   </w:style>
-  <w:style xmlns:w="http://schemas.openxmlformats.org/wordprocessingml/2006/main" w:type="table" w:styleId="TableGrid">
-    <w:name xmlns:w="http://schemas.openxmlformats.org/wordprocessingml/2006/main" w:val="Table Grid"/>
-    <w:basedOn xmlns:w="http://schemas.openxmlformats.org/wordprocessingml/2006/main" w:val="TableNormal"/>
-    <w:uiPriority xmlns:w="http://schemas.openxmlformats.org/wordprocessingml/2006/main" w:val="59"/>
-    <w:rsid xmlns:w="http://schemas.openxmlformats.org/wordprocessingml/2006/main" w:val="00FB4123"/>
-    <w:pPr xmlns:w="http://schemas.openxmlformats.org/wordprocessingml/2006/main">
+  <w:style w:type="table" w:styleId="Tabelacomgrade">
+    <w:name w:val="Table Grid"/>
+    <w:basedOn w:val="Tabelanormal"/>
+    <w:uiPriority w:val="59"/>
+    <w:rsid w:val="00FB4123"/>
+    <w:pPr>
       <w:spacing w:after="0" w:line="240" w:lineRule="auto"/>
     </w:pPr>
-    <w:tblPr xmlns:w="http://schemas.openxmlformats.org/wordprocessingml/2006/main">
-      <w:tblInd w:w="0" w:type="dxa"/>
+    <w:tblPr>
       <w:tblBorders>
-        <w:top w:val="single" w:color="000000" w:themeColor="text1" w:sz="4" w:space="0"/>
-        <w:left w:val="single" w:color="000000" w:themeColor="text1" w:sz="4" w:space="0"/>
-        <w:bottom w:val="single" w:color="000000" w:themeColor="text1" w:sz="4" w:space="0"/>
-        <w:right w:val="single" w:color="000000" w:themeColor="text1" w:sz="4" w:space="0"/>
-        <w:insideH w:val="single" w:color="000000" w:themeColor="text1" w:sz="4" w:space="0"/>
-        <w:insideV w:val="single" w:color="000000" w:themeColor="text1" w:sz="4" w:space="0"/>
+        <w:top w:val="single" w:sz="4" w:space="0" w:color="000000" w:themeColor="text1"/>
+        <w:left w:val="single" w:sz="4" w:space="0" w:color="000000" w:themeColor="text1"/>
+        <w:bottom w:val="single" w:sz="4" w:space="0" w:color="000000" w:themeColor="text1"/>
+        <w:right w:val="single" w:sz="4" w:space="0" w:color="000000" w:themeColor="text1"/>
+        <w:insideH w:val="single" w:sz="4" w:space="0" w:color="000000" w:themeColor="text1"/>
+        <w:insideV w:val="single" w:sz="4" w:space="0" w:color="000000" w:themeColor="text1"/>
       </w:tblBorders>
-      <w:tblCellMar>
-        <w:top w:w="0" w:type="dxa"/>
-        <w:left w:w="108" w:type="dxa"/>
-        <w:bottom w:w="0" w:type="dxa"/>
-        <w:right w:w="108" w:type="dxa"/>
-      </w:tblCellMar>
     </w:tblPr>
+  </w:style>
+  <w:style w:type="paragraph" w:styleId="NormalWeb">
+    <w:name w:val="Normal (Web)"/>
+    <w:basedOn w:val="Normal"/>
+    <w:uiPriority w:val="99"/>
+    <w:semiHidden/>
+    <w:unhideWhenUsed/>
+    <w:rsid w:val="008917E0"/>
+    <w:pPr>
+      <w:spacing w:before="100" w:beforeAutospacing="1" w:after="100" w:afterAutospacing="1" w:line="240" w:lineRule="auto"/>
+    </w:pPr>
+    <w:rPr>
+      <w:rFonts w:ascii="Times New Roman" w:eastAsia="Times New Roman" w:hAnsi="Times New Roman" w:cs="Times New Roman"/>
+      <w:lang w:eastAsia="pt-BR"/>
+    </w:rPr>
   </w:style>
 </w:styles>
 </file>
 
 <file path=word/theme/theme1.xml><?xml version="1.0" encoding="utf-8"?>
-<a:theme xmlns:thm15="http://schemas.microsoft.com/office/thememl/2012/main" xmlns:a="http://schemas.openxmlformats.org/drawingml/2006/main" name="Office Theme">
+<a:theme xmlns:a="http://schemas.openxmlformats.org/drawingml/2006/main" name="Office Theme">
   <a:themeElements>
     <a:clrScheme name="Office">
       <a:dk1>
